--- a/Rapport.docx
+++ b/Rapport.docx
@@ -47,16 +47,16 @@
         <w:rPr>
           <w:b/>
           <w:bCs/>
-          <w:sz w:val="20"/>
-          <w:szCs w:val="20"/>
-        </w:rPr>
-      </w:pPr>
-      <w:r>
-        <w:rPr>
-          <w:b/>
-          <w:bCs/>
-          <w:sz w:val="20"/>
-          <w:szCs w:val="20"/>
+          <w:sz w:val="24"/>
+          <w:szCs w:val="24"/>
+        </w:rPr>
+      </w:pPr>
+      <w:r>
+        <w:rPr>
+          <w:b/>
+          <w:bCs/>
+          <w:sz w:val="24"/>
+          <w:szCs w:val="24"/>
         </w:rPr>
         <w:t>1. Introduction</w:t>
       </w:r>
@@ -65,21 +65,21 @@
       <w:pPr>
         <w:spacing w:after="0"/>
         <w:rPr>
-          <w:sz w:val="20"/>
-          <w:szCs w:val="20"/>
-        </w:rPr>
-      </w:pPr>
-      <w:r>
-        <w:rPr>
-          <w:sz w:val="20"/>
-          <w:szCs w:val="20"/>
+          <w:sz w:val="24"/>
+          <w:szCs w:val="24"/>
+        </w:rPr>
+      </w:pPr>
+      <w:r>
+        <w:rPr>
+          <w:sz w:val="24"/>
+          <w:szCs w:val="24"/>
         </w:rPr>
         <w:t>Dans un Web Application Firewall (WAF), les règles de détection constituent l’élément central permettant d’identifier et de bloquer les attaques ciblant les applications web.</w:t>
       </w:r>
       <w:r>
         <w:rPr>
-          <w:sz w:val="20"/>
-          <w:szCs w:val="20"/>
+          <w:sz w:val="24"/>
+          <w:szCs w:val="24"/>
         </w:rPr>
         <w:br/>
         <w:t xml:space="preserve">L’objectif de cette étape du projet est de concevoir un </w:t>
@@ -88,15 +88,15 @@
         <w:rPr>
           <w:b/>
           <w:bCs/>
-          <w:sz w:val="20"/>
-          <w:szCs w:val="20"/>
+          <w:sz w:val="24"/>
+          <w:szCs w:val="24"/>
         </w:rPr>
         <w:t>système modulaire, extensible et performant</w:t>
       </w:r>
       <w:r>
         <w:rPr>
-          <w:sz w:val="20"/>
-          <w:szCs w:val="20"/>
+          <w:sz w:val="24"/>
+          <w:szCs w:val="24"/>
         </w:rPr>
         <w:t xml:space="preserve"> pour la gestion des signatures de sécurité, tout en restant conforme aux bonnes pratiques utilisées dans les WAF professionnels.</w:t>
       </w:r>
@@ -105,27 +105,27 @@
       <w:pPr>
         <w:spacing w:after="0"/>
         <w:rPr>
-          <w:sz w:val="20"/>
-          <w:szCs w:val="20"/>
-        </w:rPr>
-      </w:pPr>
-    </w:p>
-    <w:p>
-      <w:pPr>
-        <w:spacing w:after="0"/>
-        <w:rPr>
-          <w:b/>
-          <w:bCs/>
-          <w:sz w:val="20"/>
-          <w:szCs w:val="20"/>
-        </w:rPr>
-      </w:pPr>
-      <w:r>
-        <w:rPr>
-          <w:b/>
-          <w:bCs/>
-          <w:sz w:val="20"/>
-          <w:szCs w:val="20"/>
+          <w:sz w:val="24"/>
+          <w:szCs w:val="24"/>
+        </w:rPr>
+      </w:pPr>
+    </w:p>
+    <w:p>
+      <w:pPr>
+        <w:spacing w:after="0"/>
+        <w:rPr>
+          <w:b/>
+          <w:bCs/>
+          <w:sz w:val="24"/>
+          <w:szCs w:val="24"/>
+        </w:rPr>
+      </w:pPr>
+      <w:r>
+        <w:rPr>
+          <w:b/>
+          <w:bCs/>
+          <w:sz w:val="24"/>
+          <w:szCs w:val="24"/>
         </w:rPr>
         <w:t>2. Organisation des règles de détection</w:t>
       </w:r>
@@ -134,14 +134,14 @@
       <w:pPr>
         <w:spacing w:after="0"/>
         <w:rPr>
-          <w:sz w:val="20"/>
-          <w:szCs w:val="20"/>
-        </w:rPr>
-      </w:pPr>
-      <w:r>
-        <w:rPr>
-          <w:sz w:val="20"/>
-          <w:szCs w:val="20"/>
+          <w:sz w:val="24"/>
+          <w:szCs w:val="24"/>
+        </w:rPr>
+      </w:pPr>
+      <w:r>
+        <w:rPr>
+          <w:sz w:val="24"/>
+          <w:szCs w:val="24"/>
         </w:rPr>
         <w:t xml:space="preserve">Afin d’améliorer la lisibilité, la maintenance et l’évolutivité du système, les règles de détection ont été réparties dans </w:t>
       </w:r>
@@ -149,15 +149,15 @@
         <w:rPr>
           <w:b/>
           <w:bCs/>
-          <w:sz w:val="20"/>
-          <w:szCs w:val="20"/>
+          <w:sz w:val="24"/>
+          <w:szCs w:val="24"/>
         </w:rPr>
         <w:t>plusieurs fichiers JSON</w:t>
       </w:r>
       <w:r>
         <w:rPr>
-          <w:sz w:val="20"/>
-          <w:szCs w:val="20"/>
+          <w:sz w:val="24"/>
+          <w:szCs w:val="24"/>
         </w:rPr>
         <w:t>, chacun correspondant à une catégorie spécifique d’attaques ou de contrôles de sécurité.</w:t>
       </w:r>
@@ -168,16 +168,16 @@
         <w:rPr>
           <w:b/>
           <w:bCs/>
-          <w:sz w:val="20"/>
-          <w:szCs w:val="20"/>
-        </w:rPr>
-      </w:pPr>
-      <w:r>
-        <w:rPr>
-          <w:b/>
-          <w:bCs/>
-          <w:sz w:val="20"/>
-          <w:szCs w:val="20"/>
+          <w:sz w:val="24"/>
+          <w:szCs w:val="24"/>
+        </w:rPr>
+      </w:pPr>
+      <w:r>
+        <w:rPr>
+          <w:b/>
+          <w:bCs/>
+          <w:sz w:val="24"/>
+          <w:szCs w:val="24"/>
         </w:rPr>
         <w:t>2.1 Structure des fichiers de règles</w:t>
       </w:r>
@@ -186,14 +186,14 @@
       <w:pPr>
         <w:spacing w:after="0"/>
         <w:rPr>
-          <w:sz w:val="20"/>
-          <w:szCs w:val="20"/>
-        </w:rPr>
-      </w:pPr>
-      <w:r>
-        <w:rPr>
-          <w:sz w:val="20"/>
-          <w:szCs w:val="20"/>
+          <w:sz w:val="24"/>
+          <w:szCs w:val="24"/>
+        </w:rPr>
+      </w:pPr>
+      <w:r>
+        <w:rPr>
+          <w:sz w:val="24"/>
+          <w:szCs w:val="24"/>
         </w:rPr>
         <w:t>Les règles sont stockées dans le répertoire suivant :</w:t>
       </w:r>
@@ -204,17 +204,29 @@
         <w:ind w:left="2832"/>
         <w:rPr>
           <w:color w:val="0070C0"/>
-          <w:sz w:val="20"/>
-          <w:szCs w:val="20"/>
-        </w:rPr>
-      </w:pPr>
+          <w:sz w:val="24"/>
+          <w:szCs w:val="24"/>
+        </w:rPr>
+      </w:pPr>
+      <w:proofErr w:type="spellStart"/>
+      <w:proofErr w:type="gramStart"/>
       <w:r>
         <w:rPr>
           <w:color w:val="0070C0"/>
-          <w:sz w:val="20"/>
-          <w:szCs w:val="20"/>
-        </w:rPr>
-        <w:t>regles/</w:t>
+          <w:sz w:val="24"/>
+          <w:szCs w:val="24"/>
+        </w:rPr>
+        <w:t>regles</w:t>
+      </w:r>
+      <w:proofErr w:type="spellEnd"/>
+      <w:proofErr w:type="gramEnd"/>
+      <w:r>
+        <w:rPr>
+          <w:color w:val="0070C0"/>
+          <w:sz w:val="24"/>
+          <w:szCs w:val="24"/>
+        </w:rPr>
+        <w:t>/</w:t>
       </w:r>
     </w:p>
     <w:p>
@@ -223,15 +235,15 @@
         <w:ind w:left="2832"/>
         <w:rPr>
           <w:color w:val="0070C0"/>
-          <w:sz w:val="20"/>
-          <w:szCs w:val="20"/>
+          <w:sz w:val="24"/>
+          <w:szCs w:val="24"/>
         </w:rPr>
       </w:pPr>
       <w:r>
         <w:rPr>
           <w:color w:val="0070C0"/>
-          <w:sz w:val="20"/>
-          <w:szCs w:val="20"/>
+          <w:sz w:val="24"/>
+          <w:szCs w:val="24"/>
         </w:rPr>
         <w:t>└── signatures/</w:t>
       </w:r>
@@ -242,16 +254,16 @@
         <w:ind w:left="2832"/>
         <w:rPr>
           <w:color w:val="0070C0"/>
-          <w:sz w:val="20"/>
-          <w:szCs w:val="20"/>
+          <w:sz w:val="24"/>
+          <w:szCs w:val="24"/>
           <w:lang w:val="en-GB"/>
         </w:rPr>
       </w:pPr>
       <w:r>
         <w:rPr>
           <w:color w:val="0070C0"/>
-          <w:sz w:val="20"/>
-          <w:szCs w:val="20"/>
+          <w:sz w:val="24"/>
+          <w:szCs w:val="24"/>
         </w:rPr>
         <w:t xml:space="preserve">    </w:t>
       </w:r>
@@ -259,8 +271,8 @@
         <w:rPr>
           <w:rFonts w:ascii="MS Gothic" w:eastAsia="MS Gothic" w:hAnsi="MS Gothic" w:cs="MS Gothic" w:hint="eastAsia"/>
           <w:color w:val="0070C0"/>
-          <w:sz w:val="20"/>
-          <w:szCs w:val="20"/>
+          <w:sz w:val="24"/>
+          <w:szCs w:val="24"/>
           <w:lang w:val="en-GB"/>
         </w:rPr>
         <w:t>├</w:t>
@@ -269,8 +281,8 @@
         <w:rPr>
           <w:rFonts w:ascii="Aptos" w:hAnsi="Aptos" w:cs="Aptos"/>
           <w:color w:val="0070C0"/>
-          <w:sz w:val="20"/>
-          <w:szCs w:val="20"/>
+          <w:sz w:val="24"/>
+          <w:szCs w:val="24"/>
           <w:lang w:val="en-GB"/>
         </w:rPr>
         <w:t>──</w:t>
@@ -278,12 +290,34 @@
       <w:r>
         <w:rPr>
           <w:color w:val="0070C0"/>
-          <w:sz w:val="20"/>
-          <w:szCs w:val="20"/>
+          <w:sz w:val="24"/>
+          <w:szCs w:val="24"/>
           <w:lang w:val="en-GB"/>
         </w:rPr>
-        <w:t xml:space="preserve"> access_control.json</w:t>
-      </w:r>
+        <w:t xml:space="preserve"> </w:t>
+      </w:r>
+      <w:proofErr w:type="spellStart"/>
+      <w:r>
+        <w:rPr>
+          <w:color w:val="0070C0"/>
+          <w:sz w:val="24"/>
+          <w:szCs w:val="24"/>
+          <w:lang w:val="en-GB"/>
+        </w:rPr>
+        <w:t>access_</w:t>
+      </w:r>
+      <w:proofErr w:type="gramStart"/>
+      <w:r>
+        <w:rPr>
+          <w:color w:val="0070C0"/>
+          <w:sz w:val="24"/>
+          <w:szCs w:val="24"/>
+          <w:lang w:val="en-GB"/>
+        </w:rPr>
+        <w:t>control.json</w:t>
+      </w:r>
+      <w:proofErr w:type="spellEnd"/>
+      <w:proofErr w:type="gramEnd"/>
     </w:p>
     <w:p>
       <w:pPr>
@@ -291,16 +325,16 @@
         <w:ind w:left="2832"/>
         <w:rPr>
           <w:color w:val="0070C0"/>
-          <w:sz w:val="20"/>
-          <w:szCs w:val="20"/>
+          <w:sz w:val="24"/>
+          <w:szCs w:val="24"/>
           <w:lang w:val="en-GB"/>
         </w:rPr>
       </w:pPr>
       <w:r>
         <w:rPr>
           <w:color w:val="0070C0"/>
-          <w:sz w:val="20"/>
-          <w:szCs w:val="20"/>
+          <w:sz w:val="24"/>
+          <w:szCs w:val="24"/>
           <w:lang w:val="en-GB"/>
         </w:rPr>
         <w:t xml:space="preserve">    </w:t>
@@ -309,8 +343,8 @@
         <w:rPr>
           <w:rFonts w:ascii="MS Gothic" w:eastAsia="MS Gothic" w:hAnsi="MS Gothic" w:cs="MS Gothic" w:hint="eastAsia"/>
           <w:color w:val="0070C0"/>
-          <w:sz w:val="20"/>
-          <w:szCs w:val="20"/>
+          <w:sz w:val="24"/>
+          <w:szCs w:val="24"/>
           <w:lang w:val="en-GB"/>
         </w:rPr>
         <w:t>├</w:t>
@@ -319,8 +353,8 @@
         <w:rPr>
           <w:rFonts w:ascii="Aptos" w:hAnsi="Aptos" w:cs="Aptos"/>
           <w:color w:val="0070C0"/>
-          <w:sz w:val="20"/>
-          <w:szCs w:val="20"/>
+          <w:sz w:val="24"/>
+          <w:szCs w:val="24"/>
           <w:lang w:val="en-GB"/>
         </w:rPr>
         <w:t>──</w:t>
@@ -328,12 +362,34 @@
       <w:r>
         <w:rPr>
           <w:color w:val="0070C0"/>
-          <w:sz w:val="20"/>
-          <w:szCs w:val="20"/>
+          <w:sz w:val="24"/>
+          <w:szCs w:val="24"/>
           <w:lang w:val="en-GB"/>
         </w:rPr>
-        <w:t xml:space="preserve"> bots_scanners.json</w:t>
-      </w:r>
+        <w:t xml:space="preserve"> </w:t>
+      </w:r>
+      <w:proofErr w:type="spellStart"/>
+      <w:r>
+        <w:rPr>
+          <w:color w:val="0070C0"/>
+          <w:sz w:val="24"/>
+          <w:szCs w:val="24"/>
+          <w:lang w:val="en-GB"/>
+        </w:rPr>
+        <w:t>bots_</w:t>
+      </w:r>
+      <w:proofErr w:type="gramStart"/>
+      <w:r>
+        <w:rPr>
+          <w:color w:val="0070C0"/>
+          <w:sz w:val="24"/>
+          <w:szCs w:val="24"/>
+          <w:lang w:val="en-GB"/>
+        </w:rPr>
+        <w:t>scanners.json</w:t>
+      </w:r>
+      <w:proofErr w:type="spellEnd"/>
+      <w:proofErr w:type="gramEnd"/>
     </w:p>
     <w:p>
       <w:pPr>
@@ -341,16 +397,16 @@
         <w:ind w:left="2832"/>
         <w:rPr>
           <w:color w:val="0070C0"/>
-          <w:sz w:val="20"/>
-          <w:szCs w:val="20"/>
+          <w:sz w:val="24"/>
+          <w:szCs w:val="24"/>
           <w:lang w:val="en-GB"/>
         </w:rPr>
       </w:pPr>
       <w:r>
         <w:rPr>
           <w:color w:val="0070C0"/>
-          <w:sz w:val="20"/>
-          <w:szCs w:val="20"/>
+          <w:sz w:val="24"/>
+          <w:szCs w:val="24"/>
           <w:lang w:val="en-GB"/>
         </w:rPr>
         <w:t xml:space="preserve">    </w:t>
@@ -359,8 +415,8 @@
         <w:rPr>
           <w:rFonts w:ascii="MS Gothic" w:eastAsia="MS Gothic" w:hAnsi="MS Gothic" w:cs="MS Gothic" w:hint="eastAsia"/>
           <w:color w:val="0070C0"/>
-          <w:sz w:val="20"/>
-          <w:szCs w:val="20"/>
+          <w:sz w:val="24"/>
+          <w:szCs w:val="24"/>
           <w:lang w:val="en-GB"/>
         </w:rPr>
         <w:t>├</w:t>
@@ -369,8 +425,8 @@
         <w:rPr>
           <w:rFonts w:ascii="Aptos" w:hAnsi="Aptos" w:cs="Aptos"/>
           <w:color w:val="0070C0"/>
-          <w:sz w:val="20"/>
-          <w:szCs w:val="20"/>
+          <w:sz w:val="24"/>
+          <w:szCs w:val="24"/>
           <w:lang w:val="en-GB"/>
         </w:rPr>
         <w:t>──</w:t>
@@ -378,12 +434,25 @@
       <w:r>
         <w:rPr>
           <w:color w:val="0070C0"/>
-          <w:sz w:val="20"/>
-          <w:szCs w:val="20"/>
+          <w:sz w:val="24"/>
+          <w:szCs w:val="24"/>
           <w:lang w:val="en-GB"/>
         </w:rPr>
-        <w:t xml:space="preserve"> custom.json</w:t>
-      </w:r>
+        <w:t xml:space="preserve"> </w:t>
+      </w:r>
+      <w:proofErr w:type="spellStart"/>
+      <w:proofErr w:type="gramStart"/>
+      <w:r>
+        <w:rPr>
+          <w:color w:val="0070C0"/>
+          <w:sz w:val="24"/>
+          <w:szCs w:val="24"/>
+          <w:lang w:val="en-GB"/>
+        </w:rPr>
+        <w:t>custom.json</w:t>
+      </w:r>
+      <w:proofErr w:type="spellEnd"/>
+      <w:proofErr w:type="gramEnd"/>
     </w:p>
     <w:p>
       <w:pPr>
@@ -391,16 +460,16 @@
         <w:ind w:left="2832"/>
         <w:rPr>
           <w:color w:val="0070C0"/>
-          <w:sz w:val="20"/>
-          <w:szCs w:val="20"/>
+          <w:sz w:val="24"/>
+          <w:szCs w:val="24"/>
           <w:lang w:val="en-GB"/>
         </w:rPr>
       </w:pPr>
       <w:r>
         <w:rPr>
           <w:color w:val="0070C0"/>
-          <w:sz w:val="20"/>
-          <w:szCs w:val="20"/>
+          <w:sz w:val="24"/>
+          <w:szCs w:val="24"/>
           <w:lang w:val="en-GB"/>
         </w:rPr>
         <w:t xml:space="preserve">    </w:t>
@@ -409,8 +478,8 @@
         <w:rPr>
           <w:rFonts w:ascii="MS Gothic" w:eastAsia="MS Gothic" w:hAnsi="MS Gothic" w:cs="MS Gothic" w:hint="eastAsia"/>
           <w:color w:val="0070C0"/>
-          <w:sz w:val="20"/>
-          <w:szCs w:val="20"/>
+          <w:sz w:val="24"/>
+          <w:szCs w:val="24"/>
           <w:lang w:val="en-GB"/>
         </w:rPr>
         <w:t>├</w:t>
@@ -419,8 +488,8 @@
         <w:rPr>
           <w:rFonts w:ascii="Aptos" w:hAnsi="Aptos" w:cs="Aptos"/>
           <w:color w:val="0070C0"/>
-          <w:sz w:val="20"/>
-          <w:szCs w:val="20"/>
+          <w:sz w:val="24"/>
+          <w:szCs w:val="24"/>
           <w:lang w:val="en-GB"/>
         </w:rPr>
         <w:t>──</w:t>
@@ -428,12 +497,25 @@
       <w:r>
         <w:rPr>
           <w:color w:val="0070C0"/>
-          <w:sz w:val="20"/>
-          <w:szCs w:val="20"/>
+          <w:sz w:val="24"/>
+          <w:szCs w:val="24"/>
           <w:lang w:val="en-GB"/>
         </w:rPr>
-        <w:t xml:space="preserve"> dlp.json</w:t>
-      </w:r>
+        <w:t xml:space="preserve"> </w:t>
+      </w:r>
+      <w:proofErr w:type="spellStart"/>
+      <w:proofErr w:type="gramStart"/>
+      <w:r>
+        <w:rPr>
+          <w:color w:val="0070C0"/>
+          <w:sz w:val="24"/>
+          <w:szCs w:val="24"/>
+          <w:lang w:val="en-GB"/>
+        </w:rPr>
+        <w:t>dlp.json</w:t>
+      </w:r>
+      <w:proofErr w:type="spellEnd"/>
+      <w:proofErr w:type="gramEnd"/>
     </w:p>
     <w:p>
       <w:pPr>
@@ -441,16 +523,16 @@
         <w:ind w:left="2832"/>
         <w:rPr>
           <w:color w:val="0070C0"/>
-          <w:sz w:val="20"/>
-          <w:szCs w:val="20"/>
+          <w:sz w:val="24"/>
+          <w:szCs w:val="24"/>
           <w:lang w:val="en-GB"/>
         </w:rPr>
       </w:pPr>
       <w:r>
         <w:rPr>
           <w:color w:val="0070C0"/>
-          <w:sz w:val="20"/>
-          <w:szCs w:val="20"/>
+          <w:sz w:val="24"/>
+          <w:szCs w:val="24"/>
           <w:lang w:val="en-GB"/>
         </w:rPr>
         <w:t xml:space="preserve">    </w:t>
@@ -459,8 +541,8 @@
         <w:rPr>
           <w:rFonts w:ascii="MS Gothic" w:eastAsia="MS Gothic" w:hAnsi="MS Gothic" w:cs="MS Gothic" w:hint="eastAsia"/>
           <w:color w:val="0070C0"/>
-          <w:sz w:val="20"/>
-          <w:szCs w:val="20"/>
+          <w:sz w:val="24"/>
+          <w:szCs w:val="24"/>
           <w:lang w:val="en-GB"/>
         </w:rPr>
         <w:t>├</w:t>
@@ -469,8 +551,8 @@
         <w:rPr>
           <w:rFonts w:ascii="Aptos" w:hAnsi="Aptos" w:cs="Aptos"/>
           <w:color w:val="0070C0"/>
-          <w:sz w:val="20"/>
-          <w:szCs w:val="20"/>
+          <w:sz w:val="24"/>
+          <w:szCs w:val="24"/>
           <w:lang w:val="en-GB"/>
         </w:rPr>
         <w:t>──</w:t>
@@ -478,12 +560,25 @@
       <w:r>
         <w:rPr>
           <w:color w:val="0070C0"/>
-          <w:sz w:val="20"/>
-          <w:szCs w:val="20"/>
+          <w:sz w:val="24"/>
+          <w:szCs w:val="24"/>
           <w:lang w:val="en-GB"/>
         </w:rPr>
-        <w:t xml:space="preserve"> injection.json</w:t>
-      </w:r>
+        <w:t xml:space="preserve"> </w:t>
+      </w:r>
+      <w:proofErr w:type="spellStart"/>
+      <w:proofErr w:type="gramStart"/>
+      <w:r>
+        <w:rPr>
+          <w:color w:val="0070C0"/>
+          <w:sz w:val="24"/>
+          <w:szCs w:val="24"/>
+          <w:lang w:val="en-GB"/>
+        </w:rPr>
+        <w:t>injection.json</w:t>
+      </w:r>
+      <w:proofErr w:type="spellEnd"/>
+      <w:proofErr w:type="gramEnd"/>
     </w:p>
     <w:p>
       <w:pPr>
@@ -491,16 +586,16 @@
         <w:ind w:left="2832"/>
         <w:rPr>
           <w:color w:val="0070C0"/>
-          <w:sz w:val="20"/>
-          <w:szCs w:val="20"/>
+          <w:sz w:val="24"/>
+          <w:szCs w:val="24"/>
           <w:lang w:val="en-GB"/>
         </w:rPr>
       </w:pPr>
       <w:r>
         <w:rPr>
           <w:color w:val="0070C0"/>
-          <w:sz w:val="20"/>
-          <w:szCs w:val="20"/>
+          <w:sz w:val="24"/>
+          <w:szCs w:val="24"/>
           <w:lang w:val="en-GB"/>
         </w:rPr>
         <w:t xml:space="preserve">    </w:t>
@@ -509,8 +604,8 @@
         <w:rPr>
           <w:rFonts w:ascii="MS Gothic" w:eastAsia="MS Gothic" w:hAnsi="MS Gothic" w:cs="MS Gothic" w:hint="eastAsia"/>
           <w:color w:val="0070C0"/>
-          <w:sz w:val="20"/>
-          <w:szCs w:val="20"/>
+          <w:sz w:val="24"/>
+          <w:szCs w:val="24"/>
           <w:lang w:val="en-GB"/>
         </w:rPr>
         <w:t>├</w:t>
@@ -519,8 +614,8 @@
         <w:rPr>
           <w:rFonts w:ascii="Aptos" w:hAnsi="Aptos" w:cs="Aptos"/>
           <w:color w:val="0070C0"/>
-          <w:sz w:val="20"/>
-          <w:szCs w:val="20"/>
+          <w:sz w:val="24"/>
+          <w:szCs w:val="24"/>
           <w:lang w:val="en-GB"/>
         </w:rPr>
         <w:t>──</w:t>
@@ -528,8 +623,8 @@
       <w:r>
         <w:rPr>
           <w:color w:val="0070C0"/>
-          <w:sz w:val="20"/>
-          <w:szCs w:val="20"/>
+          <w:sz w:val="24"/>
+          <w:szCs w:val="24"/>
           <w:lang w:val="en-GB"/>
         </w:rPr>
         <w:t xml:space="preserve"> owasp10.json</w:t>
@@ -541,15 +636,15 @@
         <w:ind w:left="2832"/>
         <w:rPr>
           <w:color w:val="0070C0"/>
-          <w:sz w:val="20"/>
-          <w:szCs w:val="20"/>
+          <w:sz w:val="24"/>
+          <w:szCs w:val="24"/>
         </w:rPr>
       </w:pPr>
       <w:r>
         <w:rPr>
           <w:color w:val="0070C0"/>
-          <w:sz w:val="20"/>
-          <w:szCs w:val="20"/>
+          <w:sz w:val="24"/>
+          <w:szCs w:val="24"/>
           <w:lang w:val="en-GB"/>
         </w:rPr>
         <w:t xml:space="preserve">    </w:t>
@@ -558,8 +653,8 @@
         <w:rPr>
           <w:rFonts w:ascii="MS Gothic" w:eastAsia="MS Gothic" w:hAnsi="MS Gothic" w:cs="MS Gothic" w:hint="eastAsia"/>
           <w:color w:val="0070C0"/>
-          <w:sz w:val="20"/>
-          <w:szCs w:val="20"/>
+          <w:sz w:val="24"/>
+          <w:szCs w:val="24"/>
         </w:rPr>
         <w:t>├</w:t>
       </w:r>
@@ -567,50 +662,82 @@
         <w:rPr>
           <w:rFonts w:ascii="Aptos" w:hAnsi="Aptos" w:cs="Aptos"/>
           <w:color w:val="0070C0"/>
-          <w:sz w:val="20"/>
-          <w:szCs w:val="20"/>
+          <w:sz w:val="24"/>
+          <w:szCs w:val="24"/>
         </w:rPr>
         <w:t>──</w:t>
       </w:r>
       <w:r>
         <w:rPr>
           <w:color w:val="0070C0"/>
-          <w:sz w:val="20"/>
-          <w:szCs w:val="20"/>
-        </w:rPr>
-        <w:t xml:space="preserve"> rfc_files.json</w:t>
-      </w:r>
+          <w:sz w:val="24"/>
+          <w:szCs w:val="24"/>
+        </w:rPr>
+        <w:t xml:space="preserve"> </w:t>
+      </w:r>
+      <w:proofErr w:type="spellStart"/>
+      <w:r>
+        <w:rPr>
+          <w:color w:val="0070C0"/>
+          <w:sz w:val="24"/>
+          <w:szCs w:val="24"/>
+        </w:rPr>
+        <w:t>rfc_</w:t>
+      </w:r>
+      <w:proofErr w:type="gramStart"/>
+      <w:r>
+        <w:rPr>
+          <w:color w:val="0070C0"/>
+          <w:sz w:val="24"/>
+          <w:szCs w:val="24"/>
+        </w:rPr>
+        <w:t>files.json</w:t>
+      </w:r>
+      <w:proofErr w:type="spellEnd"/>
+      <w:proofErr w:type="gramEnd"/>
     </w:p>
     <w:p>
       <w:pPr>
         <w:spacing w:after="0"/>
         <w:ind w:left="2832"/>
         <w:rPr>
-          <w:sz w:val="20"/>
-          <w:szCs w:val="20"/>
+          <w:sz w:val="24"/>
+          <w:szCs w:val="24"/>
         </w:rPr>
       </w:pPr>
       <w:r>
         <w:rPr>
           <w:color w:val="0070C0"/>
-          <w:sz w:val="20"/>
-          <w:szCs w:val="20"/>
-        </w:rPr>
-        <w:t xml:space="preserve">    └── xss.json</w:t>
-      </w:r>
-    </w:p>
-    <w:p>
-      <w:pPr>
-        <w:spacing w:after="0"/>
-        <w:rPr>
-          <w:sz w:val="20"/>
-          <w:szCs w:val="20"/>
-        </w:rPr>
-      </w:pPr>
-      <w:r>
-        <w:rPr>
-          <w:sz w:val="20"/>
-          <w:szCs w:val="20"/>
+          <w:sz w:val="24"/>
+          <w:szCs w:val="24"/>
+        </w:rPr>
+        <w:t xml:space="preserve">    └── </w:t>
+      </w:r>
+      <w:proofErr w:type="spellStart"/>
+      <w:proofErr w:type="gramStart"/>
+      <w:r>
+        <w:rPr>
+          <w:color w:val="0070C0"/>
+          <w:sz w:val="24"/>
+          <w:szCs w:val="24"/>
+        </w:rPr>
+        <w:t>xss.json</w:t>
+      </w:r>
+      <w:proofErr w:type="spellEnd"/>
+      <w:proofErr w:type="gramEnd"/>
+    </w:p>
+    <w:p>
+      <w:pPr>
+        <w:spacing w:after="0"/>
+        <w:rPr>
+          <w:sz w:val="24"/>
+          <w:szCs w:val="24"/>
+        </w:rPr>
+      </w:pPr>
+      <w:r>
+        <w:rPr>
+          <w:sz w:val="24"/>
+          <w:szCs w:val="24"/>
         </w:rPr>
         <w:t>Chaque fichier regroupe des règles liées à un type de menace précis, par exemple :</w:t>
       </w:r>
@@ -623,25 +750,43 @@
         </w:numPr>
         <w:spacing w:after="0"/>
         <w:rPr>
-          <w:sz w:val="20"/>
-          <w:szCs w:val="20"/>
-        </w:rPr>
-      </w:pPr>
-      <w:r>
-        <w:rPr>
-          <w:b/>
-          <w:bCs/>
-          <w:sz w:val="20"/>
-          <w:szCs w:val="20"/>
+          <w:sz w:val="24"/>
+          <w:szCs w:val="24"/>
+        </w:rPr>
+      </w:pPr>
+      <w:r>
+        <w:rPr>
+          <w:b/>
+          <w:bCs/>
+          <w:sz w:val="24"/>
+          <w:szCs w:val="24"/>
         </w:rPr>
         <w:t>Injection SQL et commandes</w:t>
       </w:r>
       <w:r>
         <w:rPr>
-          <w:sz w:val="20"/>
-          <w:szCs w:val="20"/>
-        </w:rPr>
-        <w:t xml:space="preserve"> (injection.json)</w:t>
+          <w:sz w:val="24"/>
+          <w:szCs w:val="24"/>
+        </w:rPr>
+        <w:t xml:space="preserve"> (</w:t>
+      </w:r>
+      <w:proofErr w:type="spellStart"/>
+      <w:proofErr w:type="gramStart"/>
+      <w:r>
+        <w:rPr>
+          <w:sz w:val="24"/>
+          <w:szCs w:val="24"/>
+        </w:rPr>
+        <w:t>injection.json</w:t>
+      </w:r>
+      <w:proofErr w:type="spellEnd"/>
+      <w:proofErr w:type="gramEnd"/>
+      <w:r>
+        <w:rPr>
+          <w:sz w:val="24"/>
+          <w:szCs w:val="24"/>
+        </w:rPr>
+        <w:t>)</w:t>
       </w:r>
     </w:p>
     <w:p>
@@ -652,8 +797,8 @@
         </w:numPr>
         <w:spacing w:after="0"/>
         <w:rPr>
-          <w:sz w:val="20"/>
-          <w:szCs w:val="20"/>
+          <w:sz w:val="24"/>
+          <w:szCs w:val="24"/>
           <w:lang w:val="en-GB"/>
         </w:rPr>
       </w:pPr>
@@ -661,19 +806,39 @@
         <w:rPr>
           <w:b/>
           <w:bCs/>
-          <w:sz w:val="20"/>
-          <w:szCs w:val="20"/>
+          <w:sz w:val="24"/>
+          <w:szCs w:val="24"/>
           <w:lang w:val="en-GB"/>
         </w:rPr>
         <w:t>Cross-Site Scripting (XSS)</w:t>
       </w:r>
       <w:r>
         <w:rPr>
-          <w:sz w:val="20"/>
-          <w:szCs w:val="20"/>
+          <w:sz w:val="24"/>
+          <w:szCs w:val="24"/>
           <w:lang w:val="en-GB"/>
         </w:rPr>
-        <w:t xml:space="preserve"> (xss.json)</w:t>
+        <w:t xml:space="preserve"> (</w:t>
+      </w:r>
+      <w:proofErr w:type="spellStart"/>
+      <w:proofErr w:type="gramStart"/>
+      <w:r>
+        <w:rPr>
+          <w:sz w:val="24"/>
+          <w:szCs w:val="24"/>
+          <w:lang w:val="en-GB"/>
+        </w:rPr>
+        <w:t>xss.json</w:t>
+      </w:r>
+      <w:proofErr w:type="spellEnd"/>
+      <w:proofErr w:type="gramEnd"/>
+      <w:r>
+        <w:rPr>
+          <w:sz w:val="24"/>
+          <w:szCs w:val="24"/>
+          <w:lang w:val="en-GB"/>
+        </w:rPr>
+        <w:t>)</w:t>
       </w:r>
     </w:p>
     <w:p>
@@ -684,25 +849,50 @@
         </w:numPr>
         <w:spacing w:after="0"/>
         <w:rPr>
-          <w:sz w:val="20"/>
-          <w:szCs w:val="20"/>
-        </w:rPr>
-      </w:pPr>
-      <w:r>
-        <w:rPr>
-          <w:b/>
-          <w:bCs/>
-          <w:sz w:val="20"/>
-          <w:szCs w:val="20"/>
+          <w:sz w:val="24"/>
+          <w:szCs w:val="24"/>
+        </w:rPr>
+      </w:pPr>
+      <w:r>
+        <w:rPr>
+          <w:b/>
+          <w:bCs/>
+          <w:sz w:val="24"/>
+          <w:szCs w:val="24"/>
         </w:rPr>
         <w:t>Bots et scanners automatisés</w:t>
       </w:r>
       <w:r>
         <w:rPr>
-          <w:sz w:val="20"/>
-          <w:szCs w:val="20"/>
-        </w:rPr>
-        <w:t xml:space="preserve"> (bots_scanners.json)</w:t>
+          <w:sz w:val="24"/>
+          <w:szCs w:val="24"/>
+        </w:rPr>
+        <w:t xml:space="preserve"> (</w:t>
+      </w:r>
+      <w:proofErr w:type="spellStart"/>
+      <w:r>
+        <w:rPr>
+          <w:sz w:val="24"/>
+          <w:szCs w:val="24"/>
+        </w:rPr>
+        <w:t>bots_</w:t>
+      </w:r>
+      <w:proofErr w:type="gramStart"/>
+      <w:r>
+        <w:rPr>
+          <w:sz w:val="24"/>
+          <w:szCs w:val="24"/>
+        </w:rPr>
+        <w:t>scanners.json</w:t>
+      </w:r>
+      <w:proofErr w:type="spellEnd"/>
+      <w:proofErr w:type="gramEnd"/>
+      <w:r>
+        <w:rPr>
+          <w:sz w:val="24"/>
+          <w:szCs w:val="24"/>
+        </w:rPr>
+        <w:t>)</w:t>
       </w:r>
     </w:p>
     <w:p>
@@ -713,25 +903,50 @@
         </w:numPr>
         <w:spacing w:after="0"/>
         <w:rPr>
-          <w:sz w:val="20"/>
-          <w:szCs w:val="20"/>
-        </w:rPr>
-      </w:pPr>
-      <w:r>
-        <w:rPr>
-          <w:b/>
-          <w:bCs/>
-          <w:sz w:val="20"/>
-          <w:szCs w:val="20"/>
+          <w:sz w:val="24"/>
+          <w:szCs w:val="24"/>
+        </w:rPr>
+      </w:pPr>
+      <w:r>
+        <w:rPr>
+          <w:b/>
+          <w:bCs/>
+          <w:sz w:val="24"/>
+          <w:szCs w:val="24"/>
         </w:rPr>
         <w:t>Contrôle d’accès</w:t>
       </w:r>
       <w:r>
         <w:rPr>
-          <w:sz w:val="20"/>
-          <w:szCs w:val="20"/>
-        </w:rPr>
-        <w:t xml:space="preserve"> (access_control.json)</w:t>
+          <w:sz w:val="24"/>
+          <w:szCs w:val="24"/>
+        </w:rPr>
+        <w:t xml:space="preserve"> (</w:t>
+      </w:r>
+      <w:proofErr w:type="spellStart"/>
+      <w:r>
+        <w:rPr>
+          <w:sz w:val="24"/>
+          <w:szCs w:val="24"/>
+        </w:rPr>
+        <w:t>access_</w:t>
+      </w:r>
+      <w:proofErr w:type="gramStart"/>
+      <w:r>
+        <w:rPr>
+          <w:sz w:val="24"/>
+          <w:szCs w:val="24"/>
+        </w:rPr>
+        <w:t>control.json</w:t>
+      </w:r>
+      <w:proofErr w:type="spellEnd"/>
+      <w:proofErr w:type="gramEnd"/>
+      <w:r>
+        <w:rPr>
+          <w:sz w:val="24"/>
+          <w:szCs w:val="24"/>
+        </w:rPr>
+        <w:t>)</w:t>
       </w:r>
     </w:p>
     <w:p>
@@ -742,23 +957,23 @@
         </w:numPr>
         <w:spacing w:after="0"/>
         <w:rPr>
-          <w:sz w:val="20"/>
-          <w:szCs w:val="20"/>
-        </w:rPr>
-      </w:pPr>
-      <w:r>
-        <w:rPr>
-          <w:b/>
-          <w:bCs/>
-          <w:sz w:val="20"/>
-          <w:szCs w:val="20"/>
+          <w:sz w:val="24"/>
+          <w:szCs w:val="24"/>
+        </w:rPr>
+      </w:pPr>
+      <w:r>
+        <w:rPr>
+          <w:b/>
+          <w:bCs/>
+          <w:sz w:val="24"/>
+          <w:szCs w:val="24"/>
         </w:rPr>
         <w:t>OWASP Top 10</w:t>
       </w:r>
       <w:r>
         <w:rPr>
-          <w:sz w:val="20"/>
-          <w:szCs w:val="20"/>
+          <w:sz w:val="24"/>
+          <w:szCs w:val="24"/>
         </w:rPr>
         <w:t xml:space="preserve"> (owasp10.json)</w:t>
       </w:r>
@@ -767,30 +982,41 @@
       <w:pPr>
         <w:spacing w:after="0"/>
         <w:rPr>
-          <w:sz w:val="20"/>
-          <w:szCs w:val="20"/>
-        </w:rPr>
-      </w:pPr>
-      <w:r>
-        <w:rPr>
-          <w:sz w:val="20"/>
-          <w:szCs w:val="20"/>
+          <w:sz w:val="24"/>
+          <w:szCs w:val="24"/>
+        </w:rPr>
+      </w:pPr>
+      <w:r>
+        <w:rPr>
+          <w:sz w:val="24"/>
+          <w:szCs w:val="24"/>
         </w:rPr>
         <w:t xml:space="preserve">Cette séparation permet une meilleure gestion des règles et s’inspire directement des architectures utilisées par des solutions telles que </w:t>
       </w:r>
-      <w:r>
-        <w:rPr>
-          <w:b/>
-          <w:bCs/>
-          <w:sz w:val="20"/>
-          <w:szCs w:val="20"/>
-        </w:rPr>
-        <w:t>ModSecurity et OWASP CRS</w:t>
-      </w:r>
-      <w:r>
-        <w:rPr>
-          <w:sz w:val="20"/>
-          <w:szCs w:val="20"/>
+      <w:proofErr w:type="spellStart"/>
+      <w:r>
+        <w:rPr>
+          <w:b/>
+          <w:bCs/>
+          <w:sz w:val="24"/>
+          <w:szCs w:val="24"/>
+        </w:rPr>
+        <w:t>ModSecurity</w:t>
+      </w:r>
+      <w:proofErr w:type="spellEnd"/>
+      <w:r>
+        <w:rPr>
+          <w:b/>
+          <w:bCs/>
+          <w:sz w:val="24"/>
+          <w:szCs w:val="24"/>
+        </w:rPr>
+        <w:t xml:space="preserve"> et OWASP CRS</w:t>
+      </w:r>
+      <w:r>
+        <w:rPr>
+          <w:sz w:val="24"/>
+          <w:szCs w:val="24"/>
         </w:rPr>
         <w:t>.</w:t>
       </w:r>
@@ -799,27 +1025,27 @@
       <w:pPr>
         <w:spacing w:after="0"/>
         <w:rPr>
-          <w:sz w:val="20"/>
-          <w:szCs w:val="20"/>
-        </w:rPr>
-      </w:pPr>
-    </w:p>
-    <w:p>
-      <w:pPr>
-        <w:spacing w:after="0"/>
-        <w:rPr>
-          <w:b/>
-          <w:bCs/>
-          <w:sz w:val="20"/>
-          <w:szCs w:val="20"/>
-        </w:rPr>
-      </w:pPr>
-      <w:r>
-        <w:rPr>
-          <w:b/>
-          <w:bCs/>
-          <w:sz w:val="20"/>
-          <w:szCs w:val="20"/>
+          <w:sz w:val="24"/>
+          <w:szCs w:val="24"/>
+        </w:rPr>
+      </w:pPr>
+    </w:p>
+    <w:p>
+      <w:pPr>
+        <w:spacing w:after="0"/>
+        <w:rPr>
+          <w:b/>
+          <w:bCs/>
+          <w:sz w:val="24"/>
+          <w:szCs w:val="24"/>
+        </w:rPr>
+      </w:pPr>
+      <w:r>
+        <w:rPr>
+          <w:b/>
+          <w:bCs/>
+          <w:sz w:val="24"/>
+          <w:szCs w:val="24"/>
         </w:rPr>
         <w:t>3. Format des règles de détection</w:t>
       </w:r>
@@ -828,14 +1054,14 @@
       <w:pPr>
         <w:spacing w:after="0"/>
         <w:rPr>
-          <w:sz w:val="20"/>
-          <w:szCs w:val="20"/>
-        </w:rPr>
-      </w:pPr>
-      <w:r>
-        <w:rPr>
-          <w:sz w:val="20"/>
-          <w:szCs w:val="20"/>
+          <w:sz w:val="24"/>
+          <w:szCs w:val="24"/>
+        </w:rPr>
+      </w:pPr>
+      <w:r>
+        <w:rPr>
+          <w:sz w:val="24"/>
+          <w:szCs w:val="24"/>
         </w:rPr>
         <w:t xml:space="preserve">Les règles sont définies en format </w:t>
       </w:r>
@@ -843,22 +1069,22 @@
         <w:rPr>
           <w:b/>
           <w:bCs/>
-          <w:sz w:val="20"/>
-          <w:szCs w:val="20"/>
+          <w:sz w:val="24"/>
+          <w:szCs w:val="24"/>
         </w:rPr>
         <w:t>JSON</w:t>
       </w:r>
       <w:r>
         <w:rPr>
-          <w:sz w:val="20"/>
-          <w:szCs w:val="20"/>
+          <w:sz w:val="24"/>
+          <w:szCs w:val="24"/>
         </w:rPr>
         <w:t>, ce qui facilite leur lecture, leur modification et leur traitement automatique.</w:t>
       </w:r>
       <w:r>
         <w:rPr>
-          <w:sz w:val="20"/>
-          <w:szCs w:val="20"/>
+          <w:sz w:val="24"/>
+          <w:szCs w:val="24"/>
         </w:rPr>
         <w:br/>
         <w:t>Une règle typique contient les champs suivants :</w:t>
@@ -870,15 +1096,15 @@
         <w:ind w:left="2832"/>
         <w:rPr>
           <w:color w:val="0070C0"/>
-          <w:sz w:val="20"/>
-          <w:szCs w:val="20"/>
+          <w:sz w:val="24"/>
+          <w:szCs w:val="24"/>
         </w:rPr>
       </w:pPr>
       <w:r>
         <w:rPr>
           <w:color w:val="0070C0"/>
-          <w:sz w:val="20"/>
-          <w:szCs w:val="20"/>
+          <w:sz w:val="24"/>
+          <w:szCs w:val="24"/>
         </w:rPr>
         <w:t>{</w:t>
       </w:r>
@@ -889,17 +1115,35 @@
         <w:ind w:left="2832"/>
         <w:rPr>
           <w:color w:val="0070C0"/>
-          <w:sz w:val="20"/>
-          <w:szCs w:val="20"/>
+          <w:sz w:val="24"/>
+          <w:szCs w:val="24"/>
         </w:rPr>
       </w:pPr>
       <w:r>
         <w:rPr>
           <w:color w:val="0070C0"/>
-          <w:sz w:val="20"/>
-          <w:szCs w:val="20"/>
-        </w:rPr>
-        <w:t xml:space="preserve">  "id": "XSS-001",</w:t>
+          <w:sz w:val="24"/>
+          <w:szCs w:val="24"/>
+        </w:rPr>
+        <w:t xml:space="preserve">  "id</w:t>
+      </w:r>
+      <w:proofErr w:type="gramStart"/>
+      <w:r>
+        <w:rPr>
+          <w:color w:val="0070C0"/>
+          <w:sz w:val="24"/>
+          <w:szCs w:val="24"/>
+        </w:rPr>
+        <w:t>":</w:t>
+      </w:r>
+      <w:proofErr w:type="gramEnd"/>
+      <w:r>
+        <w:rPr>
+          <w:color w:val="0070C0"/>
+          <w:sz w:val="24"/>
+          <w:szCs w:val="24"/>
+        </w:rPr>
+        <w:t xml:space="preserve"> "XSS-001",</w:t>
       </w:r>
     </w:p>
     <w:p>
@@ -908,17 +1152,35 @@
         <w:ind w:left="2832"/>
         <w:rPr>
           <w:color w:val="0070C0"/>
-          <w:sz w:val="20"/>
-          <w:szCs w:val="20"/>
+          <w:sz w:val="24"/>
+          <w:szCs w:val="24"/>
         </w:rPr>
       </w:pPr>
       <w:r>
         <w:rPr>
           <w:color w:val="0070C0"/>
-          <w:sz w:val="20"/>
-          <w:szCs w:val="20"/>
-        </w:rPr>
-        <w:t xml:space="preserve">  "nom": "Détection de balise script",</w:t>
+          <w:sz w:val="24"/>
+          <w:szCs w:val="24"/>
+        </w:rPr>
+        <w:t xml:space="preserve">  "nom</w:t>
+      </w:r>
+      <w:proofErr w:type="gramStart"/>
+      <w:r>
+        <w:rPr>
+          <w:color w:val="0070C0"/>
+          <w:sz w:val="24"/>
+          <w:szCs w:val="24"/>
+        </w:rPr>
+        <w:t>":</w:t>
+      </w:r>
+      <w:proofErr w:type="gramEnd"/>
+      <w:r>
+        <w:rPr>
+          <w:color w:val="0070C0"/>
+          <w:sz w:val="24"/>
+          <w:szCs w:val="24"/>
+        </w:rPr>
+        <w:t xml:space="preserve"> "Détection de balise script",</w:t>
       </w:r>
     </w:p>
     <w:p>
@@ -927,27 +1189,47 @@
         <w:ind w:left="2832"/>
         <w:rPr>
           <w:color w:val="0070C0"/>
-          <w:sz w:val="20"/>
-          <w:szCs w:val="20"/>
+          <w:sz w:val="24"/>
+          <w:szCs w:val="24"/>
           <w:lang w:val="en-GB"/>
         </w:rPr>
       </w:pPr>
       <w:r>
         <w:rPr>
           <w:color w:val="0070C0"/>
-          <w:sz w:val="20"/>
-          <w:szCs w:val="20"/>
+          <w:sz w:val="24"/>
+          <w:szCs w:val="24"/>
         </w:rPr>
         <w:t xml:space="preserve">  </w:t>
       </w:r>
       <w:r>
         <w:rPr>
           <w:color w:val="0070C0"/>
-          <w:sz w:val="20"/>
-          <w:szCs w:val="20"/>
+          <w:sz w:val="24"/>
+          <w:szCs w:val="24"/>
           <w:lang w:val="en-GB"/>
         </w:rPr>
-        <w:t>"regex": "&lt;script.*?&gt;",</w:t>
+        <w:t>"regex": "&lt;</w:t>
+      </w:r>
+      <w:proofErr w:type="gramStart"/>
+      <w:r>
+        <w:rPr>
+          <w:color w:val="0070C0"/>
+          <w:sz w:val="24"/>
+          <w:szCs w:val="24"/>
+          <w:lang w:val="en-GB"/>
+        </w:rPr>
+        <w:t>script.*</w:t>
+      </w:r>
+      <w:proofErr w:type="gramEnd"/>
+      <w:r>
+        <w:rPr>
+          <w:color w:val="0070C0"/>
+          <w:sz w:val="24"/>
+          <w:szCs w:val="24"/>
+          <w:lang w:val="en-GB"/>
+        </w:rPr>
+        <w:t>?&gt;",</w:t>
       </w:r>
     </w:p>
     <w:p>
@@ -956,16 +1238,16 @@
         <w:ind w:left="2832"/>
         <w:rPr>
           <w:color w:val="0070C0"/>
-          <w:sz w:val="20"/>
-          <w:szCs w:val="20"/>
+          <w:sz w:val="24"/>
+          <w:szCs w:val="24"/>
           <w:lang w:val="en-GB"/>
         </w:rPr>
       </w:pPr>
       <w:r>
         <w:rPr>
           <w:color w:val="0070C0"/>
-          <w:sz w:val="20"/>
-          <w:szCs w:val="20"/>
+          <w:sz w:val="24"/>
+          <w:szCs w:val="24"/>
           <w:lang w:val="en-GB"/>
         </w:rPr>
         <w:t xml:space="preserve">  "severity": "HIGH",</w:t>
@@ -977,16 +1259,16 @@
         <w:ind w:left="2832"/>
         <w:rPr>
           <w:color w:val="0070C0"/>
-          <w:sz w:val="20"/>
-          <w:szCs w:val="20"/>
+          <w:sz w:val="24"/>
+          <w:szCs w:val="24"/>
           <w:lang w:val="en-GB"/>
         </w:rPr>
       </w:pPr>
       <w:r>
         <w:rPr>
           <w:color w:val="0070C0"/>
-          <w:sz w:val="20"/>
-          <w:szCs w:val="20"/>
+          <w:sz w:val="24"/>
+          <w:szCs w:val="24"/>
           <w:lang w:val="en-GB"/>
         </w:rPr>
         <w:t xml:space="preserve">  "action": "BLOCK"</w:t>
@@ -997,16 +1279,17 @@
         <w:spacing w:after="0"/>
         <w:ind w:left="2832"/>
         <w:rPr>
-          <w:sz w:val="20"/>
-          <w:szCs w:val="20"/>
+          <w:sz w:val="24"/>
+          <w:szCs w:val="24"/>
         </w:rPr>
       </w:pPr>
       <w:r>
         <w:rPr>
           <w:color w:val="0070C0"/>
-          <w:sz w:val="20"/>
-          <w:szCs w:val="20"/>
-        </w:rPr>
+          <w:sz w:val="24"/>
+          <w:szCs w:val="24"/>
+        </w:rPr>
+        <w:lastRenderedPageBreak/>
         <w:t>}</w:t>
       </w:r>
     </w:p>
@@ -1016,16 +1299,16 @@
         <w:rPr>
           <w:b/>
           <w:bCs/>
-          <w:sz w:val="20"/>
-          <w:szCs w:val="20"/>
-        </w:rPr>
-      </w:pPr>
-      <w:r>
-        <w:rPr>
-          <w:b/>
-          <w:bCs/>
-          <w:sz w:val="20"/>
-          <w:szCs w:val="20"/>
+          <w:sz w:val="24"/>
+          <w:szCs w:val="24"/>
+        </w:rPr>
+      </w:pPr>
+      <w:r>
+        <w:rPr>
+          <w:b/>
+          <w:bCs/>
+          <w:sz w:val="24"/>
+          <w:szCs w:val="24"/>
         </w:rPr>
         <w:t>Description des champs</w:t>
       </w:r>
@@ -1038,23 +1321,25 @@
         </w:numPr>
         <w:spacing w:after="0"/>
         <w:rPr>
-          <w:sz w:val="20"/>
-          <w:szCs w:val="20"/>
-        </w:rPr>
-      </w:pPr>
-      <w:r>
-        <w:rPr>
-          <w:b/>
-          <w:bCs/>
-          <w:sz w:val="20"/>
-          <w:szCs w:val="20"/>
+          <w:sz w:val="24"/>
+          <w:szCs w:val="24"/>
+        </w:rPr>
+      </w:pPr>
+      <w:proofErr w:type="gramStart"/>
+      <w:r>
+        <w:rPr>
+          <w:b/>
+          <w:bCs/>
+          <w:sz w:val="24"/>
+          <w:szCs w:val="24"/>
         </w:rPr>
         <w:t>id</w:t>
       </w:r>
-      <w:r>
-        <w:rPr>
-          <w:sz w:val="20"/>
-          <w:szCs w:val="20"/>
+      <w:proofErr w:type="gramEnd"/>
+      <w:r>
+        <w:rPr>
+          <w:sz w:val="24"/>
+          <w:szCs w:val="24"/>
         </w:rPr>
         <w:t xml:space="preserve"> : identifiant unique de la règle</w:t>
       </w:r>
@@ -1067,23 +1352,25 @@
         </w:numPr>
         <w:spacing w:after="0"/>
         <w:rPr>
-          <w:sz w:val="20"/>
-          <w:szCs w:val="20"/>
-        </w:rPr>
-      </w:pPr>
-      <w:r>
-        <w:rPr>
-          <w:b/>
-          <w:bCs/>
-          <w:sz w:val="20"/>
-          <w:szCs w:val="20"/>
+          <w:sz w:val="24"/>
+          <w:szCs w:val="24"/>
+        </w:rPr>
+      </w:pPr>
+      <w:proofErr w:type="gramStart"/>
+      <w:r>
+        <w:rPr>
+          <w:b/>
+          <w:bCs/>
+          <w:sz w:val="24"/>
+          <w:szCs w:val="24"/>
         </w:rPr>
         <w:t>nom</w:t>
       </w:r>
-      <w:r>
-        <w:rPr>
-          <w:sz w:val="20"/>
-          <w:szCs w:val="20"/>
+      <w:proofErr w:type="gramEnd"/>
+      <w:r>
+        <w:rPr>
+          <w:sz w:val="24"/>
+          <w:szCs w:val="24"/>
         </w:rPr>
         <w:t xml:space="preserve"> : description courte de la règle</w:t>
       </w:r>
@@ -1096,23 +1383,25 @@
         </w:numPr>
         <w:spacing w:after="0"/>
         <w:rPr>
-          <w:sz w:val="20"/>
-          <w:szCs w:val="20"/>
-        </w:rPr>
-      </w:pPr>
-      <w:r>
-        <w:rPr>
-          <w:b/>
-          <w:bCs/>
-          <w:sz w:val="20"/>
-          <w:szCs w:val="20"/>
+          <w:sz w:val="24"/>
+          <w:szCs w:val="24"/>
+        </w:rPr>
+      </w:pPr>
+      <w:proofErr w:type="gramStart"/>
+      <w:r>
+        <w:rPr>
+          <w:b/>
+          <w:bCs/>
+          <w:sz w:val="24"/>
+          <w:szCs w:val="24"/>
         </w:rPr>
         <w:t>regex</w:t>
       </w:r>
-      <w:r>
-        <w:rPr>
-          <w:sz w:val="20"/>
-          <w:szCs w:val="20"/>
+      <w:proofErr w:type="gramEnd"/>
+      <w:r>
+        <w:rPr>
+          <w:sz w:val="24"/>
+          <w:szCs w:val="24"/>
         </w:rPr>
         <w:t xml:space="preserve"> : expression régulière utilisée pour la détection</w:t>
       </w:r>
@@ -1125,28 +1414,74 @@
         </w:numPr>
         <w:spacing w:after="0"/>
         <w:rPr>
-          <w:sz w:val="20"/>
-          <w:szCs w:val="20"/>
+          <w:sz w:val="24"/>
+          <w:szCs w:val="24"/>
           <w:lang w:val="en-GB"/>
         </w:rPr>
       </w:pPr>
-      <w:r>
-        <w:rPr>
-          <w:b/>
-          <w:bCs/>
-          <w:sz w:val="20"/>
-          <w:szCs w:val="20"/>
+      <w:proofErr w:type="gramStart"/>
+      <w:r>
+        <w:rPr>
+          <w:b/>
+          <w:bCs/>
+          <w:sz w:val="24"/>
+          <w:szCs w:val="24"/>
           <w:lang w:val="en-GB"/>
         </w:rPr>
         <w:t>severity</w:t>
       </w:r>
       <w:r>
         <w:rPr>
-          <w:sz w:val="20"/>
-          <w:szCs w:val="20"/>
+          <w:sz w:val="24"/>
+          <w:szCs w:val="24"/>
           <w:lang w:val="en-GB"/>
         </w:rPr>
-        <w:t xml:space="preserve"> : niveau de gravité (LOW, MEDIUM, HIGH, CRITICAL)</w:t>
+        <w:t xml:space="preserve"> :</w:t>
+      </w:r>
+      <w:proofErr w:type="gramEnd"/>
+      <w:r>
+        <w:rPr>
+          <w:sz w:val="24"/>
+          <w:szCs w:val="24"/>
+          <w:lang w:val="en-GB"/>
+        </w:rPr>
+        <w:t xml:space="preserve"> </w:t>
+      </w:r>
+      <w:proofErr w:type="spellStart"/>
+      <w:r>
+        <w:rPr>
+          <w:sz w:val="24"/>
+          <w:szCs w:val="24"/>
+          <w:lang w:val="en-GB"/>
+        </w:rPr>
+        <w:t>niveau</w:t>
+      </w:r>
+      <w:proofErr w:type="spellEnd"/>
+      <w:r>
+        <w:rPr>
+          <w:sz w:val="24"/>
+          <w:szCs w:val="24"/>
+          <w:lang w:val="en-GB"/>
+        </w:rPr>
+        <w:t xml:space="preserve"> de </w:t>
+      </w:r>
+      <w:proofErr w:type="spellStart"/>
+      <w:r>
+        <w:rPr>
+          <w:sz w:val="24"/>
+          <w:szCs w:val="24"/>
+          <w:lang w:val="en-GB"/>
+        </w:rPr>
+        <w:t>gravité</w:t>
+      </w:r>
+      <w:proofErr w:type="spellEnd"/>
+      <w:r>
+        <w:rPr>
+          <w:sz w:val="24"/>
+          <w:szCs w:val="24"/>
+          <w:lang w:val="en-GB"/>
+        </w:rPr>
+        <w:t xml:space="preserve"> (LOW, MEDIUM, HIGH, CRITICAL)</w:t>
       </w:r>
     </w:p>
     <w:p>
@@ -1157,23 +1492,25 @@
         </w:numPr>
         <w:spacing w:after="0"/>
         <w:rPr>
-          <w:sz w:val="20"/>
-          <w:szCs w:val="20"/>
-        </w:rPr>
-      </w:pPr>
-      <w:r>
-        <w:rPr>
-          <w:b/>
-          <w:bCs/>
-          <w:sz w:val="20"/>
-          <w:szCs w:val="20"/>
+          <w:sz w:val="24"/>
+          <w:szCs w:val="24"/>
+        </w:rPr>
+      </w:pPr>
+      <w:proofErr w:type="gramStart"/>
+      <w:r>
+        <w:rPr>
+          <w:b/>
+          <w:bCs/>
+          <w:sz w:val="24"/>
+          <w:szCs w:val="24"/>
         </w:rPr>
         <w:t>action</w:t>
       </w:r>
-      <w:r>
-        <w:rPr>
-          <w:sz w:val="20"/>
-          <w:szCs w:val="20"/>
+      <w:proofErr w:type="gramEnd"/>
+      <w:r>
+        <w:rPr>
+          <w:sz w:val="24"/>
+          <w:szCs w:val="24"/>
         </w:rPr>
         <w:t xml:space="preserve"> : action à effectuer en cas de détection (BLOCK, LOG, ALERT)</w:t>
       </w:r>
@@ -1182,27 +1519,27 @@
       <w:pPr>
         <w:spacing w:after="0"/>
         <w:rPr>
-          <w:sz w:val="20"/>
-          <w:szCs w:val="20"/>
-        </w:rPr>
-      </w:pPr>
-    </w:p>
-    <w:p>
-      <w:pPr>
-        <w:spacing w:after="0"/>
-        <w:rPr>
-          <w:b/>
-          <w:bCs/>
-          <w:sz w:val="20"/>
-          <w:szCs w:val="20"/>
-        </w:rPr>
-      </w:pPr>
-      <w:r>
-        <w:rPr>
-          <w:b/>
-          <w:bCs/>
-          <w:sz w:val="20"/>
-          <w:szCs w:val="20"/>
+          <w:sz w:val="24"/>
+          <w:szCs w:val="24"/>
+        </w:rPr>
+      </w:pPr>
+    </w:p>
+    <w:p>
+      <w:pPr>
+        <w:spacing w:after="0"/>
+        <w:rPr>
+          <w:b/>
+          <w:bCs/>
+          <w:sz w:val="24"/>
+          <w:szCs w:val="24"/>
+        </w:rPr>
+      </w:pPr>
+      <w:r>
+        <w:rPr>
+          <w:b/>
+          <w:bCs/>
+          <w:sz w:val="24"/>
+          <w:szCs w:val="24"/>
         </w:rPr>
         <w:t>4. Problématique de la diversité des formats</w:t>
       </w:r>
@@ -1211,38 +1548,37 @@
       <w:pPr>
         <w:spacing w:after="0"/>
         <w:rPr>
-          <w:sz w:val="20"/>
-          <w:szCs w:val="20"/>
-        </w:rPr>
-      </w:pPr>
-      <w:r>
-        <w:rPr>
-          <w:sz w:val="20"/>
-          <w:szCs w:val="20"/>
-        </w:rPr>
-        <w:lastRenderedPageBreak/>
+          <w:sz w:val="24"/>
+          <w:szCs w:val="24"/>
+        </w:rPr>
+      </w:pPr>
+      <w:r>
+        <w:rPr>
+          <w:sz w:val="24"/>
+          <w:szCs w:val="24"/>
+        </w:rPr>
         <w:t xml:space="preserve">Certains fichiers, notamment ceux basés sur l’OWASP Top 10, utilisent une </w:t>
       </w:r>
       <w:r>
         <w:rPr>
           <w:b/>
           <w:bCs/>
-          <w:sz w:val="20"/>
-          <w:szCs w:val="20"/>
+          <w:sz w:val="24"/>
+          <w:szCs w:val="24"/>
         </w:rPr>
         <w:t>structure imbriquée</w:t>
       </w:r>
       <w:r>
         <w:rPr>
-          <w:sz w:val="20"/>
-          <w:szCs w:val="20"/>
+          <w:sz w:val="24"/>
+          <w:szCs w:val="24"/>
         </w:rPr>
         <w:t>, tandis que d’autres contiennent directement une liste de règles.</w:t>
       </w:r>
       <w:r>
         <w:rPr>
-          <w:sz w:val="20"/>
-          <w:szCs w:val="20"/>
+          <w:sz w:val="24"/>
+          <w:szCs w:val="24"/>
         </w:rPr>
         <w:br/>
         <w:t>Il était donc nécessaire de concevoir un mécanisme capable de :</w:t>
@@ -1256,21 +1592,21 @@
         </w:numPr>
         <w:spacing w:after="0"/>
         <w:rPr>
-          <w:sz w:val="20"/>
-          <w:szCs w:val="20"/>
-        </w:rPr>
-      </w:pPr>
-      <w:r>
-        <w:rPr>
-          <w:sz w:val="20"/>
-          <w:szCs w:val="20"/>
+          <w:sz w:val="24"/>
+          <w:szCs w:val="24"/>
+        </w:rPr>
+      </w:pPr>
+      <w:r>
+        <w:rPr>
+          <w:sz w:val="24"/>
+          <w:szCs w:val="24"/>
         </w:rPr>
         <w:t>Gérer</w:t>
       </w:r>
       <w:r>
         <w:rPr>
-          <w:sz w:val="20"/>
-          <w:szCs w:val="20"/>
+          <w:sz w:val="24"/>
+          <w:szCs w:val="24"/>
         </w:rPr>
         <w:t xml:space="preserve"> </w:t>
       </w:r>
@@ -1278,8 +1614,8 @@
         <w:rPr>
           <w:b/>
           <w:bCs/>
-          <w:sz w:val="20"/>
-          <w:szCs w:val="20"/>
+          <w:sz w:val="24"/>
+          <w:szCs w:val="24"/>
         </w:rPr>
         <w:t>plusieurs structures JSON</w:t>
       </w:r>
@@ -1292,21 +1628,21 @@
         </w:numPr>
         <w:spacing w:after="0"/>
         <w:rPr>
-          <w:sz w:val="20"/>
-          <w:szCs w:val="20"/>
-        </w:rPr>
-      </w:pPr>
-      <w:r>
-        <w:rPr>
-          <w:sz w:val="20"/>
-          <w:szCs w:val="20"/>
+          <w:sz w:val="24"/>
+          <w:szCs w:val="24"/>
+        </w:rPr>
+      </w:pPr>
+      <w:r>
+        <w:rPr>
+          <w:sz w:val="24"/>
+          <w:szCs w:val="24"/>
         </w:rPr>
         <w:t>Détecter</w:t>
       </w:r>
       <w:r>
         <w:rPr>
-          <w:sz w:val="20"/>
-          <w:szCs w:val="20"/>
+          <w:sz w:val="24"/>
+          <w:szCs w:val="24"/>
         </w:rPr>
         <w:t xml:space="preserve"> les erreurs de syntaxe</w:t>
       </w:r>
@@ -1319,21 +1655,21 @@
         </w:numPr>
         <w:spacing w:after="0"/>
         <w:rPr>
-          <w:sz w:val="20"/>
-          <w:szCs w:val="20"/>
-        </w:rPr>
-      </w:pPr>
-      <w:r>
-        <w:rPr>
-          <w:sz w:val="20"/>
-          <w:szCs w:val="20"/>
+          <w:sz w:val="24"/>
+          <w:szCs w:val="24"/>
+        </w:rPr>
+      </w:pPr>
+      <w:r>
+        <w:rPr>
+          <w:sz w:val="24"/>
+          <w:szCs w:val="24"/>
         </w:rPr>
         <w:t>Éviter</w:t>
       </w:r>
       <w:r>
         <w:rPr>
-          <w:sz w:val="20"/>
-          <w:szCs w:val="20"/>
+          <w:sz w:val="24"/>
+          <w:szCs w:val="24"/>
         </w:rPr>
         <w:t xml:space="preserve"> les règles dupliquées</w:t>
       </w:r>
@@ -1346,21 +1682,21 @@
         </w:numPr>
         <w:spacing w:after="0"/>
         <w:rPr>
-          <w:sz w:val="20"/>
-          <w:szCs w:val="20"/>
-        </w:rPr>
-      </w:pPr>
-      <w:r>
-        <w:rPr>
-          <w:sz w:val="20"/>
-          <w:szCs w:val="20"/>
+          <w:sz w:val="24"/>
+          <w:szCs w:val="24"/>
+        </w:rPr>
+      </w:pPr>
+      <w:r>
+        <w:rPr>
+          <w:sz w:val="24"/>
+          <w:szCs w:val="24"/>
         </w:rPr>
         <w:t>Préparer</w:t>
       </w:r>
       <w:r>
         <w:rPr>
-          <w:sz w:val="20"/>
-          <w:szCs w:val="20"/>
+          <w:sz w:val="24"/>
+          <w:szCs w:val="24"/>
         </w:rPr>
         <w:t xml:space="preserve"> les règles pour une analyse rapide</w:t>
       </w:r>
@@ -1369,27 +1705,27 @@
       <w:pPr>
         <w:spacing w:after="0"/>
         <w:rPr>
-          <w:sz w:val="20"/>
-          <w:szCs w:val="20"/>
-        </w:rPr>
-      </w:pPr>
-    </w:p>
-    <w:p>
-      <w:pPr>
-        <w:spacing w:after="0"/>
-        <w:rPr>
-          <w:b/>
-          <w:bCs/>
-          <w:sz w:val="20"/>
-          <w:szCs w:val="20"/>
-        </w:rPr>
-      </w:pPr>
-      <w:r>
-        <w:rPr>
-          <w:b/>
-          <w:bCs/>
-          <w:sz w:val="20"/>
-          <w:szCs w:val="20"/>
+          <w:sz w:val="24"/>
+          <w:szCs w:val="24"/>
+        </w:rPr>
+      </w:pPr>
+    </w:p>
+    <w:p>
+      <w:pPr>
+        <w:spacing w:after="0"/>
+        <w:rPr>
+          <w:b/>
+          <w:bCs/>
+          <w:sz w:val="24"/>
+          <w:szCs w:val="24"/>
+        </w:rPr>
+      </w:pPr>
+      <w:r>
+        <w:rPr>
+          <w:b/>
+          <w:bCs/>
+          <w:sz w:val="24"/>
+          <w:szCs w:val="24"/>
         </w:rPr>
         <w:t>5. Conception du chargeur de règles (loader.py)</w:t>
       </w:r>
@@ -1398,14 +1734,14 @@
       <w:pPr>
         <w:spacing w:after="0"/>
         <w:rPr>
-          <w:sz w:val="20"/>
-          <w:szCs w:val="20"/>
-        </w:rPr>
-      </w:pPr>
-      <w:r>
-        <w:rPr>
-          <w:sz w:val="20"/>
-          <w:szCs w:val="20"/>
+          <w:sz w:val="24"/>
+          <w:szCs w:val="24"/>
+        </w:rPr>
+      </w:pPr>
+      <w:r>
+        <w:rPr>
+          <w:sz w:val="24"/>
+          <w:szCs w:val="24"/>
         </w:rPr>
         <w:t xml:space="preserve">Pour répondre à ces besoins, un </w:t>
       </w:r>
@@ -1413,15 +1749,15 @@
         <w:rPr>
           <w:b/>
           <w:bCs/>
-          <w:sz w:val="20"/>
-          <w:szCs w:val="20"/>
+          <w:sz w:val="24"/>
+          <w:szCs w:val="24"/>
         </w:rPr>
         <w:t>chargeur de règles centralisé</w:t>
       </w:r>
       <w:r>
         <w:rPr>
-          <w:sz w:val="20"/>
-          <w:szCs w:val="20"/>
+          <w:sz w:val="24"/>
+          <w:szCs w:val="24"/>
         </w:rPr>
         <w:t xml:space="preserve"> (loader.py) a été développé.</w:t>
       </w:r>
@@ -1432,16 +1768,16 @@
         <w:rPr>
           <w:b/>
           <w:bCs/>
-          <w:sz w:val="20"/>
-          <w:szCs w:val="20"/>
-        </w:rPr>
-      </w:pPr>
-      <w:r>
-        <w:rPr>
-          <w:b/>
-          <w:bCs/>
-          <w:sz w:val="20"/>
-          <w:szCs w:val="20"/>
+          <w:sz w:val="24"/>
+          <w:szCs w:val="24"/>
+        </w:rPr>
+      </w:pPr>
+      <w:r>
+        <w:rPr>
+          <w:b/>
+          <w:bCs/>
+          <w:sz w:val="24"/>
+          <w:szCs w:val="24"/>
         </w:rPr>
         <w:t>5.1 Rôle du chargeur de règles</w:t>
       </w:r>
@@ -1450,14 +1786,14 @@
       <w:pPr>
         <w:spacing w:after="0"/>
         <w:rPr>
-          <w:sz w:val="20"/>
-          <w:szCs w:val="20"/>
-        </w:rPr>
-      </w:pPr>
-      <w:r>
-        <w:rPr>
-          <w:sz w:val="20"/>
-          <w:szCs w:val="20"/>
+          <w:sz w:val="24"/>
+          <w:szCs w:val="24"/>
+        </w:rPr>
+      </w:pPr>
+      <w:r>
+        <w:rPr>
+          <w:sz w:val="24"/>
+          <w:szCs w:val="24"/>
         </w:rPr>
         <w:t>Le chargeur de règles est responsable de :</w:t>
       </w:r>
@@ -1470,21 +1806,21 @@
         </w:numPr>
         <w:spacing w:after="0"/>
         <w:rPr>
-          <w:sz w:val="20"/>
-          <w:szCs w:val="20"/>
-        </w:rPr>
-      </w:pPr>
-      <w:r>
-        <w:rPr>
-          <w:sz w:val="20"/>
-          <w:szCs w:val="20"/>
+          <w:sz w:val="24"/>
+          <w:szCs w:val="24"/>
+        </w:rPr>
+      </w:pPr>
+      <w:r>
+        <w:rPr>
+          <w:sz w:val="24"/>
+          <w:szCs w:val="24"/>
         </w:rPr>
         <w:t>Parcourir</w:t>
       </w:r>
       <w:r>
         <w:rPr>
-          <w:sz w:val="20"/>
-          <w:szCs w:val="20"/>
+          <w:sz w:val="24"/>
+          <w:szCs w:val="24"/>
         </w:rPr>
         <w:t xml:space="preserve"> automatiquement le dossier des signatures</w:t>
       </w:r>
@@ -1497,21 +1833,21 @@
         </w:numPr>
         <w:spacing w:after="0"/>
         <w:rPr>
-          <w:sz w:val="20"/>
-          <w:szCs w:val="20"/>
-        </w:rPr>
-      </w:pPr>
-      <w:r>
-        <w:rPr>
-          <w:sz w:val="20"/>
-          <w:szCs w:val="20"/>
+          <w:sz w:val="24"/>
+          <w:szCs w:val="24"/>
+        </w:rPr>
+      </w:pPr>
+      <w:r>
+        <w:rPr>
+          <w:sz w:val="24"/>
+          <w:szCs w:val="24"/>
         </w:rPr>
         <w:t>Charger</w:t>
       </w:r>
       <w:r>
         <w:rPr>
-          <w:sz w:val="20"/>
-          <w:szCs w:val="20"/>
+          <w:sz w:val="24"/>
+          <w:szCs w:val="24"/>
         </w:rPr>
         <w:t xml:space="preserve"> tous les fichiers JSON valides</w:t>
       </w:r>
@@ -1524,21 +1860,21 @@
         </w:numPr>
         <w:spacing w:after="0"/>
         <w:rPr>
-          <w:sz w:val="20"/>
-          <w:szCs w:val="20"/>
-        </w:rPr>
-      </w:pPr>
-      <w:r>
-        <w:rPr>
-          <w:sz w:val="20"/>
-          <w:szCs w:val="20"/>
+          <w:sz w:val="24"/>
+          <w:szCs w:val="24"/>
+        </w:rPr>
+      </w:pPr>
+      <w:r>
+        <w:rPr>
+          <w:sz w:val="24"/>
+          <w:szCs w:val="24"/>
         </w:rPr>
         <w:t>Extraire</w:t>
       </w:r>
       <w:r>
         <w:rPr>
-          <w:sz w:val="20"/>
-          <w:szCs w:val="20"/>
+          <w:sz w:val="24"/>
+          <w:szCs w:val="24"/>
         </w:rPr>
         <w:t xml:space="preserve"> les règles quelle que soit leur structure</w:t>
       </w:r>
@@ -1551,21 +1887,21 @@
         </w:numPr>
         <w:spacing w:after="0"/>
         <w:rPr>
-          <w:sz w:val="20"/>
-          <w:szCs w:val="20"/>
-        </w:rPr>
-      </w:pPr>
-      <w:r>
-        <w:rPr>
-          <w:sz w:val="20"/>
-          <w:szCs w:val="20"/>
+          <w:sz w:val="24"/>
+          <w:szCs w:val="24"/>
+        </w:rPr>
+      </w:pPr>
+      <w:r>
+        <w:rPr>
+          <w:sz w:val="24"/>
+          <w:szCs w:val="24"/>
         </w:rPr>
         <w:t>Éliminer</w:t>
       </w:r>
       <w:r>
         <w:rPr>
-          <w:sz w:val="20"/>
-          <w:szCs w:val="20"/>
+          <w:sz w:val="24"/>
+          <w:szCs w:val="24"/>
         </w:rPr>
         <w:t xml:space="preserve"> les doublons grâce aux identifiants uniques</w:t>
       </w:r>
@@ -1578,21 +1914,21 @@
         </w:numPr>
         <w:spacing w:after="0"/>
         <w:rPr>
-          <w:sz w:val="20"/>
-          <w:szCs w:val="20"/>
-        </w:rPr>
-      </w:pPr>
-      <w:r>
-        <w:rPr>
-          <w:sz w:val="20"/>
-          <w:szCs w:val="20"/>
+          <w:sz w:val="24"/>
+          <w:szCs w:val="24"/>
+        </w:rPr>
+      </w:pPr>
+      <w:r>
+        <w:rPr>
+          <w:sz w:val="24"/>
+          <w:szCs w:val="24"/>
         </w:rPr>
         <w:t>Compiler</w:t>
       </w:r>
       <w:r>
         <w:rPr>
-          <w:sz w:val="20"/>
-          <w:szCs w:val="20"/>
+          <w:sz w:val="24"/>
+          <w:szCs w:val="24"/>
         </w:rPr>
         <w:t xml:space="preserve"> les expressions régulières pour optimiser les performances</w:t>
       </w:r>
@@ -1605,21 +1941,21 @@
         </w:numPr>
         <w:spacing w:after="0"/>
         <w:rPr>
-          <w:sz w:val="20"/>
-          <w:szCs w:val="20"/>
-        </w:rPr>
-      </w:pPr>
-      <w:r>
-        <w:rPr>
-          <w:sz w:val="20"/>
-          <w:szCs w:val="20"/>
+          <w:sz w:val="24"/>
+          <w:szCs w:val="24"/>
+        </w:rPr>
+      </w:pPr>
+      <w:r>
+        <w:rPr>
+          <w:sz w:val="24"/>
+          <w:szCs w:val="24"/>
         </w:rPr>
         <w:t>Enrichir</w:t>
       </w:r>
       <w:r>
         <w:rPr>
-          <w:sz w:val="20"/>
-          <w:szCs w:val="20"/>
+          <w:sz w:val="24"/>
+          <w:szCs w:val="24"/>
         </w:rPr>
         <w:t xml:space="preserve"> les règles avec des métadonnées utiles</w:t>
       </w:r>
@@ -1628,27 +1964,27 @@
       <w:pPr>
         <w:spacing w:after="0"/>
         <w:rPr>
-          <w:sz w:val="20"/>
-          <w:szCs w:val="20"/>
-        </w:rPr>
-      </w:pPr>
-    </w:p>
-    <w:p>
-      <w:pPr>
-        <w:spacing w:after="0"/>
-        <w:rPr>
-          <w:b/>
-          <w:bCs/>
-          <w:sz w:val="20"/>
-          <w:szCs w:val="20"/>
-        </w:rPr>
-      </w:pPr>
-      <w:r>
-        <w:rPr>
-          <w:b/>
-          <w:bCs/>
-          <w:sz w:val="20"/>
-          <w:szCs w:val="20"/>
+          <w:sz w:val="24"/>
+          <w:szCs w:val="24"/>
+        </w:rPr>
+      </w:pPr>
+    </w:p>
+    <w:p>
+      <w:pPr>
+        <w:spacing w:after="0"/>
+        <w:rPr>
+          <w:b/>
+          <w:bCs/>
+          <w:sz w:val="24"/>
+          <w:szCs w:val="24"/>
+        </w:rPr>
+      </w:pPr>
+      <w:r>
+        <w:rPr>
+          <w:b/>
+          <w:bCs/>
+          <w:sz w:val="24"/>
+          <w:szCs w:val="24"/>
         </w:rPr>
         <w:t>5.2 Fonctionnalités principales</w:t>
       </w:r>
@@ -1657,14 +1993,14 @@
       <w:pPr>
         <w:spacing w:after="0"/>
         <w:rPr>
-          <w:sz w:val="20"/>
-          <w:szCs w:val="20"/>
-        </w:rPr>
-      </w:pPr>
-      <w:r>
-        <w:rPr>
-          <w:sz w:val="20"/>
-          <w:szCs w:val="20"/>
+          <w:sz w:val="24"/>
+          <w:szCs w:val="24"/>
+        </w:rPr>
+      </w:pPr>
+      <w:r>
+        <w:rPr>
+          <w:sz w:val="24"/>
+          <w:szCs w:val="24"/>
         </w:rPr>
         <w:t>Le module loader.py implémente les fonctionnalités suivantes :</w:t>
       </w:r>
@@ -1677,14 +2013,14 @@
         </w:numPr>
         <w:spacing w:after="0"/>
         <w:rPr>
-          <w:sz w:val="20"/>
-          <w:szCs w:val="20"/>
-        </w:rPr>
-      </w:pPr>
-      <w:r>
-        <w:rPr>
-          <w:sz w:val="20"/>
-          <w:szCs w:val="20"/>
+          <w:sz w:val="24"/>
+          <w:szCs w:val="24"/>
+        </w:rPr>
+      </w:pPr>
+      <w:r>
+        <w:rPr>
+          <w:sz w:val="24"/>
+          <w:szCs w:val="24"/>
         </w:rPr>
         <w:t xml:space="preserve"> Gestion dynamique des chemins (chemin absolu)</w:t>
       </w:r>
@@ -1697,14 +2033,14 @@
         </w:numPr>
         <w:spacing w:after="0"/>
         <w:rPr>
-          <w:sz w:val="20"/>
-          <w:szCs w:val="20"/>
-        </w:rPr>
-      </w:pPr>
-      <w:r>
-        <w:rPr>
-          <w:sz w:val="20"/>
-          <w:szCs w:val="20"/>
+          <w:sz w:val="24"/>
+          <w:szCs w:val="24"/>
+        </w:rPr>
+      </w:pPr>
+      <w:r>
+        <w:rPr>
+          <w:sz w:val="24"/>
+          <w:szCs w:val="24"/>
         </w:rPr>
         <w:t xml:space="preserve"> Support de plusieurs formats JSON</w:t>
       </w:r>
@@ -1717,14 +2053,14 @@
         </w:numPr>
         <w:spacing w:after="0"/>
         <w:rPr>
-          <w:sz w:val="20"/>
-          <w:szCs w:val="20"/>
-        </w:rPr>
-      </w:pPr>
-      <w:r>
-        <w:rPr>
-          <w:sz w:val="20"/>
-          <w:szCs w:val="20"/>
+          <w:sz w:val="24"/>
+          <w:szCs w:val="24"/>
+        </w:rPr>
+      </w:pPr>
+      <w:r>
+        <w:rPr>
+          <w:sz w:val="24"/>
+          <w:szCs w:val="24"/>
         </w:rPr>
         <w:t xml:space="preserve"> Fusion de toutes les règles dans une structure unique</w:t>
       </w:r>
@@ -1737,14 +2073,14 @@
         </w:numPr>
         <w:spacing w:after="0"/>
         <w:rPr>
-          <w:sz w:val="20"/>
-          <w:szCs w:val="20"/>
-        </w:rPr>
-      </w:pPr>
-      <w:r>
-        <w:rPr>
-          <w:sz w:val="20"/>
-          <w:szCs w:val="20"/>
+          <w:sz w:val="24"/>
+          <w:szCs w:val="24"/>
+        </w:rPr>
+      </w:pPr>
+      <w:r>
+        <w:rPr>
+          <w:sz w:val="24"/>
+          <w:szCs w:val="24"/>
         </w:rPr>
         <w:t xml:space="preserve"> Élimination des règles dupliquées</w:t>
       </w:r>
@@ -1757,16 +2093,34 @@
         </w:numPr>
         <w:spacing w:after="0"/>
         <w:rPr>
-          <w:sz w:val="20"/>
-          <w:szCs w:val="20"/>
-        </w:rPr>
-      </w:pPr>
-      <w:r>
-        <w:rPr>
-          <w:sz w:val="20"/>
-          <w:szCs w:val="20"/>
-        </w:rPr>
-        <w:t xml:space="preserve"> Compilation des expressions régulières (re.compile)</w:t>
+          <w:sz w:val="24"/>
+          <w:szCs w:val="24"/>
+        </w:rPr>
+      </w:pPr>
+      <w:r>
+        <w:rPr>
+          <w:sz w:val="24"/>
+          <w:szCs w:val="24"/>
+        </w:rPr>
+        <w:t xml:space="preserve"> Compilation des expressions régulières (</w:t>
+      </w:r>
+      <w:proofErr w:type="spellStart"/>
+      <w:proofErr w:type="gramStart"/>
+      <w:r>
+        <w:rPr>
+          <w:sz w:val="24"/>
+          <w:szCs w:val="24"/>
+        </w:rPr>
+        <w:t>re.compile</w:t>
+      </w:r>
+      <w:proofErr w:type="spellEnd"/>
+      <w:proofErr w:type="gramEnd"/>
+      <w:r>
+        <w:rPr>
+          <w:sz w:val="24"/>
+          <w:szCs w:val="24"/>
+        </w:rPr>
+        <w:t>)</w:t>
       </w:r>
     </w:p>
     <w:p>
@@ -1777,14 +2131,14 @@
         </w:numPr>
         <w:spacing w:after="0"/>
         <w:rPr>
-          <w:sz w:val="20"/>
-          <w:szCs w:val="20"/>
-        </w:rPr>
-      </w:pPr>
-      <w:r>
-        <w:rPr>
-          <w:sz w:val="20"/>
-          <w:szCs w:val="20"/>
+          <w:sz w:val="24"/>
+          <w:szCs w:val="24"/>
+        </w:rPr>
+      </w:pPr>
+      <w:r>
+        <w:rPr>
+          <w:sz w:val="24"/>
+          <w:szCs w:val="24"/>
         </w:rPr>
         <w:t xml:space="preserve"> Tolérance aux erreurs (JSON invalide, regex incorrecte)</w:t>
       </w:r>
@@ -1793,27 +2147,27 @@
       <w:pPr>
         <w:spacing w:after="0"/>
         <w:rPr>
-          <w:sz w:val="20"/>
-          <w:szCs w:val="20"/>
-        </w:rPr>
-      </w:pPr>
-    </w:p>
-    <w:p>
-      <w:pPr>
-        <w:spacing w:after="0"/>
-        <w:rPr>
-          <w:b/>
-          <w:bCs/>
-          <w:sz w:val="20"/>
-          <w:szCs w:val="20"/>
-        </w:rPr>
-      </w:pPr>
-      <w:r>
-        <w:rPr>
-          <w:b/>
-          <w:bCs/>
-          <w:sz w:val="20"/>
-          <w:szCs w:val="20"/>
+          <w:sz w:val="24"/>
+          <w:szCs w:val="24"/>
+        </w:rPr>
+      </w:pPr>
+    </w:p>
+    <w:p>
+      <w:pPr>
+        <w:spacing w:after="0"/>
+        <w:rPr>
+          <w:b/>
+          <w:bCs/>
+          <w:sz w:val="24"/>
+          <w:szCs w:val="24"/>
+        </w:rPr>
+      </w:pPr>
+      <w:r>
+        <w:rPr>
+          <w:b/>
+          <w:bCs/>
+          <w:sz w:val="24"/>
+          <w:szCs w:val="24"/>
         </w:rPr>
         <w:t>6. Structure interne des règles chargées</w:t>
       </w:r>
@@ -1822,14 +2176,14 @@
       <w:pPr>
         <w:spacing w:after="0"/>
         <w:rPr>
-          <w:sz w:val="20"/>
-          <w:szCs w:val="20"/>
-        </w:rPr>
-      </w:pPr>
-      <w:r>
-        <w:rPr>
-          <w:sz w:val="20"/>
-          <w:szCs w:val="20"/>
+          <w:sz w:val="24"/>
+          <w:szCs w:val="24"/>
+        </w:rPr>
+      </w:pPr>
+      <w:r>
+        <w:rPr>
+          <w:sz w:val="24"/>
+          <w:szCs w:val="24"/>
         </w:rPr>
         <w:t>Après chargement, chaque règle est normalisée sous la forme suivante :</w:t>
       </w:r>
@@ -1842,14 +2196,14 @@
         </w:numPr>
         <w:spacing w:after="0"/>
         <w:rPr>
-          <w:sz w:val="20"/>
-          <w:szCs w:val="20"/>
-        </w:rPr>
-      </w:pPr>
-      <w:r>
-        <w:rPr>
-          <w:sz w:val="20"/>
-          <w:szCs w:val="20"/>
+          <w:sz w:val="24"/>
+          <w:szCs w:val="24"/>
+        </w:rPr>
+      </w:pPr>
+      <w:r>
+        <w:rPr>
+          <w:sz w:val="24"/>
+          <w:szCs w:val="24"/>
         </w:rPr>
         <w:t>Identifiant unique</w:t>
       </w:r>
@@ -1862,14 +2216,14 @@
         </w:numPr>
         <w:spacing w:after="0"/>
         <w:rPr>
-          <w:sz w:val="20"/>
-          <w:szCs w:val="20"/>
-        </w:rPr>
-      </w:pPr>
-      <w:r>
-        <w:rPr>
-          <w:sz w:val="20"/>
-          <w:szCs w:val="20"/>
+          <w:sz w:val="24"/>
+          <w:szCs w:val="24"/>
+        </w:rPr>
+      </w:pPr>
+      <w:r>
+        <w:rPr>
+          <w:sz w:val="24"/>
+          <w:szCs w:val="24"/>
         </w:rPr>
         <w:t>Nom de la règle</w:t>
       </w:r>
@@ -1882,14 +2236,14 @@
         </w:numPr>
         <w:spacing w:after="0"/>
         <w:rPr>
-          <w:sz w:val="20"/>
-          <w:szCs w:val="20"/>
-        </w:rPr>
-      </w:pPr>
-      <w:r>
-        <w:rPr>
-          <w:sz w:val="20"/>
-          <w:szCs w:val="20"/>
+          <w:sz w:val="24"/>
+          <w:szCs w:val="24"/>
+        </w:rPr>
+      </w:pPr>
+      <w:r>
+        <w:rPr>
+          <w:sz w:val="24"/>
+          <w:szCs w:val="24"/>
         </w:rPr>
         <w:t>Expression régulière compilée</w:t>
       </w:r>
@@ -1902,14 +2256,14 @@
         </w:numPr>
         <w:spacing w:after="0"/>
         <w:rPr>
-          <w:sz w:val="20"/>
-          <w:szCs w:val="20"/>
-        </w:rPr>
-      </w:pPr>
-      <w:r>
-        <w:rPr>
-          <w:sz w:val="20"/>
-          <w:szCs w:val="20"/>
+          <w:sz w:val="24"/>
+          <w:szCs w:val="24"/>
+        </w:rPr>
+      </w:pPr>
+      <w:r>
+        <w:rPr>
+          <w:sz w:val="24"/>
+          <w:szCs w:val="24"/>
         </w:rPr>
         <w:t>Niveau de sévérité</w:t>
       </w:r>
@@ -1922,15 +2276,16 @@
         </w:numPr>
         <w:spacing w:after="0"/>
         <w:rPr>
-          <w:sz w:val="20"/>
-          <w:szCs w:val="20"/>
-        </w:rPr>
-      </w:pPr>
-      <w:r>
-        <w:rPr>
-          <w:sz w:val="20"/>
-          <w:szCs w:val="20"/>
-        </w:rPr>
+          <w:sz w:val="24"/>
+          <w:szCs w:val="24"/>
+        </w:rPr>
+      </w:pPr>
+      <w:r>
+        <w:rPr>
+          <w:sz w:val="24"/>
+          <w:szCs w:val="24"/>
+        </w:rPr>
+        <w:lastRenderedPageBreak/>
         <w:t>Action associée</w:t>
       </w:r>
     </w:p>
@@ -1942,14 +2297,14 @@
         </w:numPr>
         <w:spacing w:after="0"/>
         <w:rPr>
-          <w:sz w:val="20"/>
-          <w:szCs w:val="20"/>
-        </w:rPr>
-      </w:pPr>
-      <w:r>
-        <w:rPr>
-          <w:sz w:val="20"/>
-          <w:szCs w:val="20"/>
+          <w:sz w:val="24"/>
+          <w:szCs w:val="24"/>
+        </w:rPr>
+      </w:pPr>
+      <w:r>
+        <w:rPr>
+          <w:sz w:val="24"/>
+          <w:szCs w:val="24"/>
         </w:rPr>
         <w:t>Catégorie de sécurité</w:t>
       </w:r>
@@ -1962,14 +2317,14 @@
         </w:numPr>
         <w:spacing w:after="0"/>
         <w:rPr>
-          <w:sz w:val="20"/>
-          <w:szCs w:val="20"/>
-        </w:rPr>
-      </w:pPr>
-      <w:r>
-        <w:rPr>
-          <w:sz w:val="20"/>
-          <w:szCs w:val="20"/>
+          <w:sz w:val="24"/>
+          <w:szCs w:val="24"/>
+        </w:rPr>
+      </w:pPr>
+      <w:r>
+        <w:rPr>
+          <w:sz w:val="24"/>
+          <w:szCs w:val="24"/>
         </w:rPr>
         <w:t>Fichier source d’origine</w:t>
       </w:r>
@@ -1978,14 +2333,14 @@
       <w:pPr>
         <w:spacing w:after="0"/>
         <w:rPr>
-          <w:sz w:val="20"/>
-          <w:szCs w:val="20"/>
-        </w:rPr>
-      </w:pPr>
-      <w:r>
-        <w:rPr>
-          <w:sz w:val="20"/>
-          <w:szCs w:val="20"/>
+          <w:sz w:val="24"/>
+          <w:szCs w:val="24"/>
+        </w:rPr>
+      </w:pPr>
+      <w:r>
+        <w:rPr>
+          <w:sz w:val="24"/>
+          <w:szCs w:val="24"/>
         </w:rPr>
         <w:t xml:space="preserve">Cette normalisation facilite l’intégration ultérieure des règles dans le </w:t>
       </w:r>
@@ -1993,15 +2348,15 @@
         <w:rPr>
           <w:b/>
           <w:bCs/>
-          <w:sz w:val="20"/>
-          <w:szCs w:val="20"/>
+          <w:sz w:val="24"/>
+          <w:szCs w:val="24"/>
         </w:rPr>
         <w:t>moteur de détection du WAF</w:t>
       </w:r>
       <w:r>
         <w:rPr>
-          <w:sz w:val="20"/>
-          <w:szCs w:val="20"/>
+          <w:sz w:val="24"/>
+          <w:szCs w:val="24"/>
         </w:rPr>
         <w:t>.</w:t>
       </w:r>
@@ -2010,27 +2365,27 @@
       <w:pPr>
         <w:spacing w:after="0"/>
         <w:rPr>
-          <w:sz w:val="20"/>
-          <w:szCs w:val="20"/>
-        </w:rPr>
-      </w:pPr>
-    </w:p>
-    <w:p>
-      <w:pPr>
-        <w:spacing w:after="0"/>
-        <w:rPr>
-          <w:b/>
-          <w:bCs/>
-          <w:sz w:val="20"/>
-          <w:szCs w:val="20"/>
-        </w:rPr>
-      </w:pPr>
-      <w:r>
-        <w:rPr>
-          <w:b/>
-          <w:bCs/>
-          <w:sz w:val="20"/>
-          <w:szCs w:val="20"/>
+          <w:sz w:val="24"/>
+          <w:szCs w:val="24"/>
+        </w:rPr>
+      </w:pPr>
+    </w:p>
+    <w:p>
+      <w:pPr>
+        <w:spacing w:after="0"/>
+        <w:rPr>
+          <w:b/>
+          <w:bCs/>
+          <w:sz w:val="24"/>
+          <w:szCs w:val="24"/>
+        </w:rPr>
+      </w:pPr>
+      <w:r>
+        <w:rPr>
+          <w:b/>
+          <w:bCs/>
+          <w:sz w:val="24"/>
+          <w:szCs w:val="24"/>
         </w:rPr>
         <w:t>7. Résultats obtenus</w:t>
       </w:r>
@@ -2039,14 +2394,14 @@
       <w:pPr>
         <w:spacing w:after="0"/>
         <w:rPr>
-          <w:sz w:val="20"/>
-          <w:szCs w:val="20"/>
-        </w:rPr>
-      </w:pPr>
-      <w:r>
-        <w:rPr>
-          <w:sz w:val="20"/>
-          <w:szCs w:val="20"/>
+          <w:sz w:val="24"/>
+          <w:szCs w:val="24"/>
+        </w:rPr>
+      </w:pPr>
+      <w:r>
+        <w:rPr>
+          <w:sz w:val="24"/>
+          <w:szCs w:val="24"/>
         </w:rPr>
         <w:t>À l’issue de cette étape :</w:t>
       </w:r>
@@ -2059,21 +2414,21 @@
         </w:numPr>
         <w:spacing w:after="0"/>
         <w:rPr>
-          <w:sz w:val="20"/>
-          <w:szCs w:val="20"/>
-        </w:rPr>
-      </w:pPr>
-      <w:r>
-        <w:rPr>
-          <w:sz w:val="20"/>
-          <w:szCs w:val="20"/>
+          <w:sz w:val="24"/>
+          <w:szCs w:val="24"/>
+        </w:rPr>
+      </w:pPr>
+      <w:r>
+        <w:rPr>
+          <w:sz w:val="24"/>
+          <w:szCs w:val="24"/>
         </w:rPr>
         <w:t>Toutes</w:t>
       </w:r>
       <w:r>
         <w:rPr>
-          <w:sz w:val="20"/>
-          <w:szCs w:val="20"/>
+          <w:sz w:val="24"/>
+          <w:szCs w:val="24"/>
         </w:rPr>
         <w:t xml:space="preserve"> les règles sont centralisées et prêtes à l’emploi</w:t>
       </w:r>
@@ -2086,21 +2441,21 @@
         </w:numPr>
         <w:spacing w:after="0"/>
         <w:rPr>
-          <w:sz w:val="20"/>
-          <w:szCs w:val="20"/>
-        </w:rPr>
-      </w:pPr>
-      <w:r>
-        <w:rPr>
-          <w:sz w:val="20"/>
-          <w:szCs w:val="20"/>
+          <w:sz w:val="24"/>
+          <w:szCs w:val="24"/>
+        </w:rPr>
+      </w:pPr>
+      <w:r>
+        <w:rPr>
+          <w:sz w:val="24"/>
+          <w:szCs w:val="24"/>
         </w:rPr>
         <w:t>Le</w:t>
       </w:r>
       <w:r>
         <w:rPr>
-          <w:sz w:val="20"/>
-          <w:szCs w:val="20"/>
+          <w:sz w:val="24"/>
+          <w:szCs w:val="24"/>
         </w:rPr>
         <w:t xml:space="preserve"> système est extensible (ajout de nouvelles catégories sans modifier le code)</w:t>
       </w:r>
@@ -2113,21 +2468,21 @@
         </w:numPr>
         <w:spacing w:after="0"/>
         <w:rPr>
-          <w:sz w:val="20"/>
-          <w:szCs w:val="20"/>
-        </w:rPr>
-      </w:pPr>
-      <w:r>
-        <w:rPr>
-          <w:sz w:val="20"/>
-          <w:szCs w:val="20"/>
+          <w:sz w:val="24"/>
+          <w:szCs w:val="24"/>
+        </w:rPr>
+      </w:pPr>
+      <w:r>
+        <w:rPr>
+          <w:sz w:val="24"/>
+          <w:szCs w:val="24"/>
         </w:rPr>
         <w:t>Les</w:t>
       </w:r>
       <w:r>
         <w:rPr>
-          <w:sz w:val="20"/>
-          <w:szCs w:val="20"/>
+          <w:sz w:val="24"/>
+          <w:szCs w:val="24"/>
         </w:rPr>
         <w:t xml:space="preserve"> performances sont optimisées grâce à la compilation préalable des regex</w:t>
       </w:r>
@@ -2140,21 +2495,21 @@
         </w:numPr>
         <w:spacing w:after="0"/>
         <w:rPr>
-          <w:sz w:val="20"/>
-          <w:szCs w:val="20"/>
-        </w:rPr>
-      </w:pPr>
-      <w:r>
-        <w:rPr>
-          <w:sz w:val="20"/>
-          <w:szCs w:val="20"/>
+          <w:sz w:val="24"/>
+          <w:szCs w:val="24"/>
+        </w:rPr>
+      </w:pPr>
+      <w:r>
+        <w:rPr>
+          <w:sz w:val="24"/>
+          <w:szCs w:val="24"/>
         </w:rPr>
         <w:t>La</w:t>
       </w:r>
       <w:r>
         <w:rPr>
-          <w:sz w:val="20"/>
-          <w:szCs w:val="20"/>
+          <w:sz w:val="24"/>
+          <w:szCs w:val="24"/>
         </w:rPr>
         <w:t xml:space="preserve"> solution est conforme aux pratiques professionnelles des WAF modernes</w:t>
       </w:r>
@@ -2163,84 +2518,59 @@
       <w:pPr>
         <w:spacing w:after="0"/>
         <w:rPr>
-          <w:sz w:val="20"/>
-          <w:szCs w:val="20"/>
-        </w:rPr>
-      </w:pPr>
-    </w:p>
-    <w:p>
-      <w:pPr>
-        <w:spacing w:after="0"/>
-        <w:rPr>
-          <w:b/>
-          <w:bCs/>
-          <w:sz w:val="20"/>
-          <w:szCs w:val="20"/>
-        </w:rPr>
-      </w:pPr>
-      <w:r>
-        <w:rPr>
-          <w:b/>
-          <w:bCs/>
-          <w:sz w:val="20"/>
-          <w:szCs w:val="20"/>
-        </w:rPr>
-        <w:t>8</w:t>
-      </w:r>
-      <w:r>
-        <w:rPr>
-          <w:b/>
-          <w:bCs/>
-          <w:sz w:val="20"/>
-          <w:szCs w:val="20"/>
-        </w:rPr>
-        <w:t xml:space="preserve">. </w:t>
-      </w:r>
-      <w:r>
-        <w:rPr>
-          <w:sz w:val="20"/>
-          <w:szCs w:val="20"/>
-        </w:rPr>
-        <w:t>L</w:t>
-      </w:r>
-      <w:r>
-        <w:rPr>
-          <w:sz w:val="20"/>
-          <w:szCs w:val="20"/>
-        </w:rPr>
-        <w:t>’</w:t>
-      </w:r>
-      <w:r>
-        <w:rPr>
-          <w:b/>
-          <w:bCs/>
-          <w:sz w:val="20"/>
-          <w:szCs w:val="20"/>
-        </w:rPr>
-        <w:t>analyse des requêtes HTTP</w:t>
-      </w:r>
-      <w:r>
-        <w:rPr>
-          <w:b/>
-          <w:bCs/>
-          <w:sz w:val="20"/>
-          <w:szCs w:val="20"/>
-        </w:rPr>
-        <w:t xml:space="preserve"> (analyseur.py)</w:t>
-      </w:r>
-    </w:p>
-    <w:p>
-      <w:pPr>
-        <w:spacing w:after="0"/>
-        <w:rPr>
-          <w:sz w:val="20"/>
-          <w:szCs w:val="20"/>
-        </w:rPr>
-      </w:pPr>
-      <w:r>
-        <w:rPr>
-          <w:sz w:val="20"/>
-          <w:szCs w:val="20"/>
+          <w:sz w:val="24"/>
+          <w:szCs w:val="24"/>
+        </w:rPr>
+      </w:pPr>
+    </w:p>
+    <w:p>
+      <w:pPr>
+        <w:spacing w:after="0"/>
+        <w:rPr>
+          <w:b/>
+          <w:bCs/>
+          <w:sz w:val="24"/>
+          <w:szCs w:val="24"/>
+        </w:rPr>
+      </w:pPr>
+      <w:r>
+        <w:rPr>
+          <w:b/>
+          <w:bCs/>
+          <w:sz w:val="24"/>
+          <w:szCs w:val="24"/>
+        </w:rPr>
+        <w:t xml:space="preserve">8. </w:t>
+      </w:r>
+      <w:r>
+        <w:rPr>
+          <w:sz w:val="24"/>
+          <w:szCs w:val="24"/>
+        </w:rPr>
+        <w:t>L’</w:t>
+      </w:r>
+      <w:r>
+        <w:rPr>
+          <w:b/>
+          <w:bCs/>
+          <w:sz w:val="24"/>
+          <w:szCs w:val="24"/>
+        </w:rPr>
+        <w:t>analyse des requêtes HTTP (analyseur.py)</w:t>
+      </w:r>
+    </w:p>
+    <w:p>
+      <w:pPr>
+        <w:spacing w:after="0"/>
+        <w:rPr>
+          <w:sz w:val="24"/>
+          <w:szCs w:val="24"/>
+        </w:rPr>
+      </w:pPr>
+      <w:r>
+        <w:rPr>
+          <w:sz w:val="24"/>
+          <w:szCs w:val="24"/>
         </w:rPr>
         <w:t>Le fichier analyseur.py est un composant central de mon projet WAF personnel. Il a pour rôle principal l’</w:t>
       </w:r>
@@ -2248,15 +2578,15 @@
         <w:rPr>
           <w:b/>
           <w:bCs/>
-          <w:sz w:val="20"/>
-          <w:szCs w:val="20"/>
+          <w:sz w:val="24"/>
+          <w:szCs w:val="24"/>
         </w:rPr>
         <w:t>analyse des requêtes HTTP entrantes</w:t>
       </w:r>
       <w:r>
         <w:rPr>
-          <w:sz w:val="20"/>
-          <w:szCs w:val="20"/>
+          <w:sz w:val="24"/>
+          <w:szCs w:val="24"/>
         </w:rPr>
         <w:t xml:space="preserve"> afin d’identifier et de bloquer les comportements suspects ou malveillants. Son objectif est de renforcer la sécurité d’un serveur web en interceptant les attaques avant qu’elles n’atteignent l’application.</w:t>
       </w:r>
@@ -2265,52 +2595,43 @@
       <w:pPr>
         <w:spacing w:after="0"/>
         <w:rPr>
-          <w:sz w:val="20"/>
-          <w:szCs w:val="20"/>
-        </w:rPr>
-      </w:pPr>
-    </w:p>
-    <w:p>
-      <w:pPr>
-        <w:spacing w:after="0"/>
-        <w:rPr>
-          <w:b/>
-          <w:bCs/>
-          <w:sz w:val="20"/>
-          <w:szCs w:val="20"/>
-        </w:rPr>
-      </w:pPr>
-      <w:r>
-        <w:rPr>
-          <w:b/>
-          <w:bCs/>
-          <w:sz w:val="20"/>
-          <w:szCs w:val="20"/>
-        </w:rPr>
-        <w:t>8.1</w:t>
-      </w:r>
-      <w:r>
-        <w:rPr>
-          <w:b/>
-          <w:bCs/>
-          <w:sz w:val="20"/>
-          <w:szCs w:val="20"/>
-        </w:rPr>
-        <w:t xml:space="preserve"> Objectifs</w:t>
-      </w:r>
-    </w:p>
-    <w:p>
-      <w:pPr>
-        <w:spacing w:after="0"/>
-        <w:rPr>
-          <w:sz w:val="20"/>
-          <w:szCs w:val="20"/>
-        </w:rPr>
-      </w:pPr>
-      <w:r>
-        <w:rPr>
-          <w:sz w:val="20"/>
-          <w:szCs w:val="20"/>
+          <w:sz w:val="24"/>
+          <w:szCs w:val="24"/>
+        </w:rPr>
+      </w:pPr>
+    </w:p>
+    <w:p>
+      <w:pPr>
+        <w:spacing w:after="0"/>
+        <w:rPr>
+          <w:b/>
+          <w:bCs/>
+          <w:sz w:val="24"/>
+          <w:szCs w:val="24"/>
+        </w:rPr>
+      </w:pPr>
+      <w:r>
+        <w:rPr>
+          <w:b/>
+          <w:bCs/>
+          <w:sz w:val="24"/>
+          <w:szCs w:val="24"/>
+        </w:rPr>
+        <w:t>8.1 Objectifs</w:t>
+      </w:r>
+    </w:p>
+    <w:p>
+      <w:pPr>
+        <w:spacing w:after="0"/>
+        <w:rPr>
+          <w:sz w:val="24"/>
+          <w:szCs w:val="24"/>
+        </w:rPr>
+      </w:pPr>
+      <w:r>
+        <w:rPr>
+          <w:sz w:val="24"/>
+          <w:szCs w:val="24"/>
         </w:rPr>
         <w:t>Ce module a été conçu pour :</w:t>
       </w:r>
@@ -2323,14 +2644,14 @@
         </w:numPr>
         <w:spacing w:after="0"/>
         <w:rPr>
-          <w:sz w:val="20"/>
-          <w:szCs w:val="20"/>
-        </w:rPr>
-      </w:pPr>
-      <w:r>
-        <w:rPr>
-          <w:sz w:val="20"/>
-          <w:szCs w:val="20"/>
+          <w:sz w:val="24"/>
+          <w:szCs w:val="24"/>
+        </w:rPr>
+      </w:pPr>
+      <w:r>
+        <w:rPr>
+          <w:sz w:val="24"/>
+          <w:szCs w:val="24"/>
         </w:rPr>
         <w:t>Détecter les requêtes malveillantes grâce à un ensemble de règles de sécurité.</w:t>
       </w:r>
@@ -2343,14 +2664,14 @@
         </w:numPr>
         <w:spacing w:after="0"/>
         <w:rPr>
-          <w:sz w:val="20"/>
-          <w:szCs w:val="20"/>
-        </w:rPr>
-      </w:pPr>
-      <w:r>
-        <w:rPr>
-          <w:sz w:val="20"/>
-          <w:szCs w:val="20"/>
+          <w:sz w:val="24"/>
+          <w:szCs w:val="24"/>
+        </w:rPr>
+      </w:pPr>
+      <w:r>
+        <w:rPr>
+          <w:sz w:val="24"/>
+          <w:szCs w:val="24"/>
         </w:rPr>
         <w:t>Appliquer des filtres basés sur des signatures connues d’attaques web, comme les injections SQL ou les scripts malveillants.</w:t>
       </w:r>
@@ -2363,14 +2684,14 @@
         </w:numPr>
         <w:spacing w:after="0"/>
         <w:rPr>
-          <w:sz w:val="20"/>
-          <w:szCs w:val="20"/>
-        </w:rPr>
-      </w:pPr>
-      <w:r>
-        <w:rPr>
-          <w:sz w:val="20"/>
-          <w:szCs w:val="20"/>
+          <w:sz w:val="24"/>
+          <w:szCs w:val="24"/>
+        </w:rPr>
+      </w:pPr>
+      <w:r>
+        <w:rPr>
+          <w:sz w:val="24"/>
+          <w:szCs w:val="24"/>
         </w:rPr>
         <w:t>Générer des alertes claires et structurées pour faciliter le suivi et le diagnostic des incidents.</w:t>
       </w:r>
@@ -2383,14 +2704,14 @@
         </w:numPr>
         <w:spacing w:after="0"/>
         <w:rPr>
-          <w:sz w:val="20"/>
-          <w:szCs w:val="20"/>
-        </w:rPr>
-      </w:pPr>
-      <w:r>
-        <w:rPr>
-          <w:sz w:val="20"/>
-          <w:szCs w:val="20"/>
+          <w:sz w:val="24"/>
+          <w:szCs w:val="24"/>
+        </w:rPr>
+      </w:pPr>
+      <w:r>
+        <w:rPr>
+          <w:sz w:val="24"/>
+          <w:szCs w:val="24"/>
         </w:rPr>
         <w:t>Contribuer à l’efficacité globale du WAF en bloquant ou signalant les menaces en temps réel.</w:t>
       </w:r>
@@ -2399,52 +2720,43 @@
       <w:pPr>
         <w:spacing w:after="0"/>
         <w:rPr>
-          <w:sz w:val="20"/>
-          <w:szCs w:val="20"/>
-        </w:rPr>
-      </w:pPr>
-    </w:p>
-    <w:p>
-      <w:pPr>
-        <w:spacing w:after="0"/>
-        <w:rPr>
-          <w:b/>
-          <w:bCs/>
-          <w:sz w:val="20"/>
-          <w:szCs w:val="20"/>
-        </w:rPr>
-      </w:pPr>
-      <w:r>
-        <w:rPr>
-          <w:b/>
-          <w:bCs/>
-          <w:sz w:val="20"/>
-          <w:szCs w:val="20"/>
-        </w:rPr>
-        <w:t>8.2</w:t>
-      </w:r>
-      <w:r>
-        <w:rPr>
-          <w:b/>
-          <w:bCs/>
-          <w:sz w:val="20"/>
-          <w:szCs w:val="20"/>
-        </w:rPr>
-        <w:t xml:space="preserve"> Fonctionnalités</w:t>
-      </w:r>
-    </w:p>
-    <w:p>
-      <w:pPr>
-        <w:spacing w:after="0"/>
-        <w:rPr>
-          <w:sz w:val="20"/>
-          <w:szCs w:val="20"/>
-        </w:rPr>
-      </w:pPr>
-      <w:r>
-        <w:rPr>
-          <w:sz w:val="20"/>
-          <w:szCs w:val="20"/>
+          <w:sz w:val="24"/>
+          <w:szCs w:val="24"/>
+        </w:rPr>
+      </w:pPr>
+    </w:p>
+    <w:p>
+      <w:pPr>
+        <w:spacing w:after="0"/>
+        <w:rPr>
+          <w:b/>
+          <w:bCs/>
+          <w:sz w:val="24"/>
+          <w:szCs w:val="24"/>
+        </w:rPr>
+      </w:pPr>
+      <w:r>
+        <w:rPr>
+          <w:b/>
+          <w:bCs/>
+          <w:sz w:val="24"/>
+          <w:szCs w:val="24"/>
+        </w:rPr>
+        <w:t>8.2 Fonctionnalités</w:t>
+      </w:r>
+    </w:p>
+    <w:p>
+      <w:pPr>
+        <w:spacing w:after="0"/>
+        <w:rPr>
+          <w:sz w:val="24"/>
+          <w:szCs w:val="24"/>
+        </w:rPr>
+      </w:pPr>
+      <w:r>
+        <w:rPr>
+          <w:sz w:val="24"/>
+          <w:szCs w:val="24"/>
         </w:rPr>
         <w:t>analyseur.py regroupe plusieurs fonctionnalités essentielles :</w:t>
       </w:r>
@@ -2457,23 +2769,23 @@
         </w:numPr>
         <w:spacing w:after="0"/>
         <w:rPr>
-          <w:sz w:val="20"/>
-          <w:szCs w:val="20"/>
-        </w:rPr>
-      </w:pPr>
-      <w:r>
-        <w:rPr>
-          <w:b/>
-          <w:bCs/>
-          <w:sz w:val="20"/>
-          <w:szCs w:val="20"/>
+          <w:sz w:val="24"/>
+          <w:szCs w:val="24"/>
+        </w:rPr>
+      </w:pPr>
+      <w:r>
+        <w:rPr>
+          <w:b/>
+          <w:bCs/>
+          <w:sz w:val="24"/>
+          <w:szCs w:val="24"/>
         </w:rPr>
         <w:t>Analyse des requêtes</w:t>
       </w:r>
       <w:r>
         <w:rPr>
-          <w:sz w:val="20"/>
-          <w:szCs w:val="20"/>
+          <w:sz w:val="24"/>
+          <w:szCs w:val="24"/>
         </w:rPr>
         <w:t xml:space="preserve"> : extraction et traitement des informations importantes (URL, paramètres, headers).</w:t>
       </w:r>
@@ -2486,23 +2798,23 @@
         </w:numPr>
         <w:spacing w:after="0"/>
         <w:rPr>
-          <w:sz w:val="20"/>
-          <w:szCs w:val="20"/>
-        </w:rPr>
-      </w:pPr>
-      <w:r>
-        <w:rPr>
-          <w:b/>
-          <w:bCs/>
-          <w:sz w:val="20"/>
-          <w:szCs w:val="20"/>
+          <w:sz w:val="24"/>
+          <w:szCs w:val="24"/>
+        </w:rPr>
+      </w:pPr>
+      <w:r>
+        <w:rPr>
+          <w:b/>
+          <w:bCs/>
+          <w:sz w:val="24"/>
+          <w:szCs w:val="24"/>
         </w:rPr>
         <w:t>Application des règles de sécurité</w:t>
       </w:r>
       <w:r>
         <w:rPr>
-          <w:sz w:val="20"/>
-          <w:szCs w:val="20"/>
+          <w:sz w:val="24"/>
+          <w:szCs w:val="24"/>
         </w:rPr>
         <w:t xml:space="preserve"> : comparaison des données avec des patterns prédéfinis pour identifier des comportements suspects.</w:t>
       </w:r>
@@ -2515,23 +2827,23 @@
         </w:numPr>
         <w:spacing w:after="0"/>
         <w:rPr>
-          <w:sz w:val="20"/>
-          <w:szCs w:val="20"/>
-        </w:rPr>
-      </w:pPr>
-      <w:r>
-        <w:rPr>
-          <w:b/>
-          <w:bCs/>
-          <w:sz w:val="20"/>
-          <w:szCs w:val="20"/>
+          <w:sz w:val="24"/>
+          <w:szCs w:val="24"/>
+        </w:rPr>
+      </w:pPr>
+      <w:r>
+        <w:rPr>
+          <w:b/>
+          <w:bCs/>
+          <w:sz w:val="24"/>
+          <w:szCs w:val="24"/>
         </w:rPr>
         <w:t>Gestion des alertes</w:t>
       </w:r>
       <w:r>
         <w:rPr>
-          <w:sz w:val="20"/>
-          <w:szCs w:val="20"/>
+          <w:sz w:val="24"/>
+          <w:szCs w:val="24"/>
         </w:rPr>
         <w:t xml:space="preserve"> : enregistrement des incidents et des tentatives d’attaque pour un suivi précis.</w:t>
       </w:r>
@@ -2544,23 +2856,23 @@
         </w:numPr>
         <w:spacing w:after="0"/>
         <w:rPr>
-          <w:sz w:val="20"/>
-          <w:szCs w:val="20"/>
-        </w:rPr>
-      </w:pPr>
-      <w:r>
-        <w:rPr>
-          <w:b/>
-          <w:bCs/>
-          <w:sz w:val="20"/>
-          <w:szCs w:val="20"/>
+          <w:sz w:val="24"/>
+          <w:szCs w:val="24"/>
+        </w:rPr>
+      </w:pPr>
+      <w:r>
+        <w:rPr>
+          <w:b/>
+          <w:bCs/>
+          <w:sz w:val="24"/>
+          <w:szCs w:val="24"/>
         </w:rPr>
         <w:t>Intégration avec le projet</w:t>
       </w:r>
       <w:r>
         <w:rPr>
-          <w:sz w:val="20"/>
-          <w:szCs w:val="20"/>
+          <w:sz w:val="24"/>
+          <w:szCs w:val="24"/>
         </w:rPr>
         <w:t xml:space="preserve"> : collaboration avec d’autres modules, notamment le chargeur de règles, pour assurer une détection efficace.</w:t>
       </w:r>
@@ -2569,106 +2881,105 @@
       <w:pPr>
         <w:spacing w:after="0"/>
         <w:rPr>
-          <w:sz w:val="20"/>
-          <w:szCs w:val="20"/>
-        </w:rPr>
-      </w:pPr>
-    </w:p>
-    <w:p>
-      <w:pPr>
-        <w:spacing w:after="0"/>
-        <w:rPr>
-          <w:b/>
-          <w:bCs/>
-          <w:sz w:val="20"/>
-          <w:szCs w:val="20"/>
-        </w:rPr>
-      </w:pPr>
-      <w:r>
-        <w:rPr>
-          <w:b/>
-          <w:bCs/>
-          <w:sz w:val="20"/>
-          <w:szCs w:val="20"/>
-        </w:rPr>
-        <w:t>8.3</w:t>
-      </w:r>
-      <w:r>
-        <w:rPr>
-          <w:b/>
-          <w:bCs/>
-          <w:sz w:val="20"/>
-          <w:szCs w:val="20"/>
-        </w:rPr>
-        <w:t xml:space="preserve"> Organisation du code</w:t>
-      </w:r>
-    </w:p>
-    <w:p>
-      <w:pPr>
-        <w:spacing w:after="0"/>
-        <w:rPr>
-          <w:sz w:val="20"/>
-          <w:szCs w:val="20"/>
-        </w:rPr>
-      </w:pPr>
-      <w:r>
-        <w:rPr>
-          <w:sz w:val="20"/>
-          <w:szCs w:val="20"/>
-        </w:rPr>
-        <w:t>Le code est structuré de manière modulaire pour faciliter sa lecture et son évolution. Il commence par l’import des bibliothèques nécessaires, suivi de la définition de la classe principale Analyseur. Les méthodes de cette classe couvrent l’ensemble des étapes de l’analyse, de l’extraction des données à l’application des règles et à la génération des alertes. Cette structure permet d’adapter facilement le module aux besoins futurs et d’ajouter de nouvelles règles de sécurité.</w:t>
-      </w:r>
-    </w:p>
-    <w:p>
-      <w:pPr>
-        <w:spacing w:after="0"/>
-        <w:rPr>
-          <w:sz w:val="20"/>
-          <w:szCs w:val="20"/>
-        </w:rPr>
-      </w:pPr>
-    </w:p>
-    <w:p>
-      <w:pPr>
-        <w:spacing w:after="0"/>
-        <w:rPr>
-          <w:b/>
-          <w:bCs/>
-          <w:sz w:val="20"/>
-          <w:szCs w:val="20"/>
-        </w:rPr>
-      </w:pPr>
-      <w:r>
-        <w:rPr>
-          <w:b/>
-          <w:bCs/>
-          <w:sz w:val="20"/>
-          <w:szCs w:val="20"/>
-        </w:rPr>
-        <w:t>8.4</w:t>
-      </w:r>
-      <w:r>
-        <w:rPr>
-          <w:b/>
-          <w:bCs/>
-          <w:sz w:val="20"/>
-          <w:szCs w:val="20"/>
-        </w:rPr>
-        <w:t xml:space="preserve"> Conclusion</w:t>
-      </w:r>
-    </w:p>
-    <w:p>
-      <w:pPr>
-        <w:spacing w:after="0"/>
-        <w:rPr>
-          <w:sz w:val="20"/>
-          <w:szCs w:val="20"/>
-        </w:rPr>
-      </w:pPr>
-      <w:r>
-        <w:rPr>
-          <w:sz w:val="20"/>
-          <w:szCs w:val="20"/>
+          <w:sz w:val="24"/>
+          <w:szCs w:val="24"/>
+        </w:rPr>
+      </w:pPr>
+    </w:p>
+    <w:p>
+      <w:pPr>
+        <w:spacing w:after="0"/>
+        <w:rPr>
+          <w:b/>
+          <w:bCs/>
+          <w:sz w:val="24"/>
+          <w:szCs w:val="24"/>
+        </w:rPr>
+      </w:pPr>
+      <w:r>
+        <w:rPr>
+          <w:b/>
+          <w:bCs/>
+          <w:sz w:val="24"/>
+          <w:szCs w:val="24"/>
+        </w:rPr>
+        <w:t>8.3 Organisation du code</w:t>
+      </w:r>
+    </w:p>
+    <w:p>
+      <w:pPr>
+        <w:spacing w:after="0"/>
+        <w:rPr>
+          <w:sz w:val="24"/>
+          <w:szCs w:val="24"/>
+        </w:rPr>
+      </w:pPr>
+      <w:r>
+        <w:rPr>
+          <w:sz w:val="24"/>
+          <w:szCs w:val="24"/>
+        </w:rPr>
+        <w:t xml:space="preserve">Le code est structuré de manière modulaire pour faciliter sa lecture et son évolution. Il commence par l’import des bibliothèques nécessaires, suivi de la définition de la classe principale Analyseur. Les méthodes de cette classe couvrent l’ensemble des étapes de </w:t>
+      </w:r>
+      <w:proofErr w:type="gramStart"/>
+      <w:r>
+        <w:rPr>
+          <w:sz w:val="24"/>
+          <w:szCs w:val="24"/>
+        </w:rPr>
+        <w:lastRenderedPageBreak/>
+        <w:t>l’analyse</w:t>
+      </w:r>
+      <w:proofErr w:type="gramEnd"/>
+      <w:r>
+        <w:rPr>
+          <w:sz w:val="24"/>
+          <w:szCs w:val="24"/>
+        </w:rPr>
+        <w:t>, de l’extraction des données à l’application des règles et à la génération des alertes. Cette structure permet d’adapter facilement le module aux besoins futurs et d’ajouter de nouvelles règles de sécurité.</w:t>
+      </w:r>
+    </w:p>
+    <w:p>
+      <w:pPr>
+        <w:spacing w:after="0"/>
+        <w:rPr>
+          <w:sz w:val="24"/>
+          <w:szCs w:val="24"/>
+        </w:rPr>
+      </w:pPr>
+    </w:p>
+    <w:p>
+      <w:pPr>
+        <w:spacing w:after="0"/>
+        <w:rPr>
+          <w:b/>
+          <w:bCs/>
+          <w:sz w:val="24"/>
+          <w:szCs w:val="24"/>
+        </w:rPr>
+      </w:pPr>
+      <w:r>
+        <w:rPr>
+          <w:b/>
+          <w:bCs/>
+          <w:sz w:val="24"/>
+          <w:szCs w:val="24"/>
+        </w:rPr>
+        <w:t>8.4 Conclusion</w:t>
+      </w:r>
+    </w:p>
+    <w:p>
+      <w:pPr>
+        <w:spacing w:after="0"/>
+        <w:rPr>
+          <w:sz w:val="24"/>
+          <w:szCs w:val="24"/>
+        </w:rPr>
+      </w:pPr>
+      <w:r>
+        <w:rPr>
+          <w:sz w:val="24"/>
+          <w:szCs w:val="24"/>
         </w:rPr>
         <w:t xml:space="preserve">analyseur.py est le cœur logique du WAF. Il assure la </w:t>
       </w:r>
@@ -2676,15 +2987,15 @@
         <w:rPr>
           <w:b/>
           <w:bCs/>
-          <w:sz w:val="20"/>
-          <w:szCs w:val="20"/>
+          <w:sz w:val="24"/>
+          <w:szCs w:val="24"/>
         </w:rPr>
         <w:t>protection proactive</w:t>
       </w:r>
       <w:r>
         <w:rPr>
-          <w:sz w:val="20"/>
-          <w:szCs w:val="20"/>
+          <w:sz w:val="24"/>
+          <w:szCs w:val="24"/>
         </w:rPr>
         <w:t xml:space="preserve"> contre les menaces web et contribue à la fiabilité de l’ensemble du projet. Sa modularité et sa conception claire facilitent la maintenance, l’évolution et l’intégration avec d’autres composants.</w:t>
       </w:r>
@@ -2693,8 +3004,1631 @@
       <w:pPr>
         <w:spacing w:after="0"/>
         <w:rPr>
-          <w:sz w:val="20"/>
-          <w:szCs w:val="20"/>
+          <w:sz w:val="24"/>
+          <w:szCs w:val="24"/>
+        </w:rPr>
+      </w:pPr>
+    </w:p>
+    <w:p>
+      <w:pPr>
+        <w:spacing w:after="0"/>
+        <w:rPr>
+          <w:sz w:val="24"/>
+          <w:szCs w:val="24"/>
+        </w:rPr>
+      </w:pPr>
+    </w:p>
+    <w:p>
+      <w:pPr>
+        <w:spacing w:after="0"/>
+        <w:rPr>
+          <w:b/>
+          <w:bCs/>
+          <w:sz w:val="24"/>
+          <w:szCs w:val="24"/>
+        </w:rPr>
+      </w:pPr>
+      <w:r>
+        <w:rPr>
+          <w:b/>
+          <w:bCs/>
+          <w:sz w:val="24"/>
+          <w:szCs w:val="24"/>
+        </w:rPr>
+        <w:t>9</w:t>
+      </w:r>
+      <w:r>
+        <w:rPr>
+          <w:b/>
+          <w:bCs/>
+          <w:sz w:val="24"/>
+          <w:szCs w:val="24"/>
+        </w:rPr>
+        <w:t>. Fichier logger.py</w:t>
+      </w:r>
+    </w:p>
+    <w:p>
+      <w:pPr>
+        <w:spacing w:after="0"/>
+        <w:rPr>
+          <w:b/>
+          <w:bCs/>
+          <w:sz w:val="24"/>
+          <w:szCs w:val="24"/>
+        </w:rPr>
+      </w:pPr>
+      <w:r>
+        <w:rPr>
+          <w:b/>
+          <w:bCs/>
+          <w:sz w:val="24"/>
+          <w:szCs w:val="24"/>
+        </w:rPr>
+        <w:t>9.</w:t>
+      </w:r>
+      <w:r>
+        <w:rPr>
+          <w:b/>
+          <w:bCs/>
+          <w:sz w:val="24"/>
+          <w:szCs w:val="24"/>
+        </w:rPr>
+        <w:t>1 Rôle du module</w:t>
+      </w:r>
+    </w:p>
+    <w:p>
+      <w:pPr>
+        <w:spacing w:after="0"/>
+        <w:rPr>
+          <w:sz w:val="24"/>
+          <w:szCs w:val="24"/>
+        </w:rPr>
+      </w:pPr>
+      <w:r>
+        <w:rPr>
+          <w:sz w:val="24"/>
+          <w:szCs w:val="24"/>
+        </w:rPr>
+        <w:t xml:space="preserve">Le fichier logger.py est responsable de la </w:t>
+      </w:r>
+      <w:r>
+        <w:rPr>
+          <w:b/>
+          <w:bCs/>
+          <w:sz w:val="24"/>
+          <w:szCs w:val="24"/>
+        </w:rPr>
+        <w:t>journalisation des incidents de sécurité</w:t>
+      </w:r>
+      <w:r>
+        <w:rPr>
+          <w:sz w:val="24"/>
+          <w:szCs w:val="24"/>
+        </w:rPr>
+        <w:t xml:space="preserve"> détectés par le WAF. Il permet de conserver une trace des attaques afin de faciliter le suivi, l’analyse et l’amélioration du système.</w:t>
+      </w:r>
+    </w:p>
+    <w:p>
+      <w:pPr>
+        <w:spacing w:after="0"/>
+        <w:rPr>
+          <w:b/>
+          <w:bCs/>
+          <w:sz w:val="24"/>
+          <w:szCs w:val="24"/>
+        </w:rPr>
+      </w:pPr>
+      <w:r>
+        <w:rPr>
+          <w:b/>
+          <w:bCs/>
+          <w:sz w:val="24"/>
+          <w:szCs w:val="24"/>
+        </w:rPr>
+        <w:t>9.</w:t>
+      </w:r>
+      <w:r>
+        <w:rPr>
+          <w:b/>
+          <w:bCs/>
+          <w:sz w:val="24"/>
+          <w:szCs w:val="24"/>
+        </w:rPr>
+        <w:t>2 Fonctionnement général</w:t>
+      </w:r>
+    </w:p>
+    <w:p>
+      <w:pPr>
+        <w:spacing w:after="0"/>
+        <w:rPr>
+          <w:sz w:val="24"/>
+          <w:szCs w:val="24"/>
+        </w:rPr>
+      </w:pPr>
+      <w:r>
+        <w:rPr>
+          <w:sz w:val="24"/>
+          <w:szCs w:val="24"/>
+        </w:rPr>
+        <w:t>Lorsqu’une requête est identifiée comme malveillante, les informations pertinentes (type d’attaque, règle déclenchée, adresse IP, date) sont transmises au module de journalisation.</w:t>
+      </w:r>
+    </w:p>
+    <w:p>
+      <w:pPr>
+        <w:spacing w:after="0"/>
+        <w:rPr>
+          <w:b/>
+          <w:bCs/>
+          <w:sz w:val="24"/>
+          <w:szCs w:val="24"/>
+        </w:rPr>
+      </w:pPr>
+      <w:r>
+        <w:rPr>
+          <w:b/>
+          <w:bCs/>
+          <w:sz w:val="24"/>
+          <w:szCs w:val="24"/>
+        </w:rPr>
+        <w:t>9.</w:t>
+      </w:r>
+      <w:r>
+        <w:rPr>
+          <w:b/>
+          <w:bCs/>
+          <w:sz w:val="24"/>
+          <w:szCs w:val="24"/>
+        </w:rPr>
+        <w:t>3 Données enregistrées</w:t>
+      </w:r>
+    </w:p>
+    <w:p>
+      <w:pPr>
+        <w:spacing w:after="0"/>
+        <w:rPr>
+          <w:sz w:val="24"/>
+          <w:szCs w:val="24"/>
+        </w:rPr>
+      </w:pPr>
+      <w:r>
+        <w:rPr>
+          <w:sz w:val="24"/>
+          <w:szCs w:val="24"/>
+        </w:rPr>
+        <w:t>Le module enregistre notamment :</w:t>
+      </w:r>
+    </w:p>
+    <w:p>
+      <w:pPr>
+        <w:numPr>
+          <w:ilvl w:val="0"/>
+          <w:numId w:val="11"/>
+        </w:numPr>
+        <w:spacing w:after="0"/>
+        <w:rPr>
+          <w:sz w:val="24"/>
+          <w:szCs w:val="24"/>
+        </w:rPr>
+      </w:pPr>
+      <w:proofErr w:type="gramStart"/>
+      <w:r>
+        <w:rPr>
+          <w:sz w:val="24"/>
+          <w:szCs w:val="24"/>
+        </w:rPr>
+        <w:t>la</w:t>
+      </w:r>
+      <w:proofErr w:type="gramEnd"/>
+      <w:r>
+        <w:rPr>
+          <w:sz w:val="24"/>
+          <w:szCs w:val="24"/>
+        </w:rPr>
+        <w:t xml:space="preserve"> date et l’heure de l’incident</w:t>
+      </w:r>
+    </w:p>
+    <w:p>
+      <w:pPr>
+        <w:numPr>
+          <w:ilvl w:val="0"/>
+          <w:numId w:val="11"/>
+        </w:numPr>
+        <w:spacing w:after="0"/>
+        <w:rPr>
+          <w:sz w:val="24"/>
+          <w:szCs w:val="24"/>
+        </w:rPr>
+      </w:pPr>
+      <w:proofErr w:type="gramStart"/>
+      <w:r>
+        <w:rPr>
+          <w:sz w:val="24"/>
+          <w:szCs w:val="24"/>
+        </w:rPr>
+        <w:t>l’adresse</w:t>
+      </w:r>
+      <w:proofErr w:type="gramEnd"/>
+      <w:r>
+        <w:rPr>
+          <w:sz w:val="24"/>
+          <w:szCs w:val="24"/>
+        </w:rPr>
+        <w:t xml:space="preserve"> IP source</w:t>
+      </w:r>
+    </w:p>
+    <w:p>
+      <w:pPr>
+        <w:numPr>
+          <w:ilvl w:val="0"/>
+          <w:numId w:val="11"/>
+        </w:numPr>
+        <w:spacing w:after="0"/>
+        <w:rPr>
+          <w:sz w:val="24"/>
+          <w:szCs w:val="24"/>
+        </w:rPr>
+      </w:pPr>
+      <w:proofErr w:type="gramStart"/>
+      <w:r>
+        <w:rPr>
+          <w:sz w:val="24"/>
+          <w:szCs w:val="24"/>
+        </w:rPr>
+        <w:t>le</w:t>
+      </w:r>
+      <w:proofErr w:type="gramEnd"/>
+      <w:r>
+        <w:rPr>
+          <w:sz w:val="24"/>
+          <w:szCs w:val="24"/>
+        </w:rPr>
+        <w:t xml:space="preserve"> type d’attaque détectée</w:t>
+      </w:r>
+    </w:p>
+    <w:p>
+      <w:pPr>
+        <w:numPr>
+          <w:ilvl w:val="0"/>
+          <w:numId w:val="11"/>
+        </w:numPr>
+        <w:spacing w:after="0"/>
+        <w:rPr>
+          <w:sz w:val="24"/>
+          <w:szCs w:val="24"/>
+        </w:rPr>
+      </w:pPr>
+      <w:proofErr w:type="gramStart"/>
+      <w:r>
+        <w:rPr>
+          <w:sz w:val="24"/>
+          <w:szCs w:val="24"/>
+        </w:rPr>
+        <w:t>l’identifiant</w:t>
+      </w:r>
+      <w:proofErr w:type="gramEnd"/>
+      <w:r>
+        <w:rPr>
+          <w:sz w:val="24"/>
+          <w:szCs w:val="24"/>
+        </w:rPr>
+        <w:t xml:space="preserve"> de la règle déclenchée</w:t>
+      </w:r>
+    </w:p>
+    <w:p>
+      <w:pPr>
+        <w:spacing w:after="0"/>
+        <w:rPr>
+          <w:b/>
+          <w:bCs/>
+          <w:sz w:val="24"/>
+          <w:szCs w:val="24"/>
+        </w:rPr>
+      </w:pPr>
+      <w:r>
+        <w:rPr>
+          <w:b/>
+          <w:bCs/>
+          <w:sz w:val="24"/>
+          <w:szCs w:val="24"/>
+        </w:rPr>
+        <w:t>9.</w:t>
+      </w:r>
+      <w:r>
+        <w:rPr>
+          <w:b/>
+          <w:bCs/>
+          <w:sz w:val="24"/>
+          <w:szCs w:val="24"/>
+        </w:rPr>
+        <w:t>4. Importance pour la sécurité</w:t>
+      </w:r>
+    </w:p>
+    <w:p>
+      <w:pPr>
+        <w:spacing w:after="0"/>
+        <w:rPr>
+          <w:sz w:val="24"/>
+          <w:szCs w:val="24"/>
+        </w:rPr>
+      </w:pPr>
+      <w:r>
+        <w:rPr>
+          <w:sz w:val="24"/>
+          <w:szCs w:val="24"/>
+        </w:rPr>
+        <w:t>La journalisation permet :</w:t>
+      </w:r>
+    </w:p>
+    <w:p>
+      <w:pPr>
+        <w:numPr>
+          <w:ilvl w:val="0"/>
+          <w:numId w:val="12"/>
+        </w:numPr>
+        <w:spacing w:after="0"/>
+        <w:rPr>
+          <w:sz w:val="24"/>
+          <w:szCs w:val="24"/>
+        </w:rPr>
+      </w:pPr>
+      <w:proofErr w:type="gramStart"/>
+      <w:r>
+        <w:rPr>
+          <w:sz w:val="24"/>
+          <w:szCs w:val="24"/>
+        </w:rPr>
+        <w:t>d’analyser</w:t>
+      </w:r>
+      <w:proofErr w:type="gramEnd"/>
+      <w:r>
+        <w:rPr>
+          <w:sz w:val="24"/>
+          <w:szCs w:val="24"/>
+        </w:rPr>
+        <w:t xml:space="preserve"> les tendances d’attaques</w:t>
+      </w:r>
+    </w:p>
+    <w:p>
+      <w:pPr>
+        <w:numPr>
+          <w:ilvl w:val="0"/>
+          <w:numId w:val="12"/>
+        </w:numPr>
+        <w:spacing w:after="0"/>
+        <w:rPr>
+          <w:sz w:val="24"/>
+          <w:szCs w:val="24"/>
+        </w:rPr>
+      </w:pPr>
+      <w:proofErr w:type="gramStart"/>
+      <w:r>
+        <w:rPr>
+          <w:sz w:val="24"/>
+          <w:szCs w:val="24"/>
+        </w:rPr>
+        <w:t>de</w:t>
+      </w:r>
+      <w:proofErr w:type="gramEnd"/>
+      <w:r>
+        <w:rPr>
+          <w:sz w:val="24"/>
+          <w:szCs w:val="24"/>
+        </w:rPr>
+        <w:t xml:space="preserve"> fournir des preuves en cas d’incident</w:t>
+      </w:r>
+    </w:p>
+    <w:p>
+      <w:pPr>
+        <w:numPr>
+          <w:ilvl w:val="0"/>
+          <w:numId w:val="12"/>
+        </w:numPr>
+        <w:spacing w:after="0"/>
+        <w:rPr>
+          <w:sz w:val="24"/>
+          <w:szCs w:val="24"/>
+        </w:rPr>
+      </w:pPr>
+      <w:proofErr w:type="gramStart"/>
+      <w:r>
+        <w:rPr>
+          <w:sz w:val="24"/>
+          <w:szCs w:val="24"/>
+        </w:rPr>
+        <w:t>d’améliorer</w:t>
+      </w:r>
+      <w:proofErr w:type="gramEnd"/>
+      <w:r>
+        <w:rPr>
+          <w:sz w:val="24"/>
+          <w:szCs w:val="24"/>
+        </w:rPr>
+        <w:t xml:space="preserve"> les règles de détection</w:t>
+      </w:r>
+    </w:p>
+    <w:p>
+      <w:pPr>
+        <w:spacing w:after="0"/>
+        <w:rPr>
+          <w:b/>
+          <w:bCs/>
+          <w:sz w:val="24"/>
+          <w:szCs w:val="24"/>
+        </w:rPr>
+      </w:pPr>
+      <w:r>
+        <w:rPr>
+          <w:b/>
+          <w:bCs/>
+          <w:sz w:val="24"/>
+          <w:szCs w:val="24"/>
+        </w:rPr>
+        <w:t>9.</w:t>
+      </w:r>
+      <w:r>
+        <w:rPr>
+          <w:b/>
+          <w:bCs/>
+          <w:sz w:val="24"/>
+          <w:szCs w:val="24"/>
+        </w:rPr>
+        <w:t>5. Conclusion</w:t>
+      </w:r>
+    </w:p>
+    <w:p>
+      <w:pPr>
+        <w:spacing w:after="0"/>
+        <w:rPr>
+          <w:sz w:val="24"/>
+          <w:szCs w:val="24"/>
+        </w:rPr>
+      </w:pPr>
+      <w:r>
+        <w:rPr>
+          <w:sz w:val="24"/>
+          <w:szCs w:val="24"/>
+        </w:rPr>
+        <w:t xml:space="preserve">logger.py est un module essentiel pour la </w:t>
+      </w:r>
+      <w:r>
+        <w:rPr>
+          <w:b/>
+          <w:bCs/>
+          <w:sz w:val="24"/>
+          <w:szCs w:val="24"/>
+        </w:rPr>
+        <w:t>traçabilité et l’audit de sécurité</w:t>
+      </w:r>
+      <w:r>
+        <w:rPr>
+          <w:sz w:val="24"/>
+          <w:szCs w:val="24"/>
+        </w:rPr>
+        <w:t xml:space="preserve"> du WAF.</w:t>
+      </w:r>
+    </w:p>
+    <w:p>
+      <w:pPr>
+        <w:spacing w:after="0"/>
+        <w:rPr>
+          <w:sz w:val="24"/>
+          <w:szCs w:val="24"/>
+        </w:rPr>
+      </w:pPr>
+    </w:p>
+    <w:p>
+      <w:pPr>
+        <w:spacing w:after="0"/>
+        <w:rPr>
+          <w:b/>
+          <w:bCs/>
+          <w:sz w:val="24"/>
+          <w:szCs w:val="24"/>
+        </w:rPr>
+      </w:pPr>
+      <w:r>
+        <w:rPr>
+          <w:b/>
+          <w:bCs/>
+          <w:sz w:val="24"/>
+          <w:szCs w:val="24"/>
+        </w:rPr>
+        <w:t>10</w:t>
+      </w:r>
+      <w:r>
+        <w:rPr>
+          <w:b/>
+          <w:bCs/>
+          <w:sz w:val="24"/>
+          <w:szCs w:val="24"/>
+        </w:rPr>
+        <w:t xml:space="preserve">. Fichier </w:t>
+      </w:r>
+      <w:proofErr w:type="spellStart"/>
+      <w:r>
+        <w:rPr>
+          <w:b/>
+          <w:bCs/>
+          <w:sz w:val="24"/>
+          <w:szCs w:val="24"/>
+        </w:rPr>
+        <w:t>waf_query.sql</w:t>
+      </w:r>
+      <w:proofErr w:type="spellEnd"/>
+    </w:p>
+    <w:p>
+      <w:pPr>
+        <w:spacing w:after="0"/>
+        <w:rPr>
+          <w:b/>
+          <w:bCs/>
+          <w:sz w:val="24"/>
+          <w:szCs w:val="24"/>
+        </w:rPr>
+      </w:pPr>
+      <w:r>
+        <w:rPr>
+          <w:b/>
+          <w:bCs/>
+          <w:sz w:val="24"/>
+          <w:szCs w:val="24"/>
+        </w:rPr>
+        <w:t>10.1</w:t>
+      </w:r>
+      <w:r>
+        <w:rPr>
+          <w:b/>
+          <w:bCs/>
+          <w:sz w:val="24"/>
+          <w:szCs w:val="24"/>
+        </w:rPr>
+        <w:t xml:space="preserve"> Rôle du fichier</w:t>
+      </w:r>
+    </w:p>
+    <w:p>
+      <w:pPr>
+        <w:spacing w:after="0"/>
+        <w:rPr>
+          <w:sz w:val="24"/>
+          <w:szCs w:val="24"/>
+        </w:rPr>
+      </w:pPr>
+      <w:r>
+        <w:rPr>
+          <w:sz w:val="24"/>
+          <w:szCs w:val="24"/>
+        </w:rPr>
+        <w:t xml:space="preserve">Le fichier </w:t>
+      </w:r>
+      <w:proofErr w:type="spellStart"/>
+      <w:r>
+        <w:rPr>
+          <w:sz w:val="24"/>
+          <w:szCs w:val="24"/>
+        </w:rPr>
+        <w:t>waf_query.sql</w:t>
+      </w:r>
+      <w:proofErr w:type="spellEnd"/>
+      <w:r>
+        <w:rPr>
+          <w:sz w:val="24"/>
+          <w:szCs w:val="24"/>
+        </w:rPr>
+        <w:t xml:space="preserve"> définit la </w:t>
+      </w:r>
+      <w:r>
+        <w:rPr>
+          <w:b/>
+          <w:bCs/>
+          <w:sz w:val="24"/>
+          <w:szCs w:val="24"/>
+        </w:rPr>
+        <w:t>structure de la base de données</w:t>
+      </w:r>
+      <w:r>
+        <w:rPr>
+          <w:sz w:val="24"/>
+          <w:szCs w:val="24"/>
+        </w:rPr>
+        <w:t xml:space="preserve"> utilisée pour stocker les journaux d’attaques détectées par le WAF.</w:t>
+      </w:r>
+    </w:p>
+    <w:p>
+      <w:pPr>
+        <w:spacing w:after="0"/>
+        <w:rPr>
+          <w:b/>
+          <w:bCs/>
+          <w:sz w:val="24"/>
+          <w:szCs w:val="24"/>
+        </w:rPr>
+      </w:pPr>
+      <w:r>
+        <w:rPr>
+          <w:b/>
+          <w:bCs/>
+          <w:sz w:val="24"/>
+          <w:szCs w:val="24"/>
+        </w:rPr>
+        <w:t>10.</w:t>
+      </w:r>
+      <w:r>
+        <w:rPr>
+          <w:b/>
+          <w:bCs/>
+          <w:sz w:val="24"/>
+          <w:szCs w:val="24"/>
+        </w:rPr>
+        <w:t>2 Contenu principal</w:t>
+      </w:r>
+    </w:p>
+    <w:p>
+      <w:pPr>
+        <w:spacing w:after="0"/>
+        <w:rPr>
+          <w:sz w:val="24"/>
+          <w:szCs w:val="24"/>
+        </w:rPr>
+      </w:pPr>
+      <w:r>
+        <w:rPr>
+          <w:sz w:val="24"/>
+          <w:szCs w:val="24"/>
+        </w:rPr>
+        <w:t>Il contient les requêtes SQL nécessaires à :</w:t>
+      </w:r>
+    </w:p>
+    <w:p>
+      <w:pPr>
+        <w:numPr>
+          <w:ilvl w:val="0"/>
+          <w:numId w:val="13"/>
+        </w:numPr>
+        <w:spacing w:after="0"/>
+        <w:rPr>
+          <w:sz w:val="24"/>
+          <w:szCs w:val="24"/>
+        </w:rPr>
+      </w:pPr>
+      <w:proofErr w:type="gramStart"/>
+      <w:r>
+        <w:rPr>
+          <w:sz w:val="24"/>
+          <w:szCs w:val="24"/>
+        </w:rPr>
+        <w:t>la</w:t>
+      </w:r>
+      <w:proofErr w:type="gramEnd"/>
+      <w:r>
+        <w:rPr>
+          <w:sz w:val="24"/>
+          <w:szCs w:val="24"/>
+        </w:rPr>
+        <w:t xml:space="preserve"> création de la base de données</w:t>
+      </w:r>
+    </w:p>
+    <w:p>
+      <w:pPr>
+        <w:numPr>
+          <w:ilvl w:val="0"/>
+          <w:numId w:val="13"/>
+        </w:numPr>
+        <w:spacing w:after="0"/>
+        <w:rPr>
+          <w:sz w:val="24"/>
+          <w:szCs w:val="24"/>
+        </w:rPr>
+      </w:pPr>
+      <w:proofErr w:type="gramStart"/>
+      <w:r>
+        <w:rPr>
+          <w:sz w:val="24"/>
+          <w:szCs w:val="24"/>
+        </w:rPr>
+        <w:t>la</w:t>
+      </w:r>
+      <w:proofErr w:type="gramEnd"/>
+      <w:r>
+        <w:rPr>
+          <w:sz w:val="24"/>
+          <w:szCs w:val="24"/>
+        </w:rPr>
+        <w:t xml:space="preserve"> création des tables de journalisation</w:t>
+      </w:r>
+    </w:p>
+    <w:p>
+      <w:pPr>
+        <w:numPr>
+          <w:ilvl w:val="0"/>
+          <w:numId w:val="13"/>
+        </w:numPr>
+        <w:spacing w:after="0"/>
+        <w:rPr>
+          <w:sz w:val="24"/>
+          <w:szCs w:val="24"/>
+        </w:rPr>
+      </w:pPr>
+      <w:proofErr w:type="gramStart"/>
+      <w:r>
+        <w:rPr>
+          <w:sz w:val="24"/>
+          <w:szCs w:val="24"/>
+        </w:rPr>
+        <w:t>la</w:t>
+      </w:r>
+      <w:proofErr w:type="gramEnd"/>
+      <w:r>
+        <w:rPr>
+          <w:sz w:val="24"/>
+          <w:szCs w:val="24"/>
+        </w:rPr>
+        <w:t xml:space="preserve"> définition des champs (IP, date, type d’attaque, etc.)</w:t>
+      </w:r>
+    </w:p>
+    <w:p>
+      <w:pPr>
+        <w:spacing w:after="0"/>
+        <w:rPr>
+          <w:b/>
+          <w:bCs/>
+          <w:sz w:val="24"/>
+          <w:szCs w:val="24"/>
+        </w:rPr>
+      </w:pPr>
+      <w:r>
+        <w:rPr>
+          <w:b/>
+          <w:bCs/>
+          <w:sz w:val="24"/>
+          <w:szCs w:val="24"/>
+        </w:rPr>
+        <w:t>10.</w:t>
+      </w:r>
+      <w:r>
+        <w:rPr>
+          <w:b/>
+          <w:bCs/>
+          <w:sz w:val="24"/>
+          <w:szCs w:val="24"/>
+        </w:rPr>
+        <w:t>3 Utilité dans le projet</w:t>
+      </w:r>
+    </w:p>
+    <w:p>
+      <w:pPr>
+        <w:spacing w:after="0"/>
+        <w:rPr>
+          <w:sz w:val="24"/>
+          <w:szCs w:val="24"/>
+        </w:rPr>
+      </w:pPr>
+      <w:r>
+        <w:rPr>
+          <w:sz w:val="24"/>
+          <w:szCs w:val="24"/>
+        </w:rPr>
+        <w:lastRenderedPageBreak/>
+        <w:t xml:space="preserve">Ce fichier assure une </w:t>
+      </w:r>
+      <w:r>
+        <w:rPr>
+          <w:b/>
+          <w:bCs/>
+          <w:sz w:val="24"/>
+          <w:szCs w:val="24"/>
+        </w:rPr>
+        <w:t>persistance des données de sécurité</w:t>
+      </w:r>
+      <w:r>
+        <w:rPr>
+          <w:sz w:val="24"/>
+          <w:szCs w:val="24"/>
+        </w:rPr>
+        <w:t>, permettant leur exploitation ultérieure via une interface ou des outils d’analyse.</w:t>
+      </w:r>
+    </w:p>
+    <w:p>
+      <w:pPr>
+        <w:spacing w:after="0"/>
+        <w:rPr>
+          <w:b/>
+          <w:bCs/>
+          <w:sz w:val="24"/>
+          <w:szCs w:val="24"/>
+        </w:rPr>
+      </w:pPr>
+      <w:r>
+        <w:rPr>
+          <w:b/>
+          <w:bCs/>
+          <w:sz w:val="24"/>
+          <w:szCs w:val="24"/>
+        </w:rPr>
+        <w:t>10.</w:t>
+      </w:r>
+      <w:r>
+        <w:rPr>
+          <w:b/>
+          <w:bCs/>
+          <w:sz w:val="24"/>
+          <w:szCs w:val="24"/>
+        </w:rPr>
+        <w:t>4 Avantages</w:t>
+      </w:r>
+    </w:p>
+    <w:p>
+      <w:pPr>
+        <w:numPr>
+          <w:ilvl w:val="0"/>
+          <w:numId w:val="14"/>
+        </w:numPr>
+        <w:spacing w:after="0"/>
+        <w:rPr>
+          <w:sz w:val="24"/>
+          <w:szCs w:val="24"/>
+        </w:rPr>
+      </w:pPr>
+      <w:r>
+        <w:rPr>
+          <w:sz w:val="24"/>
+          <w:szCs w:val="24"/>
+        </w:rPr>
+        <w:t>Centralisation des incidents</w:t>
+      </w:r>
+    </w:p>
+    <w:p>
+      <w:pPr>
+        <w:numPr>
+          <w:ilvl w:val="0"/>
+          <w:numId w:val="14"/>
+        </w:numPr>
+        <w:spacing w:after="0"/>
+        <w:rPr>
+          <w:sz w:val="24"/>
+          <w:szCs w:val="24"/>
+        </w:rPr>
+      </w:pPr>
+      <w:r>
+        <w:rPr>
+          <w:sz w:val="24"/>
+          <w:szCs w:val="24"/>
+        </w:rPr>
+        <w:t>Compatibilité avec les systèmes de monitoring</w:t>
+      </w:r>
+    </w:p>
+    <w:p>
+      <w:pPr>
+        <w:numPr>
+          <w:ilvl w:val="0"/>
+          <w:numId w:val="14"/>
+        </w:numPr>
+        <w:spacing w:after="0"/>
+        <w:rPr>
+          <w:sz w:val="24"/>
+          <w:szCs w:val="24"/>
+        </w:rPr>
+      </w:pPr>
+      <w:r>
+        <w:rPr>
+          <w:sz w:val="24"/>
+          <w:szCs w:val="24"/>
+        </w:rPr>
+        <w:t>Facilité d’intégration avec d’autres modules</w:t>
+      </w:r>
+    </w:p>
+    <w:p>
+      <w:pPr>
+        <w:spacing w:after="0"/>
+        <w:rPr>
+          <w:b/>
+          <w:bCs/>
+          <w:sz w:val="24"/>
+          <w:szCs w:val="24"/>
+        </w:rPr>
+      </w:pPr>
+      <w:r>
+        <w:rPr>
+          <w:b/>
+          <w:bCs/>
+          <w:sz w:val="24"/>
+          <w:szCs w:val="24"/>
+        </w:rPr>
+        <w:t>10.</w:t>
+      </w:r>
+      <w:r>
+        <w:rPr>
+          <w:b/>
+          <w:bCs/>
+          <w:sz w:val="24"/>
+          <w:szCs w:val="24"/>
+        </w:rPr>
+        <w:t>5 Conclusion</w:t>
+      </w:r>
+    </w:p>
+    <w:p>
+      <w:pPr>
+        <w:spacing w:after="0"/>
+        <w:rPr>
+          <w:sz w:val="24"/>
+          <w:szCs w:val="24"/>
+        </w:rPr>
+      </w:pPr>
+      <w:proofErr w:type="spellStart"/>
+      <w:r>
+        <w:rPr>
+          <w:sz w:val="24"/>
+          <w:szCs w:val="24"/>
+        </w:rPr>
+        <w:t>waf_query.sql</w:t>
+      </w:r>
+      <w:proofErr w:type="spellEnd"/>
+      <w:r>
+        <w:rPr>
+          <w:sz w:val="24"/>
+          <w:szCs w:val="24"/>
+        </w:rPr>
+        <w:t xml:space="preserve"> fournit une base solide pour le </w:t>
+      </w:r>
+      <w:r>
+        <w:rPr>
+          <w:b/>
+          <w:bCs/>
+          <w:sz w:val="24"/>
+          <w:szCs w:val="24"/>
+        </w:rPr>
+        <w:t>stockage structuré des événements de sécurité</w:t>
+      </w:r>
+      <w:r>
+        <w:rPr>
+          <w:sz w:val="24"/>
+          <w:szCs w:val="24"/>
+        </w:rPr>
+        <w:t xml:space="preserve"> du projet WAF.</w:t>
+      </w:r>
+    </w:p>
+    <w:p>
+      <w:pPr>
+        <w:spacing w:after="0"/>
+        <w:rPr>
+          <w:sz w:val="24"/>
+          <w:szCs w:val="24"/>
+        </w:rPr>
+      </w:pPr>
+    </w:p>
+    <w:p>
+      <w:pPr>
+        <w:spacing w:after="0"/>
+        <w:rPr>
+          <w:b/>
+          <w:bCs/>
+          <w:sz w:val="24"/>
+          <w:szCs w:val="24"/>
+        </w:rPr>
+      </w:pPr>
+      <w:r>
+        <w:rPr>
+          <w:b/>
+          <w:bCs/>
+          <w:sz w:val="24"/>
+          <w:szCs w:val="24"/>
+        </w:rPr>
+        <w:t>11</w:t>
+      </w:r>
+      <w:r>
+        <w:rPr>
+          <w:b/>
+          <w:bCs/>
+          <w:sz w:val="24"/>
+          <w:szCs w:val="24"/>
+        </w:rPr>
+        <w:t>. Fichier app.py</w:t>
+      </w:r>
+    </w:p>
+    <w:p>
+      <w:pPr>
+        <w:spacing w:after="0"/>
+        <w:rPr>
+          <w:b/>
+          <w:bCs/>
+          <w:sz w:val="24"/>
+          <w:szCs w:val="24"/>
+        </w:rPr>
+      </w:pPr>
+      <w:r>
+        <w:rPr>
+          <w:b/>
+          <w:bCs/>
+          <w:sz w:val="24"/>
+          <w:szCs w:val="24"/>
+        </w:rPr>
+        <w:t>11.1</w:t>
+      </w:r>
+      <w:r>
+        <w:rPr>
+          <w:b/>
+          <w:bCs/>
+          <w:sz w:val="24"/>
+          <w:szCs w:val="24"/>
+        </w:rPr>
+        <w:t xml:space="preserve"> Rôle du fichier</w:t>
+      </w:r>
+    </w:p>
+    <w:p>
+      <w:pPr>
+        <w:spacing w:after="0"/>
+        <w:rPr>
+          <w:sz w:val="24"/>
+          <w:szCs w:val="24"/>
+        </w:rPr>
+      </w:pPr>
+      <w:r>
+        <w:rPr>
+          <w:sz w:val="24"/>
+          <w:szCs w:val="24"/>
+        </w:rPr>
+        <w:t xml:space="preserve">Le fichier app.py est le </w:t>
+      </w:r>
+      <w:r>
+        <w:rPr>
+          <w:b/>
+          <w:bCs/>
+          <w:sz w:val="24"/>
+          <w:szCs w:val="24"/>
+        </w:rPr>
+        <w:t>fichier principal de l’application WAF</w:t>
+      </w:r>
+      <w:r>
+        <w:rPr>
+          <w:sz w:val="24"/>
+          <w:szCs w:val="24"/>
+        </w:rPr>
+        <w:t>. Il initialise l’environnement, configure Flask et met en place le middleware de filtrage.</w:t>
+      </w:r>
+    </w:p>
+    <w:p>
+      <w:pPr>
+        <w:spacing w:after="0"/>
+        <w:rPr>
+          <w:b/>
+          <w:bCs/>
+          <w:sz w:val="24"/>
+          <w:szCs w:val="24"/>
+        </w:rPr>
+      </w:pPr>
+      <w:r>
+        <w:rPr>
+          <w:b/>
+          <w:bCs/>
+          <w:sz w:val="24"/>
+          <w:szCs w:val="24"/>
+        </w:rPr>
+        <w:t>11.</w:t>
+      </w:r>
+      <w:r>
+        <w:rPr>
+          <w:b/>
+          <w:bCs/>
+          <w:sz w:val="24"/>
+          <w:szCs w:val="24"/>
+        </w:rPr>
+        <w:t>2 Fonctionnement général</w:t>
+      </w:r>
+    </w:p>
+    <w:p>
+      <w:pPr>
+        <w:spacing w:after="0"/>
+        <w:rPr>
+          <w:sz w:val="24"/>
+          <w:szCs w:val="24"/>
+        </w:rPr>
+      </w:pPr>
+      <w:r>
+        <w:rPr>
+          <w:sz w:val="24"/>
+          <w:szCs w:val="24"/>
+        </w:rPr>
+        <w:t>Avant chaque requête HTTP, le WAF :</w:t>
+      </w:r>
+    </w:p>
+    <w:p>
+      <w:pPr>
+        <w:numPr>
+          <w:ilvl w:val="0"/>
+          <w:numId w:val="16"/>
+        </w:numPr>
+        <w:spacing w:after="0"/>
+        <w:rPr>
+          <w:sz w:val="24"/>
+          <w:szCs w:val="24"/>
+        </w:rPr>
+      </w:pPr>
+      <w:proofErr w:type="gramStart"/>
+      <w:r>
+        <w:rPr>
+          <w:sz w:val="24"/>
+          <w:szCs w:val="24"/>
+        </w:rPr>
+        <w:t>récupère</w:t>
+      </w:r>
+      <w:proofErr w:type="gramEnd"/>
+      <w:r>
+        <w:rPr>
+          <w:sz w:val="24"/>
+          <w:szCs w:val="24"/>
+        </w:rPr>
+        <w:t xml:space="preserve"> les paramètres GET et POST</w:t>
+      </w:r>
+    </w:p>
+    <w:p>
+      <w:pPr>
+        <w:numPr>
+          <w:ilvl w:val="0"/>
+          <w:numId w:val="16"/>
+        </w:numPr>
+        <w:spacing w:after="0"/>
+        <w:rPr>
+          <w:sz w:val="24"/>
+          <w:szCs w:val="24"/>
+        </w:rPr>
+      </w:pPr>
+      <w:proofErr w:type="gramStart"/>
+      <w:r>
+        <w:rPr>
+          <w:sz w:val="24"/>
+          <w:szCs w:val="24"/>
+        </w:rPr>
+        <w:t>les</w:t>
+      </w:r>
+      <w:proofErr w:type="gramEnd"/>
+      <w:r>
+        <w:rPr>
+          <w:sz w:val="24"/>
+          <w:szCs w:val="24"/>
+        </w:rPr>
+        <w:t xml:space="preserve"> transmet au moteur d’analyse</w:t>
+      </w:r>
+    </w:p>
+    <w:p>
+      <w:pPr>
+        <w:numPr>
+          <w:ilvl w:val="0"/>
+          <w:numId w:val="16"/>
+        </w:numPr>
+        <w:spacing w:after="0"/>
+        <w:rPr>
+          <w:sz w:val="24"/>
+          <w:szCs w:val="24"/>
+        </w:rPr>
+      </w:pPr>
+      <w:proofErr w:type="gramStart"/>
+      <w:r>
+        <w:rPr>
+          <w:sz w:val="24"/>
+          <w:szCs w:val="24"/>
+        </w:rPr>
+        <w:t>applique</w:t>
+      </w:r>
+      <w:proofErr w:type="gramEnd"/>
+      <w:r>
+        <w:rPr>
+          <w:sz w:val="24"/>
+          <w:szCs w:val="24"/>
+        </w:rPr>
+        <w:t xml:space="preserve"> les décisions de blocage ou d’autorisation</w:t>
+      </w:r>
+    </w:p>
+    <w:p>
+      <w:pPr>
+        <w:spacing w:after="0"/>
+        <w:rPr>
+          <w:b/>
+          <w:bCs/>
+          <w:sz w:val="24"/>
+          <w:szCs w:val="24"/>
+        </w:rPr>
+      </w:pPr>
+      <w:r>
+        <w:rPr>
+          <w:b/>
+          <w:bCs/>
+          <w:sz w:val="24"/>
+          <w:szCs w:val="24"/>
+        </w:rPr>
+        <w:t>11.</w:t>
+      </w:r>
+      <w:r>
+        <w:rPr>
+          <w:b/>
+          <w:bCs/>
+          <w:sz w:val="24"/>
+          <w:szCs w:val="24"/>
+        </w:rPr>
+        <w:t>3 Intégration des modules</w:t>
+      </w:r>
+    </w:p>
+    <w:p>
+      <w:pPr>
+        <w:spacing w:after="0"/>
+        <w:rPr>
+          <w:sz w:val="24"/>
+          <w:szCs w:val="24"/>
+        </w:rPr>
+      </w:pPr>
+      <w:r>
+        <w:rPr>
+          <w:sz w:val="24"/>
+          <w:szCs w:val="24"/>
+        </w:rPr>
+        <w:t>app.py coordonne :</w:t>
+      </w:r>
+    </w:p>
+    <w:p>
+      <w:pPr>
+        <w:numPr>
+          <w:ilvl w:val="0"/>
+          <w:numId w:val="17"/>
+        </w:numPr>
+        <w:spacing w:after="0"/>
+        <w:rPr>
+          <w:sz w:val="24"/>
+          <w:szCs w:val="24"/>
+        </w:rPr>
+      </w:pPr>
+      <w:proofErr w:type="gramStart"/>
+      <w:r>
+        <w:rPr>
+          <w:sz w:val="24"/>
+          <w:szCs w:val="24"/>
+        </w:rPr>
+        <w:t>le</w:t>
+      </w:r>
+      <w:proofErr w:type="gramEnd"/>
+      <w:r>
+        <w:rPr>
+          <w:sz w:val="24"/>
+          <w:szCs w:val="24"/>
+        </w:rPr>
+        <w:t xml:space="preserve"> chargeur de règles (loader.py)</w:t>
+      </w:r>
+    </w:p>
+    <w:p>
+      <w:pPr>
+        <w:numPr>
+          <w:ilvl w:val="0"/>
+          <w:numId w:val="17"/>
+        </w:numPr>
+        <w:spacing w:after="0"/>
+        <w:rPr>
+          <w:sz w:val="24"/>
+          <w:szCs w:val="24"/>
+        </w:rPr>
+      </w:pPr>
+      <w:proofErr w:type="gramStart"/>
+      <w:r>
+        <w:rPr>
+          <w:sz w:val="24"/>
+          <w:szCs w:val="24"/>
+        </w:rPr>
+        <w:t>le</w:t>
+      </w:r>
+      <w:proofErr w:type="gramEnd"/>
+      <w:r>
+        <w:rPr>
+          <w:sz w:val="24"/>
+          <w:szCs w:val="24"/>
+        </w:rPr>
+        <w:t xml:space="preserve"> moteur d’analyse</w:t>
+      </w:r>
+    </w:p>
+    <w:p>
+      <w:pPr>
+        <w:numPr>
+          <w:ilvl w:val="0"/>
+          <w:numId w:val="17"/>
+        </w:numPr>
+        <w:spacing w:after="0"/>
+        <w:rPr>
+          <w:sz w:val="24"/>
+          <w:szCs w:val="24"/>
+        </w:rPr>
+      </w:pPr>
+      <w:proofErr w:type="gramStart"/>
+      <w:r>
+        <w:rPr>
+          <w:sz w:val="24"/>
+          <w:szCs w:val="24"/>
+        </w:rPr>
+        <w:t>le</w:t>
+      </w:r>
+      <w:proofErr w:type="gramEnd"/>
+      <w:r>
+        <w:rPr>
+          <w:sz w:val="24"/>
+          <w:szCs w:val="24"/>
+        </w:rPr>
+        <w:t xml:space="preserve"> système de journalisation</w:t>
+      </w:r>
+    </w:p>
+    <w:p>
+      <w:pPr>
+        <w:spacing w:after="0"/>
+        <w:rPr>
+          <w:b/>
+          <w:bCs/>
+          <w:sz w:val="24"/>
+          <w:szCs w:val="24"/>
+        </w:rPr>
+      </w:pPr>
+      <w:r>
+        <w:rPr>
+          <w:b/>
+          <w:bCs/>
+          <w:sz w:val="24"/>
+          <w:szCs w:val="24"/>
+        </w:rPr>
+        <w:t>11.</w:t>
+      </w:r>
+      <w:r>
+        <w:rPr>
+          <w:b/>
+          <w:bCs/>
+          <w:sz w:val="24"/>
+          <w:szCs w:val="24"/>
+        </w:rPr>
+        <w:t>4 Importance dans l’architecture</w:t>
+      </w:r>
+    </w:p>
+    <w:p>
+      <w:pPr>
+        <w:spacing w:after="0"/>
+        <w:rPr>
+          <w:sz w:val="24"/>
+          <w:szCs w:val="24"/>
+        </w:rPr>
+      </w:pPr>
+      <w:r>
+        <w:rPr>
+          <w:sz w:val="24"/>
+          <w:szCs w:val="24"/>
+        </w:rPr>
+        <w:t xml:space="preserve">Il constitue le </w:t>
+      </w:r>
+      <w:r>
+        <w:rPr>
+          <w:b/>
+          <w:bCs/>
+          <w:sz w:val="24"/>
+          <w:szCs w:val="24"/>
+        </w:rPr>
+        <w:t>point central de coordination</w:t>
+      </w:r>
+      <w:r>
+        <w:rPr>
+          <w:sz w:val="24"/>
+          <w:szCs w:val="24"/>
+        </w:rPr>
+        <w:t xml:space="preserve"> du projet WAF et garantit que chaque requête est analysée.</w:t>
+      </w:r>
+    </w:p>
+    <w:p>
+      <w:pPr>
+        <w:spacing w:after="0"/>
+        <w:rPr>
+          <w:b/>
+          <w:bCs/>
+          <w:sz w:val="24"/>
+          <w:szCs w:val="24"/>
+        </w:rPr>
+      </w:pPr>
+      <w:r>
+        <w:rPr>
+          <w:b/>
+          <w:bCs/>
+          <w:sz w:val="24"/>
+          <w:szCs w:val="24"/>
+        </w:rPr>
+        <w:t>11.</w:t>
+      </w:r>
+      <w:r>
+        <w:rPr>
+          <w:b/>
+          <w:bCs/>
+          <w:sz w:val="24"/>
+          <w:szCs w:val="24"/>
+        </w:rPr>
+        <w:t>5 Conclusion</w:t>
+      </w:r>
+    </w:p>
+    <w:p>
+      <w:pPr>
+        <w:spacing w:after="0"/>
+        <w:rPr>
+          <w:sz w:val="24"/>
+          <w:szCs w:val="24"/>
+        </w:rPr>
+      </w:pPr>
+      <w:r>
+        <w:rPr>
+          <w:sz w:val="24"/>
+          <w:szCs w:val="24"/>
+        </w:rPr>
+        <w:t xml:space="preserve">app.py assure le </w:t>
+      </w:r>
+      <w:r>
+        <w:rPr>
+          <w:b/>
+          <w:bCs/>
+          <w:sz w:val="24"/>
+          <w:szCs w:val="24"/>
+        </w:rPr>
+        <w:t>pilotage global du WAF</w:t>
+      </w:r>
+      <w:r>
+        <w:rPr>
+          <w:sz w:val="24"/>
+          <w:szCs w:val="24"/>
+        </w:rPr>
+        <w:t>, reliant tous les modules pour offrir une protection cohérente et efficace.</w:t>
+      </w:r>
+    </w:p>
+    <w:p>
+      <w:pPr>
+        <w:spacing w:after="0"/>
+        <w:rPr>
+          <w:sz w:val="24"/>
+          <w:szCs w:val="24"/>
+        </w:rPr>
+      </w:pPr>
+    </w:p>
+    <w:p>
+      <w:pPr>
+        <w:spacing w:after="0"/>
+        <w:rPr>
+          <w:b/>
+          <w:bCs/>
+          <w:sz w:val="24"/>
+          <w:szCs w:val="24"/>
+        </w:rPr>
+      </w:pPr>
+      <w:r>
+        <w:rPr>
+          <w:b/>
+          <w:bCs/>
+          <w:sz w:val="24"/>
+          <w:szCs w:val="24"/>
+        </w:rPr>
+        <w:t>Conclusion générale</w:t>
+      </w:r>
+    </w:p>
+    <w:p>
+      <w:pPr>
+        <w:spacing w:after="0"/>
+        <w:rPr>
+          <w:sz w:val="24"/>
+          <w:szCs w:val="24"/>
+        </w:rPr>
+      </w:pPr>
+      <w:r>
+        <w:rPr>
+          <w:sz w:val="24"/>
+          <w:szCs w:val="24"/>
+        </w:rPr>
+        <w:t xml:space="preserve">Ces modules complémentaires (logger.py, </w:t>
+      </w:r>
+      <w:proofErr w:type="spellStart"/>
+      <w:r>
+        <w:rPr>
+          <w:sz w:val="24"/>
+          <w:szCs w:val="24"/>
+        </w:rPr>
+        <w:t>waf_query.sql</w:t>
+      </w:r>
+      <w:proofErr w:type="spellEnd"/>
+      <w:r>
+        <w:rPr>
+          <w:sz w:val="24"/>
+          <w:szCs w:val="24"/>
+        </w:rPr>
+        <w:t xml:space="preserve">, loader.py et app.py) assurent respectivement la </w:t>
+      </w:r>
+      <w:r>
+        <w:rPr>
+          <w:b/>
+          <w:bCs/>
+          <w:sz w:val="24"/>
+          <w:szCs w:val="24"/>
+        </w:rPr>
+        <w:t>journalisation</w:t>
+      </w:r>
+      <w:r>
+        <w:rPr>
+          <w:sz w:val="24"/>
+          <w:szCs w:val="24"/>
+        </w:rPr>
+        <w:t xml:space="preserve">, la </w:t>
+      </w:r>
+      <w:r>
+        <w:rPr>
+          <w:b/>
+          <w:bCs/>
+          <w:sz w:val="24"/>
+          <w:szCs w:val="24"/>
+        </w:rPr>
+        <w:t>persistance des données</w:t>
+      </w:r>
+      <w:r>
+        <w:rPr>
+          <w:sz w:val="24"/>
+          <w:szCs w:val="24"/>
+        </w:rPr>
+        <w:t xml:space="preserve">, la </w:t>
+      </w:r>
+      <w:r>
+        <w:rPr>
+          <w:b/>
+          <w:bCs/>
+          <w:sz w:val="24"/>
+          <w:szCs w:val="24"/>
+        </w:rPr>
+        <w:t>gestion des règles</w:t>
+      </w:r>
+      <w:r>
+        <w:rPr>
+          <w:sz w:val="24"/>
+          <w:szCs w:val="24"/>
+        </w:rPr>
+        <w:t xml:space="preserve"> et la </w:t>
+      </w:r>
+      <w:r>
+        <w:rPr>
+          <w:b/>
+          <w:bCs/>
+          <w:sz w:val="24"/>
+          <w:szCs w:val="24"/>
+        </w:rPr>
+        <w:t>coordination du WAF</w:t>
+      </w:r>
+      <w:r>
+        <w:rPr>
+          <w:sz w:val="24"/>
+          <w:szCs w:val="24"/>
+        </w:rPr>
+        <w:t>.</w:t>
+      </w:r>
+      <w:r>
+        <w:rPr>
+          <w:sz w:val="24"/>
+          <w:szCs w:val="24"/>
+        </w:rPr>
+        <w:br/>
+        <w:t>Ensemble, ils forment une architecture modulaire, évolutive et adaptée à un Web Application Firewall moderne.</w:t>
+      </w:r>
+    </w:p>
+    <w:p>
+      <w:pPr>
+        <w:spacing w:after="0"/>
+        <w:rPr>
+          <w:sz w:val="24"/>
+          <w:szCs w:val="24"/>
+        </w:rPr>
+      </w:pPr>
+    </w:p>
+    <w:p>
+      <w:pPr>
+        <w:spacing w:after="0"/>
+        <w:rPr>
+          <w:sz w:val="24"/>
+          <w:szCs w:val="24"/>
+        </w:rPr>
+      </w:pPr>
+    </w:p>
+    <w:p>
+      <w:pPr>
+        <w:spacing w:after="0"/>
+        <w:rPr>
+          <w:color w:val="EE0000"/>
+          <w:sz w:val="24"/>
+          <w:szCs w:val="24"/>
         </w:rPr>
       </w:pPr>
     </w:p>
@@ -3307,6 +5241,304 @@
     </w:lvl>
   </w:abstractNum>
   <w:abstractNum w:abstractNumId="4" w15:restartNumberingAfterBreak="0">
+    <w:nsid w:val="211D0905"/>
+    <w:multiLevelType w:val="multilevel"/>
+    <w:tmpl w:val="72B27C00"/>
+    <w:lvl w:ilvl="0">
+      <w:start w:val="1"/>
+      <w:numFmt w:val="bullet"/>
+      <w:lvlText w:val=""/>
+      <w:lvlJc w:val="left"/>
+      <w:pPr>
+        <w:tabs>
+          <w:tab w:val="num" w:pos="720"/>
+        </w:tabs>
+        <w:ind w:left="720" w:hanging="360"/>
+      </w:pPr>
+      <w:rPr>
+        <w:rFonts w:ascii="Symbol" w:hAnsi="Symbol" w:hint="default"/>
+        <w:sz w:val="20"/>
+      </w:rPr>
+    </w:lvl>
+    <w:lvl w:ilvl="1" w:tentative="1">
+      <w:start w:val="1"/>
+      <w:numFmt w:val="bullet"/>
+      <w:lvlText w:val="o"/>
+      <w:lvlJc w:val="left"/>
+      <w:pPr>
+        <w:tabs>
+          <w:tab w:val="num" w:pos="1440"/>
+        </w:tabs>
+        <w:ind w:left="1440" w:hanging="360"/>
+      </w:pPr>
+      <w:rPr>
+        <w:rFonts w:ascii="Courier New" w:hAnsi="Courier New" w:hint="default"/>
+        <w:sz w:val="20"/>
+      </w:rPr>
+    </w:lvl>
+    <w:lvl w:ilvl="2" w:tentative="1">
+      <w:start w:val="1"/>
+      <w:numFmt w:val="bullet"/>
+      <w:lvlText w:val=""/>
+      <w:lvlJc w:val="left"/>
+      <w:pPr>
+        <w:tabs>
+          <w:tab w:val="num" w:pos="2160"/>
+        </w:tabs>
+        <w:ind w:left="2160" w:hanging="360"/>
+      </w:pPr>
+      <w:rPr>
+        <w:rFonts w:ascii="Wingdings" w:hAnsi="Wingdings" w:hint="default"/>
+        <w:sz w:val="20"/>
+      </w:rPr>
+    </w:lvl>
+    <w:lvl w:ilvl="3" w:tentative="1">
+      <w:start w:val="1"/>
+      <w:numFmt w:val="bullet"/>
+      <w:lvlText w:val=""/>
+      <w:lvlJc w:val="left"/>
+      <w:pPr>
+        <w:tabs>
+          <w:tab w:val="num" w:pos="2880"/>
+        </w:tabs>
+        <w:ind w:left="2880" w:hanging="360"/>
+      </w:pPr>
+      <w:rPr>
+        <w:rFonts w:ascii="Wingdings" w:hAnsi="Wingdings" w:hint="default"/>
+        <w:sz w:val="20"/>
+      </w:rPr>
+    </w:lvl>
+    <w:lvl w:ilvl="4" w:tentative="1">
+      <w:start w:val="1"/>
+      <w:numFmt w:val="bullet"/>
+      <w:lvlText w:val=""/>
+      <w:lvlJc w:val="left"/>
+      <w:pPr>
+        <w:tabs>
+          <w:tab w:val="num" w:pos="3600"/>
+        </w:tabs>
+        <w:ind w:left="3600" w:hanging="360"/>
+      </w:pPr>
+      <w:rPr>
+        <w:rFonts w:ascii="Wingdings" w:hAnsi="Wingdings" w:hint="default"/>
+        <w:sz w:val="20"/>
+      </w:rPr>
+    </w:lvl>
+    <w:lvl w:ilvl="5" w:tentative="1">
+      <w:start w:val="1"/>
+      <w:numFmt w:val="bullet"/>
+      <w:lvlText w:val=""/>
+      <w:lvlJc w:val="left"/>
+      <w:pPr>
+        <w:tabs>
+          <w:tab w:val="num" w:pos="4320"/>
+        </w:tabs>
+        <w:ind w:left="4320" w:hanging="360"/>
+      </w:pPr>
+      <w:rPr>
+        <w:rFonts w:ascii="Wingdings" w:hAnsi="Wingdings" w:hint="default"/>
+        <w:sz w:val="20"/>
+      </w:rPr>
+    </w:lvl>
+    <w:lvl w:ilvl="6" w:tentative="1">
+      <w:start w:val="1"/>
+      <w:numFmt w:val="bullet"/>
+      <w:lvlText w:val=""/>
+      <w:lvlJc w:val="left"/>
+      <w:pPr>
+        <w:tabs>
+          <w:tab w:val="num" w:pos="5040"/>
+        </w:tabs>
+        <w:ind w:left="5040" w:hanging="360"/>
+      </w:pPr>
+      <w:rPr>
+        <w:rFonts w:ascii="Wingdings" w:hAnsi="Wingdings" w:hint="default"/>
+        <w:sz w:val="20"/>
+      </w:rPr>
+    </w:lvl>
+    <w:lvl w:ilvl="7" w:tentative="1">
+      <w:start w:val="1"/>
+      <w:numFmt w:val="bullet"/>
+      <w:lvlText w:val=""/>
+      <w:lvlJc w:val="left"/>
+      <w:pPr>
+        <w:tabs>
+          <w:tab w:val="num" w:pos="5760"/>
+        </w:tabs>
+        <w:ind w:left="5760" w:hanging="360"/>
+      </w:pPr>
+      <w:rPr>
+        <w:rFonts w:ascii="Wingdings" w:hAnsi="Wingdings" w:hint="default"/>
+        <w:sz w:val="20"/>
+      </w:rPr>
+    </w:lvl>
+    <w:lvl w:ilvl="8" w:tentative="1">
+      <w:start w:val="1"/>
+      <w:numFmt w:val="bullet"/>
+      <w:lvlText w:val=""/>
+      <w:lvlJc w:val="left"/>
+      <w:pPr>
+        <w:tabs>
+          <w:tab w:val="num" w:pos="6480"/>
+        </w:tabs>
+        <w:ind w:left="6480" w:hanging="360"/>
+      </w:pPr>
+      <w:rPr>
+        <w:rFonts w:ascii="Wingdings" w:hAnsi="Wingdings" w:hint="default"/>
+        <w:sz w:val="20"/>
+      </w:rPr>
+    </w:lvl>
+  </w:abstractNum>
+  <w:abstractNum w:abstractNumId="5" w15:restartNumberingAfterBreak="0">
+    <w:nsid w:val="280A52BD"/>
+    <w:multiLevelType w:val="multilevel"/>
+    <w:tmpl w:val="BB125B56"/>
+    <w:lvl w:ilvl="0">
+      <w:start w:val="1"/>
+      <w:numFmt w:val="bullet"/>
+      <w:lvlText w:val=""/>
+      <w:lvlJc w:val="left"/>
+      <w:pPr>
+        <w:tabs>
+          <w:tab w:val="num" w:pos="720"/>
+        </w:tabs>
+        <w:ind w:left="720" w:hanging="360"/>
+      </w:pPr>
+      <w:rPr>
+        <w:rFonts w:ascii="Symbol" w:hAnsi="Symbol" w:hint="default"/>
+        <w:sz w:val="20"/>
+      </w:rPr>
+    </w:lvl>
+    <w:lvl w:ilvl="1" w:tentative="1">
+      <w:start w:val="1"/>
+      <w:numFmt w:val="bullet"/>
+      <w:lvlText w:val="o"/>
+      <w:lvlJc w:val="left"/>
+      <w:pPr>
+        <w:tabs>
+          <w:tab w:val="num" w:pos="1440"/>
+        </w:tabs>
+        <w:ind w:left="1440" w:hanging="360"/>
+      </w:pPr>
+      <w:rPr>
+        <w:rFonts w:ascii="Courier New" w:hAnsi="Courier New" w:hint="default"/>
+        <w:sz w:val="20"/>
+      </w:rPr>
+    </w:lvl>
+    <w:lvl w:ilvl="2" w:tentative="1">
+      <w:start w:val="1"/>
+      <w:numFmt w:val="bullet"/>
+      <w:lvlText w:val=""/>
+      <w:lvlJc w:val="left"/>
+      <w:pPr>
+        <w:tabs>
+          <w:tab w:val="num" w:pos="2160"/>
+        </w:tabs>
+        <w:ind w:left="2160" w:hanging="360"/>
+      </w:pPr>
+      <w:rPr>
+        <w:rFonts w:ascii="Wingdings" w:hAnsi="Wingdings" w:hint="default"/>
+        <w:sz w:val="20"/>
+      </w:rPr>
+    </w:lvl>
+    <w:lvl w:ilvl="3" w:tentative="1">
+      <w:start w:val="1"/>
+      <w:numFmt w:val="bullet"/>
+      <w:lvlText w:val=""/>
+      <w:lvlJc w:val="left"/>
+      <w:pPr>
+        <w:tabs>
+          <w:tab w:val="num" w:pos="2880"/>
+        </w:tabs>
+        <w:ind w:left="2880" w:hanging="360"/>
+      </w:pPr>
+      <w:rPr>
+        <w:rFonts w:ascii="Wingdings" w:hAnsi="Wingdings" w:hint="default"/>
+        <w:sz w:val="20"/>
+      </w:rPr>
+    </w:lvl>
+    <w:lvl w:ilvl="4" w:tentative="1">
+      <w:start w:val="1"/>
+      <w:numFmt w:val="bullet"/>
+      <w:lvlText w:val=""/>
+      <w:lvlJc w:val="left"/>
+      <w:pPr>
+        <w:tabs>
+          <w:tab w:val="num" w:pos="3600"/>
+        </w:tabs>
+        <w:ind w:left="3600" w:hanging="360"/>
+      </w:pPr>
+      <w:rPr>
+        <w:rFonts w:ascii="Wingdings" w:hAnsi="Wingdings" w:hint="default"/>
+        <w:sz w:val="20"/>
+      </w:rPr>
+    </w:lvl>
+    <w:lvl w:ilvl="5" w:tentative="1">
+      <w:start w:val="1"/>
+      <w:numFmt w:val="bullet"/>
+      <w:lvlText w:val=""/>
+      <w:lvlJc w:val="left"/>
+      <w:pPr>
+        <w:tabs>
+          <w:tab w:val="num" w:pos="4320"/>
+        </w:tabs>
+        <w:ind w:left="4320" w:hanging="360"/>
+      </w:pPr>
+      <w:rPr>
+        <w:rFonts w:ascii="Wingdings" w:hAnsi="Wingdings" w:hint="default"/>
+        <w:sz w:val="20"/>
+      </w:rPr>
+    </w:lvl>
+    <w:lvl w:ilvl="6" w:tentative="1">
+      <w:start w:val="1"/>
+      <w:numFmt w:val="bullet"/>
+      <w:lvlText w:val=""/>
+      <w:lvlJc w:val="left"/>
+      <w:pPr>
+        <w:tabs>
+          <w:tab w:val="num" w:pos="5040"/>
+        </w:tabs>
+        <w:ind w:left="5040" w:hanging="360"/>
+      </w:pPr>
+      <w:rPr>
+        <w:rFonts w:ascii="Wingdings" w:hAnsi="Wingdings" w:hint="default"/>
+        <w:sz w:val="20"/>
+      </w:rPr>
+    </w:lvl>
+    <w:lvl w:ilvl="7" w:tentative="1">
+      <w:start w:val="1"/>
+      <w:numFmt w:val="bullet"/>
+      <w:lvlText w:val=""/>
+      <w:lvlJc w:val="left"/>
+      <w:pPr>
+        <w:tabs>
+          <w:tab w:val="num" w:pos="5760"/>
+        </w:tabs>
+        <w:ind w:left="5760" w:hanging="360"/>
+      </w:pPr>
+      <w:rPr>
+        <w:rFonts w:ascii="Wingdings" w:hAnsi="Wingdings" w:hint="default"/>
+        <w:sz w:val="20"/>
+      </w:rPr>
+    </w:lvl>
+    <w:lvl w:ilvl="8" w:tentative="1">
+      <w:start w:val="1"/>
+      <w:numFmt w:val="bullet"/>
+      <w:lvlText w:val=""/>
+      <w:lvlJc w:val="left"/>
+      <w:pPr>
+        <w:tabs>
+          <w:tab w:val="num" w:pos="6480"/>
+        </w:tabs>
+        <w:ind w:left="6480" w:hanging="360"/>
+      </w:pPr>
+      <w:rPr>
+        <w:rFonts w:ascii="Wingdings" w:hAnsi="Wingdings" w:hint="default"/>
+        <w:sz w:val="20"/>
+      </w:rPr>
+    </w:lvl>
+  </w:abstractNum>
+  <w:abstractNum w:abstractNumId="6" w15:restartNumberingAfterBreak="0">
     <w:nsid w:val="2F323BC1"/>
     <w:multiLevelType w:val="multilevel"/>
     <w:tmpl w:val="2F4247C4"/>
@@ -3455,7 +5687,156 @@
       </w:rPr>
     </w:lvl>
   </w:abstractNum>
-  <w:abstractNum w:abstractNumId="5" w15:restartNumberingAfterBreak="0">
+  <w:abstractNum w:abstractNumId="7" w15:restartNumberingAfterBreak="0">
+    <w:nsid w:val="2FCB31C1"/>
+    <w:multiLevelType w:val="multilevel"/>
+    <w:tmpl w:val="F08E1D98"/>
+    <w:lvl w:ilvl="0">
+      <w:start w:val="1"/>
+      <w:numFmt w:val="bullet"/>
+      <w:lvlText w:val=""/>
+      <w:lvlJc w:val="left"/>
+      <w:pPr>
+        <w:tabs>
+          <w:tab w:val="num" w:pos="720"/>
+        </w:tabs>
+        <w:ind w:left="720" w:hanging="360"/>
+      </w:pPr>
+      <w:rPr>
+        <w:rFonts w:ascii="Symbol" w:hAnsi="Symbol" w:hint="default"/>
+        <w:sz w:val="20"/>
+      </w:rPr>
+    </w:lvl>
+    <w:lvl w:ilvl="1" w:tentative="1">
+      <w:start w:val="1"/>
+      <w:numFmt w:val="bullet"/>
+      <w:lvlText w:val="o"/>
+      <w:lvlJc w:val="left"/>
+      <w:pPr>
+        <w:tabs>
+          <w:tab w:val="num" w:pos="1440"/>
+        </w:tabs>
+        <w:ind w:left="1440" w:hanging="360"/>
+      </w:pPr>
+      <w:rPr>
+        <w:rFonts w:ascii="Courier New" w:hAnsi="Courier New" w:hint="default"/>
+        <w:sz w:val="20"/>
+      </w:rPr>
+    </w:lvl>
+    <w:lvl w:ilvl="2" w:tentative="1">
+      <w:start w:val="1"/>
+      <w:numFmt w:val="bullet"/>
+      <w:lvlText w:val=""/>
+      <w:lvlJc w:val="left"/>
+      <w:pPr>
+        <w:tabs>
+          <w:tab w:val="num" w:pos="2160"/>
+        </w:tabs>
+        <w:ind w:left="2160" w:hanging="360"/>
+      </w:pPr>
+      <w:rPr>
+        <w:rFonts w:ascii="Wingdings" w:hAnsi="Wingdings" w:hint="default"/>
+        <w:sz w:val="20"/>
+      </w:rPr>
+    </w:lvl>
+    <w:lvl w:ilvl="3" w:tentative="1">
+      <w:start w:val="1"/>
+      <w:numFmt w:val="bullet"/>
+      <w:lvlText w:val=""/>
+      <w:lvlJc w:val="left"/>
+      <w:pPr>
+        <w:tabs>
+          <w:tab w:val="num" w:pos="2880"/>
+        </w:tabs>
+        <w:ind w:left="2880" w:hanging="360"/>
+      </w:pPr>
+      <w:rPr>
+        <w:rFonts w:ascii="Wingdings" w:hAnsi="Wingdings" w:hint="default"/>
+        <w:sz w:val="20"/>
+      </w:rPr>
+    </w:lvl>
+    <w:lvl w:ilvl="4" w:tentative="1">
+      <w:start w:val="1"/>
+      <w:numFmt w:val="bullet"/>
+      <w:lvlText w:val=""/>
+      <w:lvlJc w:val="left"/>
+      <w:pPr>
+        <w:tabs>
+          <w:tab w:val="num" w:pos="3600"/>
+        </w:tabs>
+        <w:ind w:left="3600" w:hanging="360"/>
+      </w:pPr>
+      <w:rPr>
+        <w:rFonts w:ascii="Wingdings" w:hAnsi="Wingdings" w:hint="default"/>
+        <w:sz w:val="20"/>
+      </w:rPr>
+    </w:lvl>
+    <w:lvl w:ilvl="5" w:tentative="1">
+      <w:start w:val="1"/>
+      <w:numFmt w:val="bullet"/>
+      <w:lvlText w:val=""/>
+      <w:lvlJc w:val="left"/>
+      <w:pPr>
+        <w:tabs>
+          <w:tab w:val="num" w:pos="4320"/>
+        </w:tabs>
+        <w:ind w:left="4320" w:hanging="360"/>
+      </w:pPr>
+      <w:rPr>
+        <w:rFonts w:ascii="Wingdings" w:hAnsi="Wingdings" w:hint="default"/>
+        <w:sz w:val="20"/>
+      </w:rPr>
+    </w:lvl>
+    <w:lvl w:ilvl="6" w:tentative="1">
+      <w:start w:val="1"/>
+      <w:numFmt w:val="bullet"/>
+      <w:lvlText w:val=""/>
+      <w:lvlJc w:val="left"/>
+      <w:pPr>
+        <w:tabs>
+          <w:tab w:val="num" w:pos="5040"/>
+        </w:tabs>
+        <w:ind w:left="5040" w:hanging="360"/>
+      </w:pPr>
+      <w:rPr>
+        <w:rFonts w:ascii="Wingdings" w:hAnsi="Wingdings" w:hint="default"/>
+        <w:sz w:val="20"/>
+      </w:rPr>
+    </w:lvl>
+    <w:lvl w:ilvl="7" w:tentative="1">
+      <w:start w:val="1"/>
+      <w:numFmt w:val="bullet"/>
+      <w:lvlText w:val=""/>
+      <w:lvlJc w:val="left"/>
+      <w:pPr>
+        <w:tabs>
+          <w:tab w:val="num" w:pos="5760"/>
+        </w:tabs>
+        <w:ind w:left="5760" w:hanging="360"/>
+      </w:pPr>
+      <w:rPr>
+        <w:rFonts w:ascii="Wingdings" w:hAnsi="Wingdings" w:hint="default"/>
+        <w:sz w:val="20"/>
+      </w:rPr>
+    </w:lvl>
+    <w:lvl w:ilvl="8" w:tentative="1">
+      <w:start w:val="1"/>
+      <w:numFmt w:val="bullet"/>
+      <w:lvlText w:val=""/>
+      <w:lvlJc w:val="left"/>
+      <w:pPr>
+        <w:tabs>
+          <w:tab w:val="num" w:pos="6480"/>
+        </w:tabs>
+        <w:ind w:left="6480" w:hanging="360"/>
+      </w:pPr>
+      <w:rPr>
+        <w:rFonts w:ascii="Wingdings" w:hAnsi="Wingdings" w:hint="default"/>
+        <w:sz w:val="20"/>
+      </w:rPr>
+    </w:lvl>
+  </w:abstractNum>
+  <w:abstractNum w:abstractNumId="8" w15:restartNumberingAfterBreak="0">
     <w:nsid w:val="31791E7F"/>
     <w:multiLevelType w:val="multilevel"/>
     <w:tmpl w:val="2E0863B0"/>
@@ -3604,7 +5985,305 @@
       </w:rPr>
     </w:lvl>
   </w:abstractNum>
-  <w:abstractNum w:abstractNumId="6" w15:restartNumberingAfterBreak="0">
+  <w:abstractNum w:abstractNumId="9" w15:restartNumberingAfterBreak="0">
+    <w:nsid w:val="42D770AA"/>
+    <w:multiLevelType w:val="multilevel"/>
+    <w:tmpl w:val="11DA17F2"/>
+    <w:lvl w:ilvl="0">
+      <w:start w:val="1"/>
+      <w:numFmt w:val="bullet"/>
+      <w:lvlText w:val=""/>
+      <w:lvlJc w:val="left"/>
+      <w:pPr>
+        <w:tabs>
+          <w:tab w:val="num" w:pos="720"/>
+        </w:tabs>
+        <w:ind w:left="720" w:hanging="360"/>
+      </w:pPr>
+      <w:rPr>
+        <w:rFonts w:ascii="Symbol" w:hAnsi="Symbol" w:hint="default"/>
+        <w:sz w:val="20"/>
+      </w:rPr>
+    </w:lvl>
+    <w:lvl w:ilvl="1" w:tentative="1">
+      <w:start w:val="1"/>
+      <w:numFmt w:val="bullet"/>
+      <w:lvlText w:val="o"/>
+      <w:lvlJc w:val="left"/>
+      <w:pPr>
+        <w:tabs>
+          <w:tab w:val="num" w:pos="1440"/>
+        </w:tabs>
+        <w:ind w:left="1440" w:hanging="360"/>
+      </w:pPr>
+      <w:rPr>
+        <w:rFonts w:ascii="Courier New" w:hAnsi="Courier New" w:hint="default"/>
+        <w:sz w:val="20"/>
+      </w:rPr>
+    </w:lvl>
+    <w:lvl w:ilvl="2" w:tentative="1">
+      <w:start w:val="1"/>
+      <w:numFmt w:val="bullet"/>
+      <w:lvlText w:val=""/>
+      <w:lvlJc w:val="left"/>
+      <w:pPr>
+        <w:tabs>
+          <w:tab w:val="num" w:pos="2160"/>
+        </w:tabs>
+        <w:ind w:left="2160" w:hanging="360"/>
+      </w:pPr>
+      <w:rPr>
+        <w:rFonts w:ascii="Wingdings" w:hAnsi="Wingdings" w:hint="default"/>
+        <w:sz w:val="20"/>
+      </w:rPr>
+    </w:lvl>
+    <w:lvl w:ilvl="3" w:tentative="1">
+      <w:start w:val="1"/>
+      <w:numFmt w:val="bullet"/>
+      <w:lvlText w:val=""/>
+      <w:lvlJc w:val="left"/>
+      <w:pPr>
+        <w:tabs>
+          <w:tab w:val="num" w:pos="2880"/>
+        </w:tabs>
+        <w:ind w:left="2880" w:hanging="360"/>
+      </w:pPr>
+      <w:rPr>
+        <w:rFonts w:ascii="Wingdings" w:hAnsi="Wingdings" w:hint="default"/>
+        <w:sz w:val="20"/>
+      </w:rPr>
+    </w:lvl>
+    <w:lvl w:ilvl="4" w:tentative="1">
+      <w:start w:val="1"/>
+      <w:numFmt w:val="bullet"/>
+      <w:lvlText w:val=""/>
+      <w:lvlJc w:val="left"/>
+      <w:pPr>
+        <w:tabs>
+          <w:tab w:val="num" w:pos="3600"/>
+        </w:tabs>
+        <w:ind w:left="3600" w:hanging="360"/>
+      </w:pPr>
+      <w:rPr>
+        <w:rFonts w:ascii="Wingdings" w:hAnsi="Wingdings" w:hint="default"/>
+        <w:sz w:val="20"/>
+      </w:rPr>
+    </w:lvl>
+    <w:lvl w:ilvl="5" w:tentative="1">
+      <w:start w:val="1"/>
+      <w:numFmt w:val="bullet"/>
+      <w:lvlText w:val=""/>
+      <w:lvlJc w:val="left"/>
+      <w:pPr>
+        <w:tabs>
+          <w:tab w:val="num" w:pos="4320"/>
+        </w:tabs>
+        <w:ind w:left="4320" w:hanging="360"/>
+      </w:pPr>
+      <w:rPr>
+        <w:rFonts w:ascii="Wingdings" w:hAnsi="Wingdings" w:hint="default"/>
+        <w:sz w:val="20"/>
+      </w:rPr>
+    </w:lvl>
+    <w:lvl w:ilvl="6" w:tentative="1">
+      <w:start w:val="1"/>
+      <w:numFmt w:val="bullet"/>
+      <w:lvlText w:val=""/>
+      <w:lvlJc w:val="left"/>
+      <w:pPr>
+        <w:tabs>
+          <w:tab w:val="num" w:pos="5040"/>
+        </w:tabs>
+        <w:ind w:left="5040" w:hanging="360"/>
+      </w:pPr>
+      <w:rPr>
+        <w:rFonts w:ascii="Wingdings" w:hAnsi="Wingdings" w:hint="default"/>
+        <w:sz w:val="20"/>
+      </w:rPr>
+    </w:lvl>
+    <w:lvl w:ilvl="7" w:tentative="1">
+      <w:start w:val="1"/>
+      <w:numFmt w:val="bullet"/>
+      <w:lvlText w:val=""/>
+      <w:lvlJc w:val="left"/>
+      <w:pPr>
+        <w:tabs>
+          <w:tab w:val="num" w:pos="5760"/>
+        </w:tabs>
+        <w:ind w:left="5760" w:hanging="360"/>
+      </w:pPr>
+      <w:rPr>
+        <w:rFonts w:ascii="Wingdings" w:hAnsi="Wingdings" w:hint="default"/>
+        <w:sz w:val="20"/>
+      </w:rPr>
+    </w:lvl>
+    <w:lvl w:ilvl="8" w:tentative="1">
+      <w:start w:val="1"/>
+      <w:numFmt w:val="bullet"/>
+      <w:lvlText w:val=""/>
+      <w:lvlJc w:val="left"/>
+      <w:pPr>
+        <w:tabs>
+          <w:tab w:val="num" w:pos="6480"/>
+        </w:tabs>
+        <w:ind w:left="6480" w:hanging="360"/>
+      </w:pPr>
+      <w:rPr>
+        <w:rFonts w:ascii="Wingdings" w:hAnsi="Wingdings" w:hint="default"/>
+        <w:sz w:val="20"/>
+      </w:rPr>
+    </w:lvl>
+  </w:abstractNum>
+  <w:abstractNum w:abstractNumId="10" w15:restartNumberingAfterBreak="0">
+    <w:nsid w:val="49160821"/>
+    <w:multiLevelType w:val="multilevel"/>
+    <w:tmpl w:val="FB00F12A"/>
+    <w:lvl w:ilvl="0">
+      <w:start w:val="1"/>
+      <w:numFmt w:val="bullet"/>
+      <w:lvlText w:val=""/>
+      <w:lvlJc w:val="left"/>
+      <w:pPr>
+        <w:tabs>
+          <w:tab w:val="num" w:pos="720"/>
+        </w:tabs>
+        <w:ind w:left="720" w:hanging="360"/>
+      </w:pPr>
+      <w:rPr>
+        <w:rFonts w:ascii="Symbol" w:hAnsi="Symbol" w:hint="default"/>
+        <w:sz w:val="20"/>
+      </w:rPr>
+    </w:lvl>
+    <w:lvl w:ilvl="1" w:tentative="1">
+      <w:start w:val="1"/>
+      <w:numFmt w:val="bullet"/>
+      <w:lvlText w:val="o"/>
+      <w:lvlJc w:val="left"/>
+      <w:pPr>
+        <w:tabs>
+          <w:tab w:val="num" w:pos="1440"/>
+        </w:tabs>
+        <w:ind w:left="1440" w:hanging="360"/>
+      </w:pPr>
+      <w:rPr>
+        <w:rFonts w:ascii="Courier New" w:hAnsi="Courier New" w:hint="default"/>
+        <w:sz w:val="20"/>
+      </w:rPr>
+    </w:lvl>
+    <w:lvl w:ilvl="2" w:tentative="1">
+      <w:start w:val="1"/>
+      <w:numFmt w:val="bullet"/>
+      <w:lvlText w:val=""/>
+      <w:lvlJc w:val="left"/>
+      <w:pPr>
+        <w:tabs>
+          <w:tab w:val="num" w:pos="2160"/>
+        </w:tabs>
+        <w:ind w:left="2160" w:hanging="360"/>
+      </w:pPr>
+      <w:rPr>
+        <w:rFonts w:ascii="Wingdings" w:hAnsi="Wingdings" w:hint="default"/>
+        <w:sz w:val="20"/>
+      </w:rPr>
+    </w:lvl>
+    <w:lvl w:ilvl="3" w:tentative="1">
+      <w:start w:val="1"/>
+      <w:numFmt w:val="bullet"/>
+      <w:lvlText w:val=""/>
+      <w:lvlJc w:val="left"/>
+      <w:pPr>
+        <w:tabs>
+          <w:tab w:val="num" w:pos="2880"/>
+        </w:tabs>
+        <w:ind w:left="2880" w:hanging="360"/>
+      </w:pPr>
+      <w:rPr>
+        <w:rFonts w:ascii="Wingdings" w:hAnsi="Wingdings" w:hint="default"/>
+        <w:sz w:val="20"/>
+      </w:rPr>
+    </w:lvl>
+    <w:lvl w:ilvl="4" w:tentative="1">
+      <w:start w:val="1"/>
+      <w:numFmt w:val="bullet"/>
+      <w:lvlText w:val=""/>
+      <w:lvlJc w:val="left"/>
+      <w:pPr>
+        <w:tabs>
+          <w:tab w:val="num" w:pos="3600"/>
+        </w:tabs>
+        <w:ind w:left="3600" w:hanging="360"/>
+      </w:pPr>
+      <w:rPr>
+        <w:rFonts w:ascii="Wingdings" w:hAnsi="Wingdings" w:hint="default"/>
+        <w:sz w:val="20"/>
+      </w:rPr>
+    </w:lvl>
+    <w:lvl w:ilvl="5" w:tentative="1">
+      <w:start w:val="1"/>
+      <w:numFmt w:val="bullet"/>
+      <w:lvlText w:val=""/>
+      <w:lvlJc w:val="left"/>
+      <w:pPr>
+        <w:tabs>
+          <w:tab w:val="num" w:pos="4320"/>
+        </w:tabs>
+        <w:ind w:left="4320" w:hanging="360"/>
+      </w:pPr>
+      <w:rPr>
+        <w:rFonts w:ascii="Wingdings" w:hAnsi="Wingdings" w:hint="default"/>
+        <w:sz w:val="20"/>
+      </w:rPr>
+    </w:lvl>
+    <w:lvl w:ilvl="6" w:tentative="1">
+      <w:start w:val="1"/>
+      <w:numFmt w:val="bullet"/>
+      <w:lvlText w:val=""/>
+      <w:lvlJc w:val="left"/>
+      <w:pPr>
+        <w:tabs>
+          <w:tab w:val="num" w:pos="5040"/>
+        </w:tabs>
+        <w:ind w:left="5040" w:hanging="360"/>
+      </w:pPr>
+      <w:rPr>
+        <w:rFonts w:ascii="Wingdings" w:hAnsi="Wingdings" w:hint="default"/>
+        <w:sz w:val="20"/>
+      </w:rPr>
+    </w:lvl>
+    <w:lvl w:ilvl="7" w:tentative="1">
+      <w:start w:val="1"/>
+      <w:numFmt w:val="bullet"/>
+      <w:lvlText w:val=""/>
+      <w:lvlJc w:val="left"/>
+      <w:pPr>
+        <w:tabs>
+          <w:tab w:val="num" w:pos="5760"/>
+        </w:tabs>
+        <w:ind w:left="5760" w:hanging="360"/>
+      </w:pPr>
+      <w:rPr>
+        <w:rFonts w:ascii="Wingdings" w:hAnsi="Wingdings" w:hint="default"/>
+        <w:sz w:val="20"/>
+      </w:rPr>
+    </w:lvl>
+    <w:lvl w:ilvl="8" w:tentative="1">
+      <w:start w:val="1"/>
+      <w:numFmt w:val="bullet"/>
+      <w:lvlText w:val=""/>
+      <w:lvlJc w:val="left"/>
+      <w:pPr>
+        <w:tabs>
+          <w:tab w:val="num" w:pos="6480"/>
+        </w:tabs>
+        <w:ind w:left="6480" w:hanging="360"/>
+      </w:pPr>
+      <w:rPr>
+        <w:rFonts w:ascii="Wingdings" w:hAnsi="Wingdings" w:hint="default"/>
+        <w:sz w:val="20"/>
+      </w:rPr>
+    </w:lvl>
+  </w:abstractNum>
+  <w:abstractNum w:abstractNumId="11" w15:restartNumberingAfterBreak="0">
     <w:nsid w:val="5578278E"/>
     <w:multiLevelType w:val="multilevel"/>
     <w:tmpl w:val="564037BC"/>
@@ -3753,7 +6432,156 @@
       </w:rPr>
     </w:lvl>
   </w:abstractNum>
-  <w:abstractNum w:abstractNumId="7" w15:restartNumberingAfterBreak="0">
+  <w:abstractNum w:abstractNumId="12" w15:restartNumberingAfterBreak="0">
+    <w:nsid w:val="5CEA4880"/>
+    <w:multiLevelType w:val="multilevel"/>
+    <w:tmpl w:val="56F2F674"/>
+    <w:lvl w:ilvl="0">
+      <w:start w:val="1"/>
+      <w:numFmt w:val="bullet"/>
+      <w:lvlText w:val=""/>
+      <w:lvlJc w:val="left"/>
+      <w:pPr>
+        <w:tabs>
+          <w:tab w:val="num" w:pos="720"/>
+        </w:tabs>
+        <w:ind w:left="720" w:hanging="360"/>
+      </w:pPr>
+      <w:rPr>
+        <w:rFonts w:ascii="Symbol" w:hAnsi="Symbol" w:hint="default"/>
+        <w:sz w:val="20"/>
+      </w:rPr>
+    </w:lvl>
+    <w:lvl w:ilvl="1" w:tentative="1">
+      <w:start w:val="1"/>
+      <w:numFmt w:val="bullet"/>
+      <w:lvlText w:val="o"/>
+      <w:lvlJc w:val="left"/>
+      <w:pPr>
+        <w:tabs>
+          <w:tab w:val="num" w:pos="1440"/>
+        </w:tabs>
+        <w:ind w:left="1440" w:hanging="360"/>
+      </w:pPr>
+      <w:rPr>
+        <w:rFonts w:ascii="Courier New" w:hAnsi="Courier New" w:hint="default"/>
+        <w:sz w:val="20"/>
+      </w:rPr>
+    </w:lvl>
+    <w:lvl w:ilvl="2" w:tentative="1">
+      <w:start w:val="1"/>
+      <w:numFmt w:val="bullet"/>
+      <w:lvlText w:val=""/>
+      <w:lvlJc w:val="left"/>
+      <w:pPr>
+        <w:tabs>
+          <w:tab w:val="num" w:pos="2160"/>
+        </w:tabs>
+        <w:ind w:left="2160" w:hanging="360"/>
+      </w:pPr>
+      <w:rPr>
+        <w:rFonts w:ascii="Wingdings" w:hAnsi="Wingdings" w:hint="default"/>
+        <w:sz w:val="20"/>
+      </w:rPr>
+    </w:lvl>
+    <w:lvl w:ilvl="3" w:tentative="1">
+      <w:start w:val="1"/>
+      <w:numFmt w:val="bullet"/>
+      <w:lvlText w:val=""/>
+      <w:lvlJc w:val="left"/>
+      <w:pPr>
+        <w:tabs>
+          <w:tab w:val="num" w:pos="2880"/>
+        </w:tabs>
+        <w:ind w:left="2880" w:hanging="360"/>
+      </w:pPr>
+      <w:rPr>
+        <w:rFonts w:ascii="Wingdings" w:hAnsi="Wingdings" w:hint="default"/>
+        <w:sz w:val="20"/>
+      </w:rPr>
+    </w:lvl>
+    <w:lvl w:ilvl="4" w:tentative="1">
+      <w:start w:val="1"/>
+      <w:numFmt w:val="bullet"/>
+      <w:lvlText w:val=""/>
+      <w:lvlJc w:val="left"/>
+      <w:pPr>
+        <w:tabs>
+          <w:tab w:val="num" w:pos="3600"/>
+        </w:tabs>
+        <w:ind w:left="3600" w:hanging="360"/>
+      </w:pPr>
+      <w:rPr>
+        <w:rFonts w:ascii="Wingdings" w:hAnsi="Wingdings" w:hint="default"/>
+        <w:sz w:val="20"/>
+      </w:rPr>
+    </w:lvl>
+    <w:lvl w:ilvl="5" w:tentative="1">
+      <w:start w:val="1"/>
+      <w:numFmt w:val="bullet"/>
+      <w:lvlText w:val=""/>
+      <w:lvlJc w:val="left"/>
+      <w:pPr>
+        <w:tabs>
+          <w:tab w:val="num" w:pos="4320"/>
+        </w:tabs>
+        <w:ind w:left="4320" w:hanging="360"/>
+      </w:pPr>
+      <w:rPr>
+        <w:rFonts w:ascii="Wingdings" w:hAnsi="Wingdings" w:hint="default"/>
+        <w:sz w:val="20"/>
+      </w:rPr>
+    </w:lvl>
+    <w:lvl w:ilvl="6" w:tentative="1">
+      <w:start w:val="1"/>
+      <w:numFmt w:val="bullet"/>
+      <w:lvlText w:val=""/>
+      <w:lvlJc w:val="left"/>
+      <w:pPr>
+        <w:tabs>
+          <w:tab w:val="num" w:pos="5040"/>
+        </w:tabs>
+        <w:ind w:left="5040" w:hanging="360"/>
+      </w:pPr>
+      <w:rPr>
+        <w:rFonts w:ascii="Wingdings" w:hAnsi="Wingdings" w:hint="default"/>
+        <w:sz w:val="20"/>
+      </w:rPr>
+    </w:lvl>
+    <w:lvl w:ilvl="7" w:tentative="1">
+      <w:start w:val="1"/>
+      <w:numFmt w:val="bullet"/>
+      <w:lvlText w:val=""/>
+      <w:lvlJc w:val="left"/>
+      <w:pPr>
+        <w:tabs>
+          <w:tab w:val="num" w:pos="5760"/>
+        </w:tabs>
+        <w:ind w:left="5760" w:hanging="360"/>
+      </w:pPr>
+      <w:rPr>
+        <w:rFonts w:ascii="Wingdings" w:hAnsi="Wingdings" w:hint="default"/>
+        <w:sz w:val="20"/>
+      </w:rPr>
+    </w:lvl>
+    <w:lvl w:ilvl="8" w:tentative="1">
+      <w:start w:val="1"/>
+      <w:numFmt w:val="bullet"/>
+      <w:lvlText w:val=""/>
+      <w:lvlJc w:val="left"/>
+      <w:pPr>
+        <w:tabs>
+          <w:tab w:val="num" w:pos="6480"/>
+        </w:tabs>
+        <w:ind w:left="6480" w:hanging="360"/>
+      </w:pPr>
+      <w:rPr>
+        <w:rFonts w:ascii="Wingdings" w:hAnsi="Wingdings" w:hint="default"/>
+        <w:sz w:val="20"/>
+      </w:rPr>
+    </w:lvl>
+  </w:abstractNum>
+  <w:abstractNum w:abstractNumId="13" w15:restartNumberingAfterBreak="0">
     <w:nsid w:val="65007555"/>
     <w:multiLevelType w:val="multilevel"/>
     <w:tmpl w:val="3E6AEBE4"/>
@@ -3902,7 +6730,156 @@
       </w:rPr>
     </w:lvl>
   </w:abstractNum>
-  <w:abstractNum w:abstractNumId="8" w15:restartNumberingAfterBreak="0">
+  <w:abstractNum w:abstractNumId="14" w15:restartNumberingAfterBreak="0">
+    <w:nsid w:val="686361DB"/>
+    <w:multiLevelType w:val="multilevel"/>
+    <w:tmpl w:val="A8C05314"/>
+    <w:lvl w:ilvl="0">
+      <w:start w:val="1"/>
+      <w:numFmt w:val="bullet"/>
+      <w:lvlText w:val=""/>
+      <w:lvlJc w:val="left"/>
+      <w:pPr>
+        <w:tabs>
+          <w:tab w:val="num" w:pos="720"/>
+        </w:tabs>
+        <w:ind w:left="720" w:hanging="360"/>
+      </w:pPr>
+      <w:rPr>
+        <w:rFonts w:ascii="Symbol" w:hAnsi="Symbol" w:hint="default"/>
+        <w:sz w:val="20"/>
+      </w:rPr>
+    </w:lvl>
+    <w:lvl w:ilvl="1" w:tentative="1">
+      <w:start w:val="1"/>
+      <w:numFmt w:val="bullet"/>
+      <w:lvlText w:val="o"/>
+      <w:lvlJc w:val="left"/>
+      <w:pPr>
+        <w:tabs>
+          <w:tab w:val="num" w:pos="1440"/>
+        </w:tabs>
+        <w:ind w:left="1440" w:hanging="360"/>
+      </w:pPr>
+      <w:rPr>
+        <w:rFonts w:ascii="Courier New" w:hAnsi="Courier New" w:hint="default"/>
+        <w:sz w:val="20"/>
+      </w:rPr>
+    </w:lvl>
+    <w:lvl w:ilvl="2" w:tentative="1">
+      <w:start w:val="1"/>
+      <w:numFmt w:val="bullet"/>
+      <w:lvlText w:val=""/>
+      <w:lvlJc w:val="left"/>
+      <w:pPr>
+        <w:tabs>
+          <w:tab w:val="num" w:pos="2160"/>
+        </w:tabs>
+        <w:ind w:left="2160" w:hanging="360"/>
+      </w:pPr>
+      <w:rPr>
+        <w:rFonts w:ascii="Wingdings" w:hAnsi="Wingdings" w:hint="default"/>
+        <w:sz w:val="20"/>
+      </w:rPr>
+    </w:lvl>
+    <w:lvl w:ilvl="3" w:tentative="1">
+      <w:start w:val="1"/>
+      <w:numFmt w:val="bullet"/>
+      <w:lvlText w:val=""/>
+      <w:lvlJc w:val="left"/>
+      <w:pPr>
+        <w:tabs>
+          <w:tab w:val="num" w:pos="2880"/>
+        </w:tabs>
+        <w:ind w:left="2880" w:hanging="360"/>
+      </w:pPr>
+      <w:rPr>
+        <w:rFonts w:ascii="Wingdings" w:hAnsi="Wingdings" w:hint="default"/>
+        <w:sz w:val="20"/>
+      </w:rPr>
+    </w:lvl>
+    <w:lvl w:ilvl="4" w:tentative="1">
+      <w:start w:val="1"/>
+      <w:numFmt w:val="bullet"/>
+      <w:lvlText w:val=""/>
+      <w:lvlJc w:val="left"/>
+      <w:pPr>
+        <w:tabs>
+          <w:tab w:val="num" w:pos="3600"/>
+        </w:tabs>
+        <w:ind w:left="3600" w:hanging="360"/>
+      </w:pPr>
+      <w:rPr>
+        <w:rFonts w:ascii="Wingdings" w:hAnsi="Wingdings" w:hint="default"/>
+        <w:sz w:val="20"/>
+      </w:rPr>
+    </w:lvl>
+    <w:lvl w:ilvl="5" w:tentative="1">
+      <w:start w:val="1"/>
+      <w:numFmt w:val="bullet"/>
+      <w:lvlText w:val=""/>
+      <w:lvlJc w:val="left"/>
+      <w:pPr>
+        <w:tabs>
+          <w:tab w:val="num" w:pos="4320"/>
+        </w:tabs>
+        <w:ind w:left="4320" w:hanging="360"/>
+      </w:pPr>
+      <w:rPr>
+        <w:rFonts w:ascii="Wingdings" w:hAnsi="Wingdings" w:hint="default"/>
+        <w:sz w:val="20"/>
+      </w:rPr>
+    </w:lvl>
+    <w:lvl w:ilvl="6" w:tentative="1">
+      <w:start w:val="1"/>
+      <w:numFmt w:val="bullet"/>
+      <w:lvlText w:val=""/>
+      <w:lvlJc w:val="left"/>
+      <w:pPr>
+        <w:tabs>
+          <w:tab w:val="num" w:pos="5040"/>
+        </w:tabs>
+        <w:ind w:left="5040" w:hanging="360"/>
+      </w:pPr>
+      <w:rPr>
+        <w:rFonts w:ascii="Wingdings" w:hAnsi="Wingdings" w:hint="default"/>
+        <w:sz w:val="20"/>
+      </w:rPr>
+    </w:lvl>
+    <w:lvl w:ilvl="7" w:tentative="1">
+      <w:start w:val="1"/>
+      <w:numFmt w:val="bullet"/>
+      <w:lvlText w:val=""/>
+      <w:lvlJc w:val="left"/>
+      <w:pPr>
+        <w:tabs>
+          <w:tab w:val="num" w:pos="5760"/>
+        </w:tabs>
+        <w:ind w:left="5760" w:hanging="360"/>
+      </w:pPr>
+      <w:rPr>
+        <w:rFonts w:ascii="Wingdings" w:hAnsi="Wingdings" w:hint="default"/>
+        <w:sz w:val="20"/>
+      </w:rPr>
+    </w:lvl>
+    <w:lvl w:ilvl="8" w:tentative="1">
+      <w:start w:val="1"/>
+      <w:numFmt w:val="bullet"/>
+      <w:lvlText w:val=""/>
+      <w:lvlJc w:val="left"/>
+      <w:pPr>
+        <w:tabs>
+          <w:tab w:val="num" w:pos="6480"/>
+        </w:tabs>
+        <w:ind w:left="6480" w:hanging="360"/>
+      </w:pPr>
+      <w:rPr>
+        <w:rFonts w:ascii="Wingdings" w:hAnsi="Wingdings" w:hint="default"/>
+        <w:sz w:val="20"/>
+      </w:rPr>
+    </w:lvl>
+  </w:abstractNum>
+  <w:abstractNum w:abstractNumId="15" w15:restartNumberingAfterBreak="0">
     <w:nsid w:val="6AE40D2E"/>
     <w:multiLevelType w:val="multilevel"/>
     <w:tmpl w:val="B248E596"/>
@@ -4051,7 +7028,7 @@
       </w:rPr>
     </w:lvl>
   </w:abstractNum>
-  <w:abstractNum w:abstractNumId="9" w15:restartNumberingAfterBreak="0">
+  <w:abstractNum w:abstractNumId="16" w15:restartNumberingAfterBreak="0">
     <w:nsid w:val="70FA075D"/>
     <w:multiLevelType w:val="multilevel"/>
     <w:tmpl w:val="61487C8E"/>
@@ -4201,7 +7178,7 @@
     </w:lvl>
   </w:abstractNum>
   <w:num w:numId="1" w16cid:durableId="1314872052">
-    <w:abstractNumId w:val="6"/>
+    <w:abstractNumId w:val="11"/>
   </w:num>
   <w:num w:numId="2" w16cid:durableId="330062163">
     <w:abstractNumId w:val="2"/>
@@ -4210,10 +7187,10 @@
     <w:abstractNumId w:val="0"/>
   </w:num>
   <w:num w:numId="4" w16cid:durableId="991641810">
-    <w:abstractNumId w:val="4"/>
+    <w:abstractNumId w:val="6"/>
   </w:num>
   <w:num w:numId="5" w16cid:durableId="712190345">
-    <w:abstractNumId w:val="8"/>
+    <w:abstractNumId w:val="15"/>
   </w:num>
   <w:num w:numId="6" w16cid:durableId="1479612133">
     <w:abstractNumId w:val="3"/>
@@ -4222,13 +7199,34 @@
     <w:abstractNumId w:val="1"/>
   </w:num>
   <w:num w:numId="8" w16cid:durableId="2061710915">
-    <w:abstractNumId w:val="9"/>
+    <w:abstractNumId w:val="16"/>
   </w:num>
   <w:num w:numId="9" w16cid:durableId="423233313">
+    <w:abstractNumId w:val="13"/>
+  </w:num>
+  <w:num w:numId="10" w16cid:durableId="1453015044">
+    <w:abstractNumId w:val="8"/>
+  </w:num>
+  <w:num w:numId="11" w16cid:durableId="658003087">
+    <w:abstractNumId w:val="12"/>
+  </w:num>
+  <w:num w:numId="12" w16cid:durableId="636179742">
+    <w:abstractNumId w:val="5"/>
+  </w:num>
+  <w:num w:numId="13" w16cid:durableId="1042170855">
+    <w:abstractNumId w:val="4"/>
+  </w:num>
+  <w:num w:numId="14" w16cid:durableId="816193348">
+    <w:abstractNumId w:val="10"/>
+  </w:num>
+  <w:num w:numId="15" w16cid:durableId="1701860496">
     <w:abstractNumId w:val="7"/>
   </w:num>
-  <w:num w:numId="10" w16cid:durableId="1453015044">
-    <w:abstractNumId w:val="5"/>
+  <w:num w:numId="16" w16cid:durableId="1021858292">
+    <w:abstractNumId w:val="14"/>
+  </w:num>
+  <w:num w:numId="17" w16cid:durableId="2102024894">
+    <w:abstractNumId w:val="9"/>
   </w:num>
 </w:numbering>
 </file>
